--- a/portfolio_dokumentacio.docx
+++ b/portfolio_dokumentacio.docx
@@ -4,156 +4,406 @@
   <w:body>
     <w:p>
       <w:pPr>
-        <w:jc w:val="center"/>
-        <w:rPr>
-          <w:rFonts w:ascii="Times New Roman" w:hAnsi="Times New Roman" w:cs="Times New Roman"/>
-          <w:b/>
-          <w:sz w:val="36"/>
-          <w:szCs w:val="34"/>
-        </w:rPr>
-      </w:pPr>
-      <w:r>
-        <w:rPr>
-          <w:rFonts w:ascii="Times New Roman" w:hAnsi="Times New Roman" w:cs="Times New Roman"/>
-          <w:b/>
-          <w:sz w:val="36"/>
-          <w:szCs w:val="34"/>
-        </w:rPr>
-        <w:t>Terplán Zénó Kolping Technikum Gimnázium és Szakképző iskola</w:t>
-      </w:r>
-    </w:p>
-    <w:p>
-      <w:pPr>
-        <w:jc w:val="center"/>
-        <w:rPr>
-          <w:rFonts w:ascii="Times New Roman" w:hAnsi="Times New Roman" w:cs="Times New Roman"/>
-          <w:b/>
-          <w:sz w:val="32"/>
-        </w:rPr>
-      </w:pPr>
-      <w:r>
-        <w:rPr>
-          <w:rFonts w:ascii="Times New Roman" w:hAnsi="Times New Roman" w:cs="Times New Roman"/>
-          <w:b/>
-          <w:sz w:val="32"/>
-        </w:rPr>
-        <w:t>Informatika és távközlés ágazat</w:t>
-      </w:r>
-    </w:p>
-    <w:p>
-      <w:pPr>
-        <w:ind w:left="708" w:hanging="708"/>
+        <w:pStyle w:val="Alcm"/>
+        <w:jc w:val="center"/>
+        <w:rPr>
+          <w:rFonts w:ascii="Times New Roman" w:hAnsi="Times New Roman" w:cs="Times New Roman"/>
+          <w:sz w:val="24"/>
+          <w:szCs w:val="24"/>
+        </w:rPr>
+      </w:pPr>
+      <w:proofErr w:type="spellStart"/>
+      <w:r>
+        <w:rPr>
+          <w:rFonts w:ascii="Times New Roman" w:hAnsi="Times New Roman" w:cs="Times New Roman"/>
+          <w:sz w:val="24"/>
+          <w:szCs w:val="24"/>
+        </w:rPr>
+        <w:t>Terplán</w:t>
+      </w:r>
+      <w:proofErr w:type="spellEnd"/>
+      <w:r>
+        <w:rPr>
+          <w:rFonts w:ascii="Times New Roman" w:hAnsi="Times New Roman" w:cs="Times New Roman"/>
+          <w:sz w:val="24"/>
+          <w:szCs w:val="24"/>
+        </w:rPr>
+        <w:t xml:space="preserve"> Zénó </w:t>
+      </w:r>
+      <w:proofErr w:type="spellStart"/>
+      <w:r>
+        <w:rPr>
+          <w:rFonts w:ascii="Times New Roman" w:hAnsi="Times New Roman" w:cs="Times New Roman"/>
+          <w:sz w:val="24"/>
+          <w:szCs w:val="24"/>
+        </w:rPr>
+        <w:t>Kolping</w:t>
+      </w:r>
+      <w:proofErr w:type="spellEnd"/>
+      <w:r>
+        <w:rPr>
+          <w:rFonts w:ascii="Times New Roman" w:hAnsi="Times New Roman" w:cs="Times New Roman"/>
+          <w:sz w:val="24"/>
+          <w:szCs w:val="24"/>
+        </w:rPr>
+        <w:t xml:space="preserve"> Technikum</w:t>
+      </w:r>
+      <w:r>
+        <w:rPr>
+          <w:rFonts w:ascii="Times New Roman" w:hAnsi="Times New Roman" w:cs="Times New Roman"/>
+          <w:sz w:val="24"/>
+          <w:szCs w:val="24"/>
+        </w:rPr>
+        <w:t>,</w:t>
+      </w:r>
+      <w:r>
+        <w:rPr>
+          <w:rFonts w:ascii="Times New Roman" w:hAnsi="Times New Roman" w:cs="Times New Roman"/>
+          <w:sz w:val="24"/>
+          <w:szCs w:val="24"/>
+        </w:rPr>
+        <w:t xml:space="preserve"> Gimnázium és Szakképző iskola</w:t>
+      </w:r>
+    </w:p>
+    <w:p>
+      <w:pPr>
         <w:jc w:val="center"/>
         <w:rPr>
           <w:rFonts w:ascii="Times New Roman" w:hAnsi="Times New Roman" w:cs="Times New Roman"/>
           <w:b/>
           <w:sz w:val="28"/>
-        </w:rPr>
+          <w:szCs w:val="28"/>
+        </w:rPr>
+        <w:sectPr>
+          <w:pgSz w:w="11906" w:h="16838"/>
+          <w:pgMar w:top="1417" w:right="1417" w:bottom="1417" w:left="1417" w:header="708" w:footer="708" w:gutter="0"/>
+          <w:cols w:space="708"/>
+          <w:docGrid w:linePitch="360"/>
+        </w:sectPr>
       </w:pPr>
       <w:r>
         <w:rPr>
           <w:rFonts w:ascii="Times New Roman" w:hAnsi="Times New Roman" w:cs="Times New Roman"/>
           <w:b/>
           <w:sz w:val="28"/>
-        </w:rPr>
-        <w:t>Informatika rendszer és alkalmazás üzemeltető technikus</w:t>
-      </w:r>
-    </w:p>
-    <w:p>
-      <w:pPr>
-        <w:jc w:val="center"/>
-        <w:rPr>
-          <w:rFonts w:ascii="Times New Roman" w:hAnsi="Times New Roman" w:cs="Times New Roman"/>
-          <w:sz w:val="24"/>
-        </w:rPr>
-      </w:pPr>
-    </w:p>
-    <w:p>
-      <w:pPr>
-        <w:jc w:val="center"/>
-        <w:rPr>
-          <w:rFonts w:ascii="Times New Roman" w:hAnsi="Times New Roman" w:cs="Times New Roman"/>
-          <w:sz w:val="24"/>
-        </w:rPr>
-      </w:pPr>
-    </w:p>
-    <w:p>
-      <w:pPr>
-        <w:jc w:val="center"/>
-        <w:rPr>
-          <w:rFonts w:ascii="Times New Roman" w:hAnsi="Times New Roman" w:cs="Times New Roman"/>
-          <w:sz w:val="24"/>
-        </w:rPr>
-      </w:pPr>
-    </w:p>
-    <w:p>
-      <w:pPr>
-        <w:jc w:val="center"/>
-        <w:rPr>
-          <w:rFonts w:ascii="Times New Roman" w:hAnsi="Times New Roman" w:cs="Times New Roman"/>
-          <w:sz w:val="24"/>
-        </w:rPr>
-      </w:pPr>
-    </w:p>
-    <w:p>
-      <w:pPr>
-        <w:jc w:val="center"/>
+          <w:szCs w:val="28"/>
+        </w:rPr>
+        <w:t>INFORMATIKA ÉS TÁVKÖZÉS ÁGAZAT</w:t>
+      </w:r>
+    </w:p>
+    <w:p>
+      <w:pPr>
+        <w:jc w:val="center"/>
+        <w:rPr>
+          <w:rFonts w:ascii="Times New Roman" w:hAnsi="Times New Roman" w:cs="Times New Roman"/>
+          <w:sz w:val="24"/>
+        </w:rPr>
+        <w:sectPr>
+          <w:type w:val="continuous"/>
+          <w:pgSz w:w="11906" w:h="16838"/>
+          <w:pgMar w:top="1417" w:right="1417" w:bottom="1417" w:left="1417" w:header="708" w:footer="708" w:gutter="0"/>
+          <w:cols w:space="708"/>
+          <w:docGrid w:linePitch="360"/>
+        </w:sectPr>
+      </w:pPr>
+    </w:p>
+    <w:p>
+      <w:pPr>
+        <w:jc w:val="center"/>
+        <w:rPr>
+          <w:rFonts w:ascii="Times New Roman" w:hAnsi="Times New Roman" w:cs="Times New Roman"/>
+          <w:sz w:val="24"/>
+        </w:rPr>
+        <w:sectPr>
+          <w:type w:val="continuous"/>
+          <w:pgSz w:w="11906" w:h="16838"/>
+          <w:pgMar w:top="1417" w:right="1417" w:bottom="1417" w:left="1417" w:header="708" w:footer="708" w:gutter="0"/>
+          <w:cols w:space="708"/>
+          <w:docGrid w:linePitch="360"/>
+        </w:sectPr>
+      </w:pPr>
+    </w:p>
+    <w:p>
+      <w:pPr>
+        <w:jc w:val="center"/>
+        <w:rPr>
+          <w:rFonts w:ascii="Times New Roman" w:hAnsi="Times New Roman" w:cs="Times New Roman"/>
+          <w:sz w:val="24"/>
+        </w:rPr>
+        <w:sectPr>
+          <w:type w:val="continuous"/>
+          <w:pgSz w:w="11906" w:h="16838"/>
+          <w:pgMar w:top="1417" w:right="1417" w:bottom="1417" w:left="1417" w:header="708" w:footer="708" w:gutter="0"/>
+          <w:cols w:space="708"/>
+          <w:docGrid w:linePitch="360"/>
+        </w:sectPr>
+      </w:pPr>
+    </w:p>
+    <w:p>
+      <w:pPr>
+        <w:jc w:val="center"/>
+        <w:rPr>
+          <w:rFonts w:ascii="Times New Roman" w:hAnsi="Times New Roman" w:cs="Times New Roman"/>
+          <w:sz w:val="24"/>
+        </w:rPr>
+        <w:sectPr>
+          <w:type w:val="continuous"/>
+          <w:pgSz w:w="11906" w:h="16838"/>
+          <w:pgMar w:top="1417" w:right="1417" w:bottom="1417" w:left="1417" w:header="708" w:footer="708" w:gutter="0"/>
+          <w:cols w:space="708"/>
+          <w:docGrid w:linePitch="360"/>
+        </w:sectPr>
+      </w:pPr>
+    </w:p>
+    <w:p>
+      <w:pPr>
+        <w:jc w:val="center"/>
+        <w:rPr>
+          <w:rFonts w:ascii="Times New Roman" w:hAnsi="Times New Roman" w:cs="Times New Roman"/>
+          <w:sz w:val="24"/>
+        </w:rPr>
+      </w:pPr>
+    </w:p>
+    <w:p>
+      <w:pPr>
+        <w:pStyle w:val="Cm"/>
+        <w:jc w:val="center"/>
+        <w:sectPr>
+          <w:type w:val="continuous"/>
+          <w:pgSz w:w="11906" w:h="16838"/>
+          <w:pgMar w:top="1417" w:right="1417" w:bottom="1417" w:left="1417" w:header="708" w:footer="708" w:gutter="0"/>
+          <w:cols w:space="708"/>
+          <w:docGrid w:linePitch="360"/>
+        </w:sectPr>
+      </w:pPr>
+      <w:r>
+        <w:t>Egy t</w:t>
+      </w:r>
+      <w:r>
+        <w:t>öbb telephelyes hál</w:t>
+      </w:r>
+      <w:r>
+        <w:t>ózati infrastruktúra bemutatás</w:t>
+      </w:r>
+    </w:p>
+    <w:p>
+      <w:pPr>
+        <w:pStyle w:val="Cm"/>
+        <w:jc w:val="center"/>
+        <w:sectPr>
+          <w:type w:val="continuous"/>
+          <w:pgSz w:w="11906" w:h="16838"/>
+          <w:pgMar w:top="1417" w:right="1417" w:bottom="1417" w:left="1417" w:header="708" w:footer="708" w:gutter="0"/>
+          <w:cols w:space="708"/>
+          <w:docGrid w:linePitch="360"/>
+        </w:sectPr>
+      </w:pPr>
+    </w:p>
+    <w:p>
+      <w:pPr>
+        <w:pStyle w:val="Cm"/>
+        <w:jc w:val="center"/>
+        <w:sectPr>
+          <w:type w:val="continuous"/>
+          <w:pgSz w:w="11906" w:h="16838"/>
+          <w:pgMar w:top="1417" w:right="1417" w:bottom="1417" w:left="1417" w:header="708" w:footer="708" w:gutter="0"/>
+          <w:cols w:space="708"/>
+          <w:docGrid w:linePitch="360"/>
+        </w:sectPr>
+      </w:pPr>
+    </w:p>
+    <w:p>
+      <w:pPr>
+        <w:pStyle w:val="Cm"/>
+        <w:jc w:val="center"/>
+        <w:sectPr>
+          <w:type w:val="continuous"/>
+          <w:pgSz w:w="11906" w:h="16838"/>
+          <w:pgMar w:top="1417" w:right="1417" w:bottom="1417" w:left="1417" w:header="708" w:footer="708" w:gutter="0"/>
+          <w:cols w:space="708"/>
+          <w:docGrid w:linePitch="360"/>
+        </w:sectPr>
+      </w:pPr>
+    </w:p>
+    <w:p>
+      <w:pPr>
+        <w:pStyle w:val="Cm"/>
+        <w:jc w:val="center"/>
+        <w:sectPr>
+          <w:type w:val="continuous"/>
+          <w:pgSz w:w="11906" w:h="16838"/>
+          <w:pgMar w:top="1417" w:right="1417" w:bottom="1417" w:left="1417" w:header="708" w:footer="708" w:gutter="0"/>
+          <w:cols w:space="708"/>
+          <w:docGrid w:linePitch="360"/>
+        </w:sectPr>
+      </w:pPr>
+    </w:p>
+    <w:p>
+      <w:pPr>
         <w:rPr>
           <w:rFonts w:ascii="Times New Roman" w:hAnsi="Times New Roman" w:cs="Times New Roman"/>
           <w:sz w:val="28"/>
           <w:u w:val="single"/>
         </w:rPr>
       </w:pPr>
-      <w:r>
-        <w:rPr>
-          <w:rFonts w:ascii="Times New Roman" w:hAnsi="Times New Roman" w:cs="Times New Roman"/>
+    </w:p>
+    <w:p>
+      <w:pPr>
+        <w:ind w:left="708" w:hanging="708"/>
+        <w:jc w:val="center"/>
+        <w:rPr>
+          <w:rFonts w:ascii="Times New Roman" w:hAnsi="Times New Roman" w:cs="Times New Roman"/>
+          <w:b/>
           <w:sz w:val="28"/>
-          <w:u w:val="single"/>
-        </w:rPr>
-        <w:t>Több telephelyes hál</w:t>
-      </w:r>
-      <w:r>
-        <w:rPr>
-          <w:rFonts w:ascii="Times New Roman" w:hAnsi="Times New Roman" w:cs="Times New Roman"/>
+        </w:rPr>
+        <w:sectPr>
+          <w:type w:val="continuous"/>
+          <w:pgSz w:w="11906" w:h="16838"/>
+          <w:pgMar w:top="1417" w:right="1417" w:bottom="1417" w:left="1417" w:header="708" w:footer="708" w:gutter="0"/>
+          <w:cols w:space="708"/>
+          <w:docGrid w:linePitch="360"/>
+        </w:sectPr>
+      </w:pPr>
+      <w:r>
+        <w:rPr>
+          <w:rFonts w:ascii="Times New Roman" w:hAnsi="Times New Roman" w:cs="Times New Roman"/>
+          <w:b/>
           <w:sz w:val="28"/>
-          <w:u w:val="single"/>
-        </w:rPr>
-        <w:t>ózati infrastruktúra bemutatása</w:t>
-      </w:r>
-    </w:p>
-    <w:p>
-      <w:pPr>
-        <w:rPr>
-          <w:rFonts w:ascii="Times New Roman" w:hAnsi="Times New Roman" w:cs="Times New Roman"/>
-          <w:b/>
-          <w:sz w:val="24"/>
-        </w:rPr>
-      </w:pPr>
-    </w:p>
-    <w:p>
-      <w:pPr>
-        <w:rPr>
-          <w:rFonts w:ascii="Times New Roman" w:hAnsi="Times New Roman" w:cs="Times New Roman"/>
-          <w:b/>
-          <w:sz w:val="24"/>
-        </w:rPr>
-      </w:pPr>
+        </w:rPr>
+        <w:t>Informatika</w:t>
+      </w:r>
+      <w:r>
+        <w:rPr>
+          <w:rFonts w:ascii="Times New Roman" w:hAnsi="Times New Roman" w:cs="Times New Roman"/>
+          <w:b/>
+          <w:sz w:val="28"/>
+        </w:rPr>
+        <w:t>i</w:t>
+      </w:r>
+      <w:r>
+        <w:rPr>
+          <w:rFonts w:ascii="Times New Roman" w:hAnsi="Times New Roman" w:cs="Times New Roman"/>
+          <w:b/>
+          <w:sz w:val="28"/>
+        </w:rPr>
+        <w:t xml:space="preserve"> rendszer és alkalmazás üzemeltető technikus</w:t>
+      </w:r>
     </w:p>
     <w:p>
       <w:pPr>
         <w:ind w:left="708" w:hanging="708"/>
-        <w:rPr>
-          <w:rFonts w:ascii="Times New Roman" w:hAnsi="Times New Roman" w:cs="Times New Roman"/>
-          <w:b/>
-          <w:sz w:val="24"/>
-        </w:rPr>
-      </w:pPr>
-      <w:r>
-        <w:rPr>
-          <w:rFonts w:ascii="Times New Roman" w:hAnsi="Times New Roman" w:cs="Times New Roman"/>
-          <w:b/>
-          <w:sz w:val="24"/>
-          <w:u w:val="single"/>
+        <w:jc w:val="center"/>
+        <w:rPr>
+          <w:rFonts w:ascii="Times New Roman" w:hAnsi="Times New Roman" w:cs="Times New Roman"/>
+          <w:b/>
+          <w:sz w:val="28"/>
+        </w:rPr>
+        <w:sectPr>
+          <w:type w:val="continuous"/>
+          <w:pgSz w:w="11906" w:h="16838"/>
+          <w:pgMar w:top="1417" w:right="1417" w:bottom="1417" w:left="1417" w:header="708" w:footer="708" w:gutter="0"/>
+          <w:cols w:space="708"/>
+          <w:docGrid w:linePitch="360"/>
+        </w:sectPr>
+      </w:pPr>
+    </w:p>
+    <w:p>
+      <w:pPr>
+        <w:ind w:left="708" w:hanging="708"/>
+        <w:jc w:val="center"/>
+        <w:rPr>
+          <w:rFonts w:ascii="Times New Roman" w:hAnsi="Times New Roman" w:cs="Times New Roman"/>
+          <w:b/>
+          <w:sz w:val="28"/>
+        </w:rPr>
+        <w:sectPr>
+          <w:type w:val="continuous"/>
+          <w:pgSz w:w="11906" w:h="16838"/>
+          <w:pgMar w:top="1417" w:right="1417" w:bottom="1417" w:left="1417" w:header="708" w:footer="708" w:gutter="0"/>
+          <w:cols w:space="708"/>
+          <w:docGrid w:linePitch="360"/>
+        </w:sectPr>
+      </w:pPr>
+    </w:p>
+    <w:p>
+      <w:pPr>
+        <w:ind w:left="708" w:hanging="708"/>
+        <w:jc w:val="center"/>
+        <w:rPr>
+          <w:rFonts w:ascii="Times New Roman" w:hAnsi="Times New Roman" w:cs="Times New Roman"/>
+          <w:b/>
+          <w:sz w:val="28"/>
+        </w:rPr>
+        <w:sectPr>
+          <w:type w:val="continuous"/>
+          <w:pgSz w:w="11906" w:h="16838"/>
+          <w:pgMar w:top="1417" w:right="1417" w:bottom="1417" w:left="1417" w:header="708" w:footer="708" w:gutter="0"/>
+          <w:cols w:space="708"/>
+          <w:docGrid w:linePitch="360"/>
+        </w:sectPr>
+      </w:pPr>
+    </w:p>
+    <w:p>
+      <w:pPr>
+        <w:ind w:left="708" w:hanging="708"/>
+        <w:jc w:val="center"/>
+        <w:rPr>
+          <w:rFonts w:ascii="Times New Roman" w:hAnsi="Times New Roman" w:cs="Times New Roman"/>
+          <w:b/>
+          <w:sz w:val="28"/>
+        </w:rPr>
+        <w:sectPr>
+          <w:type w:val="continuous"/>
+          <w:pgSz w:w="11906" w:h="16838"/>
+          <w:pgMar w:top="1417" w:right="1417" w:bottom="1417" w:left="1417" w:header="708" w:footer="708" w:gutter="0"/>
+          <w:cols w:space="708"/>
+          <w:docGrid w:linePitch="360"/>
+        </w:sectPr>
+      </w:pPr>
+    </w:p>
+    <w:p>
+      <w:pPr>
+        <w:ind w:left="708" w:hanging="708"/>
+        <w:jc w:val="center"/>
+        <w:rPr>
+          <w:rFonts w:ascii="Times New Roman" w:hAnsi="Times New Roman" w:cs="Times New Roman"/>
+          <w:b/>
+          <w:sz w:val="28"/>
+        </w:rPr>
+        <w:sectPr>
+          <w:type w:val="continuous"/>
+          <w:pgSz w:w="11906" w:h="16838"/>
+          <w:pgMar w:top="1417" w:right="1417" w:bottom="1417" w:left="1417" w:header="708" w:footer="708" w:gutter="0"/>
+          <w:cols w:space="708"/>
+          <w:docGrid w:linePitch="360"/>
+        </w:sectPr>
+      </w:pPr>
+    </w:p>
+    <w:p>
+      <w:pPr>
+        <w:ind w:left="708" w:hanging="708"/>
+        <w:jc w:val="center"/>
+        <w:rPr>
+          <w:rFonts w:ascii="Times New Roman" w:hAnsi="Times New Roman" w:cs="Times New Roman"/>
+          <w:b/>
+          <w:sz w:val="28"/>
+        </w:rPr>
+      </w:pPr>
+    </w:p>
+    <w:p>
+      <w:pPr>
+        <w:ind w:left="708" w:hanging="708"/>
+        <w:rPr>
+          <w:rFonts w:ascii="Times New Roman" w:hAnsi="Times New Roman" w:cs="Times New Roman"/>
+          <w:b/>
+          <w:sz w:val="24"/>
+        </w:rPr>
+      </w:pPr>
+      <w:r>
+        <w:rPr>
+          <w:rFonts w:ascii="Times New Roman" w:hAnsi="Times New Roman" w:cs="Times New Roman"/>
+          <w:b/>
+          <w:sz w:val="24"/>
         </w:rPr>
         <w:t>Konzulens:</w:t>
       </w:r>
@@ -234,7 +484,6 @@
           <w:rFonts w:ascii="Times New Roman" w:hAnsi="Times New Roman" w:cs="Times New Roman"/>
           <w:b/>
           <w:sz w:val="24"/>
-          <w:u w:val="single"/>
         </w:rPr>
         <w:t>Készítette:</w:t>
       </w:r>
@@ -326,68 +575,63 @@
           <w:sz w:val="24"/>
         </w:rPr>
       </w:pPr>
-      <w:r>
-        <w:rPr>
-          <w:rFonts w:ascii="Times New Roman" w:hAnsi="Times New Roman" w:cs="Times New Roman"/>
-          <w:sz w:val="24"/>
-        </w:rPr>
-        <w:t>Montvai László Zsolt</w:t>
-      </w:r>
-      <w:r>
-        <w:rPr>
-          <w:rFonts w:ascii="Times New Roman" w:hAnsi="Times New Roman" w:cs="Times New Roman"/>
-          <w:sz w:val="24"/>
-        </w:rPr>
-        <w:tab/>
-      </w:r>
-      <w:r>
-        <w:rPr>
-          <w:rFonts w:ascii="Times New Roman" w:hAnsi="Times New Roman" w:cs="Times New Roman"/>
-          <w:sz w:val="24"/>
-        </w:rPr>
-        <w:tab/>
-      </w:r>
-      <w:r>
-        <w:rPr>
-          <w:rFonts w:ascii="Times New Roman" w:hAnsi="Times New Roman" w:cs="Times New Roman"/>
-          <w:sz w:val="24"/>
-        </w:rPr>
-        <w:tab/>
-      </w:r>
-      <w:r>
-        <w:rPr>
-          <w:rFonts w:ascii="Times New Roman" w:hAnsi="Times New Roman" w:cs="Times New Roman"/>
-          <w:sz w:val="24"/>
-        </w:rPr>
-        <w:tab/>
-      </w:r>
-      <w:r>
-        <w:rPr>
-          <w:rFonts w:ascii="Times New Roman" w:hAnsi="Times New Roman" w:cs="Times New Roman"/>
-          <w:sz w:val="24"/>
-        </w:rPr>
-        <w:tab/>
-      </w:r>
-      <w:r>
-        <w:rPr>
-          <w:rFonts w:ascii="Times New Roman" w:hAnsi="Times New Roman" w:cs="Times New Roman"/>
-          <w:sz w:val="24"/>
-        </w:rPr>
-        <w:tab/>
-      </w:r>
-      <w:r>
-        <w:rPr>
-          <w:rFonts w:ascii="Times New Roman" w:hAnsi="Times New Roman" w:cs="Times New Roman"/>
-          <w:sz w:val="24"/>
-        </w:rPr>
-        <w:tab/>
-      </w:r>
-      <w:r>
-        <w:rPr>
-          <w:rFonts w:ascii="Times New Roman" w:hAnsi="Times New Roman" w:cs="Times New Roman"/>
-          <w:sz w:val="24"/>
-        </w:rPr>
-        <w:t xml:space="preserve">     </w:t>
+      <w:proofErr w:type="spellStart"/>
+      <w:r>
+        <w:rPr>
+          <w:rFonts w:ascii="Times New Roman" w:hAnsi="Times New Roman" w:cs="Times New Roman"/>
+          <w:sz w:val="24"/>
+        </w:rPr>
+        <w:t>Montvai</w:t>
+      </w:r>
+      <w:proofErr w:type="spellEnd"/>
+      <w:r>
+        <w:rPr>
+          <w:rFonts w:ascii="Times New Roman" w:hAnsi="Times New Roman" w:cs="Times New Roman"/>
+          <w:sz w:val="24"/>
+        </w:rPr>
+        <w:t xml:space="preserve"> László Zsolt</w:t>
+      </w:r>
+      <w:r>
+        <w:rPr>
+          <w:rFonts w:ascii="Times New Roman" w:hAnsi="Times New Roman" w:cs="Times New Roman"/>
+          <w:sz w:val="24"/>
+        </w:rPr>
+        <w:tab/>
+      </w:r>
+      <w:r>
+        <w:rPr>
+          <w:rFonts w:ascii="Times New Roman" w:hAnsi="Times New Roman" w:cs="Times New Roman"/>
+          <w:sz w:val="24"/>
+        </w:rPr>
+        <w:tab/>
+      </w:r>
+      <w:r>
+        <w:rPr>
+          <w:rFonts w:ascii="Times New Roman" w:hAnsi="Times New Roman" w:cs="Times New Roman"/>
+          <w:sz w:val="24"/>
+        </w:rPr>
+        <w:tab/>
+      </w:r>
+      <w:r>
+        <w:rPr>
+          <w:rFonts w:ascii="Times New Roman" w:hAnsi="Times New Roman" w:cs="Times New Roman"/>
+          <w:sz w:val="24"/>
+        </w:rPr>
+        <w:tab/>
+      </w:r>
+      <w:r>
+        <w:rPr>
+          <w:rFonts w:ascii="Times New Roman" w:hAnsi="Times New Roman" w:cs="Times New Roman"/>
+          <w:sz w:val="24"/>
+        </w:rPr>
+        <w:tab/>
+      </w:r>
+      <w:r>
+        <w:rPr>
+          <w:rFonts w:ascii="Times New Roman" w:hAnsi="Times New Roman" w:cs="Times New Roman"/>
+          <w:sz w:val="24"/>
+        </w:rPr>
+        <w:tab/>
       </w:r>
       <w:r>
         <w:rPr>
@@ -396,6 +640,13 @@
         </w:rPr>
         <w:t>Pálinkás-Szabó Máté</w:t>
       </w:r>
+      <w:r>
+        <w:rPr>
+          <w:rFonts w:ascii="Times New Roman" w:hAnsi="Times New Roman" w:cs="Times New Roman"/>
+          <w:sz w:val="24"/>
+        </w:rPr>
+        <w:t xml:space="preserve"> Botond</w:t>
+      </w:r>
     </w:p>
     <w:p>
       <w:pPr>
@@ -414,18 +665,27 @@
           <w:sz w:val="24"/>
         </w:rPr>
       </w:pPr>
+    </w:p>
+    <w:p>
+      <w:pPr>
+        <w:jc w:val="center"/>
+        <w:rPr>
+          <w:rFonts w:ascii="Times New Roman" w:hAnsi="Times New Roman" w:cs="Times New Roman"/>
+          <w:sz w:val="24"/>
+        </w:rPr>
+      </w:pPr>
+      <w:r>
+        <w:rPr>
+          <w:rFonts w:ascii="Times New Roman" w:hAnsi="Times New Roman" w:cs="Times New Roman"/>
+          <w:sz w:val="24"/>
+        </w:rPr>
+        <w:t>Jászberény, 2027</w:t>
+      </w:r>
       <w:bookmarkStart w:id="0" w:name="_GoBack"/>
       <w:bookmarkEnd w:id="0"/>
     </w:p>
-    <w:p>
-      <w:pPr>
-        <w:rPr>
-          <w:rFonts w:ascii="Times New Roman" w:hAnsi="Times New Roman" w:cs="Times New Roman"/>
-          <w:sz w:val="24"/>
-        </w:rPr>
-      </w:pPr>
-    </w:p>
     <w:sectPr>
+      <w:type w:val="continuous"/>
       <w:pgSz w:w="11906" w:h="16838"/>
       <w:pgMar w:top="1417" w:right="1417" w:bottom="1417" w:left="1417" w:header="708" w:footer="708" w:gutter="0"/>
       <w:cols w:space="708"/>
@@ -856,6 +1116,71 @@
     <w:semiHidden/>
     <w:unhideWhenUsed/>
   </w:style>
+  <w:style w:type="paragraph" w:styleId="Cm">
+    <w:name w:val="Title"/>
+    <w:basedOn w:val="Norml"/>
+    <w:next w:val="Norml"/>
+    <w:link w:val="CmChar"/>
+    <w:uiPriority w:val="10"/>
+    <w:qFormat/>
+    <w:rsid w:val="00C734DA"/>
+    <w:pPr>
+      <w:spacing w:after="0" w:line="240" w:lineRule="auto"/>
+      <w:contextualSpacing/>
+    </w:pPr>
+    <w:rPr>
+      <w:rFonts w:asciiTheme="majorHAnsi" w:eastAsiaTheme="majorEastAsia" w:hAnsiTheme="majorHAnsi" w:cstheme="majorBidi"/>
+      <w:spacing w:val="-10"/>
+      <w:kern w:val="28"/>
+      <w:sz w:val="56"/>
+      <w:szCs w:val="56"/>
+    </w:rPr>
+  </w:style>
+  <w:style w:type="character" w:customStyle="1" w:styleId="CmChar">
+    <w:name w:val="Cím Char"/>
+    <w:basedOn w:val="Bekezdsalapbettpusa"/>
+    <w:link w:val="Cm"/>
+    <w:uiPriority w:val="10"/>
+    <w:rsid w:val="00C734DA"/>
+    <w:rPr>
+      <w:rFonts w:asciiTheme="majorHAnsi" w:eastAsiaTheme="majorEastAsia" w:hAnsiTheme="majorHAnsi" w:cstheme="majorBidi"/>
+      <w:spacing w:val="-10"/>
+      <w:kern w:val="28"/>
+      <w:sz w:val="56"/>
+      <w:szCs w:val="56"/>
+    </w:rPr>
+  </w:style>
+  <w:style w:type="paragraph" w:styleId="Alcm">
+    <w:name w:val="Subtitle"/>
+    <w:basedOn w:val="Norml"/>
+    <w:next w:val="Norml"/>
+    <w:link w:val="AlcmChar"/>
+    <w:uiPriority w:val="11"/>
+    <w:qFormat/>
+    <w:rsid w:val="00C734DA"/>
+    <w:pPr>
+      <w:numPr>
+        <w:ilvl w:val="1"/>
+      </w:numPr>
+    </w:pPr>
+    <w:rPr>
+      <w:rFonts w:eastAsiaTheme="minorEastAsia"/>
+      <w:color w:val="5A5A5A" w:themeColor="text1" w:themeTint="A5"/>
+      <w:spacing w:val="15"/>
+    </w:rPr>
+  </w:style>
+  <w:style w:type="character" w:customStyle="1" w:styleId="AlcmChar">
+    <w:name w:val="Alcím Char"/>
+    <w:basedOn w:val="Bekezdsalapbettpusa"/>
+    <w:link w:val="Alcm"/>
+    <w:uiPriority w:val="11"/>
+    <w:rsid w:val="00C734DA"/>
+    <w:rPr>
+      <w:rFonts w:eastAsiaTheme="minorEastAsia"/>
+      <w:color w:val="5A5A5A" w:themeColor="text1" w:themeTint="A5"/>
+      <w:spacing w:val="15"/>
+    </w:rPr>
+  </w:style>
 </w:styles>
 </file>
 
@@ -1217,7 +1542,7 @@
 </file>
 
 <file path=customXml/itemProps1.xml><?xml version="1.0" encoding="utf-8"?>
-<ds:datastoreItem xmlns:ds="http://schemas.openxmlformats.org/officeDocument/2006/customXml" ds:itemID="{CD3E745A-B3C4-493A-A1C0-41E14C375200}">
+<ds:datastoreItem xmlns:ds="http://schemas.openxmlformats.org/officeDocument/2006/customXml" ds:itemID="{CABB30D8-00D5-44FD-B0F7-3257ECA966C9}">
   <ds:schemaRefs>
     <ds:schemaRef ds:uri="http://schemas.openxmlformats.org/officeDocument/2006/bibliography"/>
   </ds:schemaRefs>

--- a/portfolio_dokumentacio.docx
+++ b/portfolio_dokumentacio.docx
@@ -4,7 +4,6 @@
   <w:body>
     <w:p>
       <w:pPr>
-        <w:pStyle w:val="Alcm"/>
         <w:jc w:val="center"/>
         <w:rPr>
           <w:rFonts w:ascii="Times New Roman" w:hAnsi="Times New Roman" w:cs="Times New Roman"/>
@@ -88,7 +87,25 @@
           <w:sz w:val="28"/>
           <w:szCs w:val="28"/>
         </w:rPr>
-        <w:t>INFORMATIKA ÉS TÁVKÖZÉS ÁGAZAT</w:t>
+        <w:t>INFORMATIKA ÉS TÁVKÖZ</w:t>
+      </w:r>
+      <w:r>
+        <w:rPr>
+          <w:rFonts w:ascii="Times New Roman" w:hAnsi="Times New Roman" w:cs="Times New Roman"/>
+          <w:b/>
+          <w:sz w:val="28"/>
+          <w:szCs w:val="28"/>
+        </w:rPr>
+        <w:t>L</w:t>
+      </w:r>
+      <w:r>
+        <w:rPr>
+          <w:rFonts w:ascii="Times New Roman" w:hAnsi="Times New Roman" w:cs="Times New Roman"/>
+          <w:b/>
+          <w:sz w:val="28"/>
+          <w:szCs w:val="28"/>
+        </w:rPr>
+        <w:t>ÉS ÁGAZAT</w:t>
       </w:r>
     </w:p>
     <w:p>
@@ -163,6 +180,85 @@
           <w:sz w:val="24"/>
         </w:rPr>
       </w:pPr>
+    </w:p>
+    <w:p>
+      <w:pPr>
+        <w:pStyle w:val="Cm"/>
+        <w:jc w:val="center"/>
+        <w:rPr>
+          <w:rFonts w:ascii="Times New Roman" w:hAnsi="Times New Roman" w:cs="Times New Roman"/>
+          <w:sz w:val="32"/>
+          <w:szCs w:val="32"/>
+        </w:rPr>
+        <w:sectPr>
+          <w:type w:val="continuous"/>
+          <w:pgSz w:w="11906" w:h="16838"/>
+          <w:pgMar w:top="1417" w:right="1417" w:bottom="1417" w:left="1417" w:header="708" w:footer="708" w:gutter="0"/>
+          <w:cols w:space="708"/>
+          <w:docGrid w:linePitch="360"/>
+        </w:sectPr>
+      </w:pPr>
+      <w:r>
+        <w:rPr>
+          <w:rFonts w:ascii="Times New Roman" w:hAnsi="Times New Roman" w:cs="Times New Roman"/>
+          <w:sz w:val="32"/>
+          <w:szCs w:val="32"/>
+        </w:rPr>
+        <w:t>Egy t</w:t>
+      </w:r>
+      <w:r>
+        <w:rPr>
+          <w:rFonts w:ascii="Times New Roman" w:hAnsi="Times New Roman" w:cs="Times New Roman"/>
+          <w:sz w:val="32"/>
+          <w:szCs w:val="32"/>
+        </w:rPr>
+        <w:t>öbb telephelyes hál</w:t>
+      </w:r>
+      <w:r>
+        <w:rPr>
+          <w:rFonts w:ascii="Times New Roman" w:hAnsi="Times New Roman" w:cs="Times New Roman"/>
+          <w:sz w:val="32"/>
+          <w:szCs w:val="32"/>
+        </w:rPr>
+        <w:t xml:space="preserve">ózati </w:t>
+      </w:r>
+    </w:p>
+    <w:p>
+      <w:pPr>
+        <w:pStyle w:val="Cm"/>
+        <w:jc w:val="center"/>
+        <w:rPr>
+          <w:rFonts w:ascii="Times New Roman" w:hAnsi="Times New Roman" w:cs="Times New Roman"/>
+          <w:sz w:val="32"/>
+          <w:szCs w:val="32"/>
+        </w:rPr>
+        <w:sectPr>
+          <w:type w:val="continuous"/>
+          <w:pgSz w:w="11906" w:h="16838"/>
+          <w:pgMar w:top="1417" w:right="1417" w:bottom="1417" w:left="1417" w:header="708" w:footer="708" w:gutter="0"/>
+          <w:cols w:space="708"/>
+          <w:docGrid w:linePitch="360"/>
+        </w:sectPr>
+      </w:pPr>
+      <w:proofErr w:type="gramStart"/>
+      <w:r>
+        <w:rPr>
+          <w:rFonts w:ascii="Times New Roman" w:hAnsi="Times New Roman" w:cs="Times New Roman"/>
+          <w:sz w:val="32"/>
+          <w:szCs w:val="32"/>
+        </w:rPr>
+        <w:lastRenderedPageBreak/>
+        <w:t>infrastruktúra</w:t>
+      </w:r>
+      <w:proofErr w:type="gramEnd"/>
+      <w:r>
+        <w:rPr>
+          <w:rFonts w:ascii="Times New Roman" w:hAnsi="Times New Roman" w:cs="Times New Roman"/>
+          <w:sz w:val="32"/>
+          <w:szCs w:val="32"/>
+        </w:rPr>
+        <w:t xml:space="preserve"> bemutatás</w:t>
+      </w:r>
     </w:p>
     <w:p>
       <w:pPr>
@@ -176,15 +272,6 @@
           <w:docGrid w:linePitch="360"/>
         </w:sectPr>
       </w:pPr>
-      <w:r>
-        <w:t>Egy t</w:t>
-      </w:r>
-      <w:r>
-        <w:t>öbb telephelyes hál</w:t>
-      </w:r>
-      <w:r>
-        <w:t>ózati infrastruktúra bemutatás</w:t>
-      </w:r>
     </w:p>
     <w:p>
       <w:pPr>
@@ -227,8 +314,22 @@
     </w:p>
     <w:p>
       <w:pPr>
-        <w:pStyle w:val="Cm"/>
+        <w:rPr>
+          <w:rFonts w:ascii="Times New Roman" w:hAnsi="Times New Roman" w:cs="Times New Roman"/>
+          <w:sz w:val="28"/>
+          <w:u w:val="single"/>
+        </w:rPr>
+      </w:pPr>
+    </w:p>
+    <w:p>
+      <w:pPr>
+        <w:ind w:left="708" w:hanging="708"/>
         <w:jc w:val="center"/>
+        <w:rPr>
+          <w:rFonts w:ascii="Times New Roman" w:hAnsi="Times New Roman" w:cs="Times New Roman"/>
+          <w:b/>
+          <w:sz w:val="28"/>
+        </w:rPr>
         <w:sectPr>
           <w:type w:val="continuous"/>
           <w:pgSz w:w="11906" w:h="16838"/>
@@ -237,15 +338,30 @@
           <w:docGrid w:linePitch="360"/>
         </w:sectPr>
       </w:pPr>
-    </w:p>
-    <w:p>
-      <w:pPr>
-        <w:rPr>
-          <w:rFonts w:ascii="Times New Roman" w:hAnsi="Times New Roman" w:cs="Times New Roman"/>
+      <w:r>
+        <w:rPr>
+          <w:rFonts w:ascii="Times New Roman" w:hAnsi="Times New Roman" w:cs="Times New Roman"/>
+          <w:b/>
           <w:sz w:val="28"/>
-          <w:u w:val="single"/>
-        </w:rPr>
-      </w:pPr>
+        </w:rPr>
+        <w:t>Informatika</w:t>
+      </w:r>
+      <w:r>
+        <w:rPr>
+          <w:rFonts w:ascii="Times New Roman" w:hAnsi="Times New Roman" w:cs="Times New Roman"/>
+          <w:b/>
+          <w:sz w:val="28"/>
+        </w:rPr>
+        <w:t>i</w:t>
+      </w:r>
+      <w:r>
+        <w:rPr>
+          <w:rFonts w:ascii="Times New Roman" w:hAnsi="Times New Roman" w:cs="Times New Roman"/>
+          <w:b/>
+          <w:sz w:val="28"/>
+        </w:rPr>
+        <w:t xml:space="preserve"> rendszer és alkalmazás üzemeltető technikus</w:t>
+      </w:r>
     </w:p>
     <w:p>
       <w:pPr>
@@ -264,30 +380,6 @@
           <w:docGrid w:linePitch="360"/>
         </w:sectPr>
       </w:pPr>
-      <w:r>
-        <w:rPr>
-          <w:rFonts w:ascii="Times New Roman" w:hAnsi="Times New Roman" w:cs="Times New Roman"/>
-          <w:b/>
-          <w:sz w:val="28"/>
-        </w:rPr>
-        <w:t>Informatika</w:t>
-      </w:r>
-      <w:r>
-        <w:rPr>
-          <w:rFonts w:ascii="Times New Roman" w:hAnsi="Times New Roman" w:cs="Times New Roman"/>
-          <w:b/>
-          <w:sz w:val="28"/>
-        </w:rPr>
-        <w:t>i</w:t>
-      </w:r>
-      <w:r>
-        <w:rPr>
-          <w:rFonts w:ascii="Times New Roman" w:hAnsi="Times New Roman" w:cs="Times New Roman"/>
-          <w:b/>
-          <w:sz w:val="28"/>
-        </w:rPr>
-        <w:t xml:space="preserve"> rendszer és alkalmazás üzemeltető technikus</w:t>
-      </w:r>
     </w:p>
     <w:p>
       <w:pPr>
@@ -370,6 +462,357 @@
           <w:b/>
           <w:sz w:val="28"/>
         </w:rPr>
+      </w:pPr>
+    </w:p>
+    <w:p>
+      <w:pPr>
+        <w:ind w:left="708" w:hanging="708"/>
+        <w:rPr>
+          <w:rFonts w:ascii="Times New Roman" w:hAnsi="Times New Roman" w:cs="Times New Roman"/>
+          <w:b/>
+          <w:sz w:val="24"/>
+        </w:rPr>
+      </w:pPr>
+      <w:r>
+        <w:rPr>
+          <w:rFonts w:ascii="Times New Roman" w:hAnsi="Times New Roman" w:cs="Times New Roman"/>
+          <w:b/>
+          <w:sz w:val="24"/>
+        </w:rPr>
+        <w:t>Konzulens:</w:t>
+      </w:r>
+      <w:r>
+        <w:rPr>
+          <w:rFonts w:ascii="Times New Roman" w:hAnsi="Times New Roman" w:cs="Times New Roman"/>
+          <w:b/>
+          <w:sz w:val="24"/>
+        </w:rPr>
+        <w:tab/>
+      </w:r>
+      <w:r>
+        <w:rPr>
+          <w:rFonts w:ascii="Times New Roman" w:hAnsi="Times New Roman" w:cs="Times New Roman"/>
+          <w:b/>
+          <w:sz w:val="24"/>
+        </w:rPr>
+        <w:tab/>
+      </w:r>
+      <w:r>
+        <w:rPr>
+          <w:rFonts w:ascii="Times New Roman" w:hAnsi="Times New Roman" w:cs="Times New Roman"/>
+          <w:b/>
+          <w:sz w:val="24"/>
+        </w:rPr>
+        <w:tab/>
+      </w:r>
+      <w:r>
+        <w:rPr>
+          <w:rFonts w:ascii="Times New Roman" w:hAnsi="Times New Roman" w:cs="Times New Roman"/>
+          <w:b/>
+          <w:sz w:val="24"/>
+        </w:rPr>
+        <w:tab/>
+      </w:r>
+      <w:r>
+        <w:rPr>
+          <w:rFonts w:ascii="Times New Roman" w:hAnsi="Times New Roman" w:cs="Times New Roman"/>
+          <w:b/>
+          <w:sz w:val="24"/>
+        </w:rPr>
+        <w:tab/>
+      </w:r>
+      <w:r>
+        <w:rPr>
+          <w:rFonts w:ascii="Times New Roman" w:hAnsi="Times New Roman" w:cs="Times New Roman"/>
+          <w:b/>
+          <w:sz w:val="24"/>
+        </w:rPr>
+        <w:tab/>
+      </w:r>
+      <w:r>
+        <w:rPr>
+          <w:rFonts w:ascii="Times New Roman" w:hAnsi="Times New Roman" w:cs="Times New Roman"/>
+          <w:b/>
+          <w:sz w:val="24"/>
+        </w:rPr>
+        <w:tab/>
+      </w:r>
+      <w:r>
+        <w:rPr>
+          <w:rFonts w:ascii="Times New Roman" w:hAnsi="Times New Roman" w:cs="Times New Roman"/>
+          <w:b/>
+          <w:sz w:val="24"/>
+        </w:rPr>
+        <w:tab/>
+      </w:r>
+      <w:r>
+        <w:rPr>
+          <w:rFonts w:ascii="Times New Roman" w:hAnsi="Times New Roman" w:cs="Times New Roman"/>
+          <w:b/>
+          <w:sz w:val="24"/>
+        </w:rPr>
+        <w:tab/>
+      </w:r>
+      <w:r>
+        <w:rPr>
+          <w:rFonts w:ascii="Times New Roman" w:hAnsi="Times New Roman" w:cs="Times New Roman"/>
+          <w:b/>
+          <w:sz w:val="24"/>
+        </w:rPr>
+        <w:t>Készítette:</w:t>
+      </w:r>
+    </w:p>
+    <w:p>
+      <w:pPr>
+        <w:ind w:left="708" w:hanging="708"/>
+        <w:rPr>
+          <w:rFonts w:ascii="Times New Roman" w:hAnsi="Times New Roman" w:cs="Times New Roman"/>
+          <w:sz w:val="24"/>
+        </w:rPr>
+      </w:pPr>
+      <w:r>
+        <w:rPr>
+          <w:rFonts w:ascii="Times New Roman" w:hAnsi="Times New Roman" w:cs="Times New Roman"/>
+          <w:sz w:val="24"/>
+        </w:rPr>
+        <w:t xml:space="preserve">Belányi Csaba </w:t>
+      </w:r>
+      <w:r>
+        <w:rPr>
+          <w:rFonts w:ascii="Times New Roman" w:hAnsi="Times New Roman" w:cs="Times New Roman"/>
+          <w:sz w:val="24"/>
+        </w:rPr>
+        <w:tab/>
+      </w:r>
+      <w:r>
+        <w:rPr>
+          <w:rFonts w:ascii="Times New Roman" w:hAnsi="Times New Roman" w:cs="Times New Roman"/>
+          <w:sz w:val="24"/>
+        </w:rPr>
+        <w:tab/>
+      </w:r>
+      <w:r>
+        <w:rPr>
+          <w:rFonts w:ascii="Times New Roman" w:hAnsi="Times New Roman" w:cs="Times New Roman"/>
+          <w:sz w:val="24"/>
+        </w:rPr>
+        <w:tab/>
+      </w:r>
+      <w:r>
+        <w:rPr>
+          <w:rFonts w:ascii="Times New Roman" w:hAnsi="Times New Roman" w:cs="Times New Roman"/>
+          <w:sz w:val="24"/>
+        </w:rPr>
+        <w:tab/>
+      </w:r>
+      <w:r>
+        <w:rPr>
+          <w:rFonts w:ascii="Times New Roman" w:hAnsi="Times New Roman" w:cs="Times New Roman"/>
+          <w:sz w:val="24"/>
+        </w:rPr>
+        <w:tab/>
+      </w:r>
+      <w:r>
+        <w:rPr>
+          <w:rFonts w:ascii="Times New Roman" w:hAnsi="Times New Roman" w:cs="Times New Roman"/>
+          <w:sz w:val="24"/>
+        </w:rPr>
+        <w:tab/>
+      </w:r>
+      <w:r>
+        <w:rPr>
+          <w:rFonts w:ascii="Times New Roman" w:hAnsi="Times New Roman" w:cs="Times New Roman"/>
+          <w:sz w:val="24"/>
+        </w:rPr>
+        <w:tab/>
+      </w:r>
+      <w:r>
+        <w:rPr>
+          <w:rFonts w:ascii="Times New Roman" w:hAnsi="Times New Roman" w:cs="Times New Roman"/>
+          <w:sz w:val="24"/>
+        </w:rPr>
+        <w:tab/>
+      </w:r>
+      <w:r>
+        <w:rPr>
+          <w:rFonts w:ascii="Times New Roman" w:hAnsi="Times New Roman" w:cs="Times New Roman"/>
+          <w:sz w:val="24"/>
+        </w:rPr>
+        <w:t>Erdő Péter</w:t>
+      </w:r>
+    </w:p>
+    <w:p>
+      <w:pPr>
+        <w:ind w:left="708" w:hanging="708"/>
+        <w:rPr>
+          <w:rFonts w:ascii="Times New Roman" w:hAnsi="Times New Roman" w:cs="Times New Roman"/>
+          <w:sz w:val="24"/>
+        </w:rPr>
+      </w:pPr>
+      <w:proofErr w:type="spellStart"/>
+      <w:r>
+        <w:rPr>
+          <w:rFonts w:ascii="Times New Roman" w:hAnsi="Times New Roman" w:cs="Times New Roman"/>
+          <w:sz w:val="24"/>
+        </w:rPr>
+        <w:t>Montvai</w:t>
+      </w:r>
+      <w:proofErr w:type="spellEnd"/>
+      <w:r>
+        <w:rPr>
+          <w:rFonts w:ascii="Times New Roman" w:hAnsi="Times New Roman" w:cs="Times New Roman"/>
+          <w:sz w:val="24"/>
+        </w:rPr>
+        <w:t xml:space="preserve"> László Zsolt</w:t>
+      </w:r>
+      <w:r>
+        <w:rPr>
+          <w:rFonts w:ascii="Times New Roman" w:hAnsi="Times New Roman" w:cs="Times New Roman"/>
+          <w:sz w:val="24"/>
+        </w:rPr>
+        <w:tab/>
+      </w:r>
+      <w:r>
+        <w:rPr>
+          <w:rFonts w:ascii="Times New Roman" w:hAnsi="Times New Roman" w:cs="Times New Roman"/>
+          <w:sz w:val="24"/>
+        </w:rPr>
+        <w:tab/>
+      </w:r>
+      <w:r>
+        <w:rPr>
+          <w:rFonts w:ascii="Times New Roman" w:hAnsi="Times New Roman" w:cs="Times New Roman"/>
+          <w:sz w:val="24"/>
+        </w:rPr>
+        <w:tab/>
+      </w:r>
+      <w:r>
+        <w:rPr>
+          <w:rFonts w:ascii="Times New Roman" w:hAnsi="Times New Roman" w:cs="Times New Roman"/>
+          <w:sz w:val="24"/>
+        </w:rPr>
+        <w:tab/>
+      </w:r>
+      <w:r>
+        <w:rPr>
+          <w:rFonts w:ascii="Times New Roman" w:hAnsi="Times New Roman" w:cs="Times New Roman"/>
+          <w:sz w:val="24"/>
+        </w:rPr>
+        <w:tab/>
+      </w:r>
+      <w:r>
+        <w:rPr>
+          <w:rFonts w:ascii="Times New Roman" w:hAnsi="Times New Roman" w:cs="Times New Roman"/>
+          <w:sz w:val="24"/>
+        </w:rPr>
+        <w:tab/>
+      </w:r>
+      <w:r>
+        <w:rPr>
+          <w:rFonts w:ascii="Times New Roman" w:hAnsi="Times New Roman" w:cs="Times New Roman"/>
+          <w:sz w:val="24"/>
+        </w:rPr>
+        <w:t>Pálinkás-Szabó Máté</w:t>
+      </w:r>
+      <w:r>
+        <w:rPr>
+          <w:rFonts w:ascii="Times New Roman" w:hAnsi="Times New Roman" w:cs="Times New Roman"/>
+          <w:sz w:val="24"/>
+        </w:rPr>
+        <w:t xml:space="preserve"> Botond</w:t>
+      </w:r>
+    </w:p>
+    <w:p>
+      <w:pPr>
+        <w:ind w:left="708" w:hanging="708"/>
+        <w:rPr>
+          <w:rFonts w:ascii="Times New Roman" w:hAnsi="Times New Roman" w:cs="Times New Roman"/>
+          <w:sz w:val="24"/>
+        </w:rPr>
+      </w:pPr>
+    </w:p>
+    <w:p>
+      <w:pPr>
+        <w:ind w:left="708" w:hanging="708"/>
+        <w:rPr>
+          <w:rFonts w:ascii="Times New Roman" w:hAnsi="Times New Roman" w:cs="Times New Roman"/>
+          <w:sz w:val="24"/>
+        </w:rPr>
+      </w:pPr>
+    </w:p>
+    <w:p>
+      <w:pPr>
+        <w:jc w:val="center"/>
+        <w:rPr>
+          <w:rFonts w:ascii="Times New Roman" w:hAnsi="Times New Roman" w:cs="Times New Roman"/>
+          <w:sz w:val="24"/>
+        </w:rPr>
+      </w:pPr>
+      <w:r>
+        <w:rPr>
+          <w:rFonts w:ascii="Times New Roman" w:hAnsi="Times New Roman" w:cs="Times New Roman"/>
+          <w:sz w:val="24"/>
+        </w:rPr>
+        <w:t>Jászberény, 2027</w:t>
+      </w:r>
+      <w:r>
+        <w:rPr>
+          <w:rFonts w:ascii="Times New Roman" w:hAnsi="Times New Roman" w:cs="Times New Roman"/>
+          <w:sz w:val="24"/>
+        </w:rPr>
+        <w:br w:type="page"/>
+      </w:r>
+      <w:bookmarkStart w:id="0" w:name="_GoBack"/>
+      <w:bookmarkEnd w:id="0"/>
+      <w:r>
+        <w:rPr>
+          <w:rFonts w:ascii="Times New Roman" w:hAnsi="Times New Roman" w:cs="Times New Roman"/>
+          <w:sz w:val="24"/>
+        </w:rPr>
+        <w:lastRenderedPageBreak/>
+        <w:br w:type="page"/>
+      </w:r>
+    </w:p>
+    <w:p>
+      <w:pPr>
+        <w:pStyle w:val="Cmsor1"/>
+        <w:numPr>
+          <w:ilvl w:val="0"/>
+          <w:numId w:val="6"/>
+        </w:numPr>
+        <w:ind w:left="77" w:right="-567"/>
+      </w:pPr>
+      <w:r>
+        <w:lastRenderedPageBreak/>
+        <w:t>A projekt</w:t>
+      </w:r>
+      <w:r>
+        <w:t xml:space="preserve"> célja</w:t>
+      </w:r>
+      <w:r>
+        <w:t>:</w:t>
+      </w:r>
+    </w:p>
+    <w:p>
+      <w:pPr>
+        <w:pStyle w:val="Listaszerbekezds"/>
+        <w:ind w:left="77" w:right="-567"/>
+        <w:rPr>
+          <w:rFonts w:ascii="Times New Roman" w:hAnsi="Times New Roman" w:cs="Times New Roman"/>
+          <w:sz w:val="24"/>
+        </w:rPr>
+      </w:pPr>
+    </w:p>
+    <w:p>
+      <w:pPr>
+        <w:pStyle w:val="Listaszerbekezds"/>
+        <w:ind w:left="283" w:right="-567"/>
+        <w:rPr>
+          <w:rFonts w:ascii="Times New Roman" w:eastAsia="Times New Roman" w:hAnsi="Times New Roman" w:cs="Times New Roman"/>
+          <w:sz w:val="24"/>
+          <w:szCs w:val="24"/>
+          <w:lang w:eastAsia="hu-HU"/>
+        </w:rPr>
         <w:sectPr>
           <w:type w:val="continuous"/>
           <w:pgSz w:w="11906" w:h="16838"/>
@@ -378,25 +821,294 @@
           <w:docGrid w:linePitch="360"/>
         </w:sectPr>
       </w:pPr>
-    </w:p>
-    <w:p>
-      <w:pPr>
-        <w:ind w:left="708" w:hanging="708"/>
-        <w:jc w:val="center"/>
+      <w:r>
+        <w:rPr>
+          <w:rFonts w:ascii="Times New Roman" w:hAnsi="Times New Roman" w:cs="Times New Roman"/>
+          <w:sz w:val="24"/>
+          <w:szCs w:val="24"/>
+        </w:rPr>
+        <w:t>A vizsgaremek célja, hogy egy többrendszeres, osztott telephelyes hálózat megtervezése, létrehozása.</w:t>
+      </w:r>
+      <w:r>
+        <w:rPr>
+          <w:rFonts w:ascii="Times New Roman" w:hAnsi="Times New Roman" w:cs="Times New Roman"/>
+          <w:sz w:val="24"/>
+          <w:szCs w:val="24"/>
+        </w:rPr>
+        <w:t xml:space="preserve"> </w:t>
+      </w:r>
+      <w:r>
+        <w:rPr>
+          <w:rFonts w:ascii="Times New Roman" w:eastAsia="Times New Roman" w:hAnsi="Times New Roman" w:cs="Times New Roman"/>
+          <w:sz w:val="24"/>
+          <w:szCs w:val="24"/>
+          <w:lang w:eastAsia="hu-HU"/>
+        </w:rPr>
+        <w:t>Egy központi irodából (Központ), egy kihelyezett irodából (Távoli Telephely) és egy otthonr</w:t>
+      </w:r>
+      <w:r>
+        <w:rPr>
+          <w:rFonts w:ascii="Times New Roman" w:eastAsia="Times New Roman" w:hAnsi="Times New Roman" w:cs="Times New Roman"/>
+          <w:sz w:val="24"/>
+          <w:szCs w:val="24"/>
+          <w:lang w:eastAsia="hu-HU"/>
+        </w:rPr>
+        <w:t>ól dolgozó munkatársból (VPN k</w:t>
+      </w:r>
+      <w:r>
+        <w:rPr>
+          <w:rFonts w:ascii="Times New Roman" w:eastAsia="Times New Roman" w:hAnsi="Times New Roman" w:cs="Times New Roman"/>
+          <w:sz w:val="24"/>
+          <w:szCs w:val="24"/>
+          <w:lang w:eastAsia="hu-HU"/>
+        </w:rPr>
+        <w:t>liens) álló infrastruktúra kiépítése.</w:t>
+      </w:r>
+    </w:p>
+    <w:p>
+      <w:pPr>
+        <w:pStyle w:val="Listaszerbekezds"/>
+        <w:ind w:left="283" w:right="-567"/>
+        <w:rPr>
+          <w:rFonts w:ascii="Times New Roman" w:hAnsi="Times New Roman" w:cs="Times New Roman"/>
+          <w:sz w:val="24"/>
+          <w:szCs w:val="24"/>
+        </w:rPr>
+        <w:sectPr>
+          <w:type w:val="continuous"/>
+          <w:pgSz w:w="11906" w:h="16838"/>
+          <w:pgMar w:top="1417" w:right="1417" w:bottom="1417" w:left="1417" w:header="708" w:footer="708" w:gutter="0"/>
+          <w:cols w:space="708"/>
+          <w:docGrid w:linePitch="360"/>
+        </w:sectPr>
+      </w:pPr>
+    </w:p>
+    <w:p>
+      <w:pPr>
+        <w:pStyle w:val="Listaszerbekezds"/>
+        <w:ind w:left="283" w:right="-567"/>
+        <w:rPr>
+          <w:rFonts w:ascii="Times New Roman" w:hAnsi="Times New Roman" w:cs="Times New Roman"/>
+          <w:sz w:val="24"/>
+          <w:szCs w:val="24"/>
+        </w:rPr>
+        <w:sectPr>
+          <w:type w:val="continuous"/>
+          <w:pgSz w:w="11906" w:h="16838"/>
+          <w:pgMar w:top="1417" w:right="1417" w:bottom="1417" w:left="1417" w:header="708" w:footer="708" w:gutter="0"/>
+          <w:cols w:space="708"/>
+          <w:docGrid w:linePitch="360"/>
+        </w:sectPr>
+      </w:pPr>
+    </w:p>
+    <w:p>
+      <w:pPr>
+        <w:pStyle w:val="Listaszerbekezds"/>
+        <w:ind w:left="283" w:right="-567"/>
+        <w:rPr>
+          <w:rFonts w:ascii="Times New Roman" w:hAnsi="Times New Roman" w:cs="Times New Roman"/>
+          <w:sz w:val="24"/>
+          <w:szCs w:val="24"/>
+        </w:rPr>
+        <w:sectPr>
+          <w:type w:val="continuous"/>
+          <w:pgSz w:w="11906" w:h="16838"/>
+          <w:pgMar w:top="1417" w:right="1417" w:bottom="1417" w:left="1417" w:header="708" w:footer="708" w:gutter="0"/>
+          <w:cols w:space="708"/>
+          <w:docGrid w:linePitch="360"/>
+        </w:sectPr>
+      </w:pPr>
+    </w:p>
+    <w:p>
+      <w:pPr>
+        <w:pStyle w:val="Cmsor1"/>
+        <w:numPr>
+          <w:ilvl w:val="0"/>
+          <w:numId w:val="6"/>
+        </w:numPr>
+        <w:ind w:left="77" w:right="-567"/>
+      </w:pPr>
+      <w:r>
+        <w:lastRenderedPageBreak/>
+        <w:t>Hálózat bemutatása</w:t>
+      </w:r>
+      <w:r>
+        <w:t>:</w:t>
+      </w:r>
+    </w:p>
+    <w:p>
+      <w:pPr>
+        <w:pStyle w:val="Cmsor2"/>
+        <w:numPr>
+          <w:ilvl w:val="0"/>
+          <w:numId w:val="7"/>
+        </w:numPr>
+        <w:rPr>
+          <w:sz w:val="24"/>
+          <w:szCs w:val="24"/>
+        </w:rPr>
+      </w:pPr>
+      <w:r>
+        <w:t>Hálózat címzési terv:</w:t>
+      </w:r>
+    </w:p>
+    <w:p>
+      <w:pPr>
+        <w:pStyle w:val="Listaszerbekezds"/>
+        <w:ind w:left="437" w:right="-567"/>
+        <w:rPr>
+          <w:rFonts w:ascii="Times New Roman" w:hAnsi="Times New Roman" w:cs="Times New Roman"/>
+          <w:sz w:val="24"/>
+          <w:szCs w:val="24"/>
+        </w:rPr>
+      </w:pPr>
+    </w:p>
+    <w:p>
+      <w:pPr>
+        <w:pStyle w:val="Listaszerbekezds"/>
+        <w:ind w:left="-283" w:right="-567"/>
+        <w:rPr>
+          <w:rFonts w:ascii="Times New Roman" w:hAnsi="Times New Roman" w:cs="Times New Roman"/>
+          <w:sz w:val="24"/>
+          <w:szCs w:val="24"/>
+        </w:rPr>
+      </w:pPr>
+      <w:r>
+        <w:rPr>
+          <w:rFonts w:ascii="Times New Roman" w:hAnsi="Times New Roman" w:cs="Times New Roman"/>
+          <w:noProof/>
+          <w:sz w:val="24"/>
+          <w:lang w:eastAsia="hu-HU"/>
+        </w:rPr>
+        <w:drawing>
+          <wp:inline distT="0" distB="0" distL="0" distR="0" wp14:anchorId="77747004" wp14:editId="48FA32CD">
+            <wp:extent cx="5790565" cy="3733389"/>
+            <wp:effectExtent l="0" t="0" r="635" b="635"/>
+            <wp:docPr id="2" name="Kép 2"/>
+            <wp:cNvGraphicFramePr>
+              <a:graphicFrameLocks xmlns:a="http://schemas.openxmlformats.org/drawingml/2006/main" noChangeAspect="1"/>
+            </wp:cNvGraphicFramePr>
+            <a:graphic xmlns:a="http://schemas.openxmlformats.org/drawingml/2006/main">
+              <a:graphicData uri="http://schemas.openxmlformats.org/drawingml/2006/picture">
+                <pic:pic xmlns:pic="http://schemas.openxmlformats.org/drawingml/2006/picture">
+                  <pic:nvPicPr>
+                    <pic:cNvPr id="2" name="Messenger_creation_1651732313297437.jpeg"/>
+                    <pic:cNvPicPr/>
+                  </pic:nvPicPr>
+                  <pic:blipFill>
+                    <a:blip r:embed="rId6">
+                      <a:extLst>
+                        <a:ext uri="{28A0092B-C50C-407E-A947-70E740481C1C}">
+                          <a14:useLocalDpi xmlns:a14="http://schemas.microsoft.com/office/drawing/2010/main" val="0"/>
+                        </a:ext>
+                      </a:extLst>
+                    </a:blip>
+                    <a:stretch>
+                      <a:fillRect/>
+                    </a:stretch>
+                  </pic:blipFill>
+                  <pic:spPr>
+                    <a:xfrm>
+                      <a:off x="0" y="0"/>
+                      <a:ext cx="5817525" cy="3750771"/>
+                    </a:xfrm>
+                    <a:prstGeom prst="rect">
+                      <a:avLst/>
+                    </a:prstGeom>
+                  </pic:spPr>
+                </pic:pic>
+              </a:graphicData>
+            </a:graphic>
+          </wp:inline>
+        </w:drawing>
+      </w:r>
+    </w:p>
+    <w:p>
+      <w:pPr>
+        <w:pStyle w:val="Listaszerbekezds"/>
+        <w:ind w:left="437" w:right="-567"/>
+        <w:rPr>
+          <w:rFonts w:ascii="Times New Roman" w:hAnsi="Times New Roman" w:cs="Times New Roman"/>
+          <w:sz w:val="24"/>
+          <w:szCs w:val="24"/>
+        </w:rPr>
+      </w:pPr>
+    </w:p>
+    <w:p>
+      <w:pPr>
+        <w:pStyle w:val="Listaszerbekezds"/>
+        <w:ind w:left="437" w:right="-567"/>
+        <w:rPr>
+          <w:rFonts w:ascii="Times New Roman" w:hAnsi="Times New Roman" w:cs="Times New Roman"/>
+          <w:sz w:val="24"/>
+          <w:szCs w:val="24"/>
+        </w:rPr>
+      </w:pPr>
+    </w:p>
+    <w:p>
+      <w:pPr>
+        <w:pStyle w:val="Listaszerbekezds"/>
+        <w:ind w:left="437" w:right="-567"/>
+        <w:rPr>
+          <w:rFonts w:ascii="Times New Roman" w:hAnsi="Times New Roman" w:cs="Times New Roman"/>
+          <w:sz w:val="24"/>
+          <w:szCs w:val="24"/>
+        </w:rPr>
+      </w:pPr>
+      <w:r>
         <w:rPr>
           <w:rFonts w:ascii="Times New Roman" w:hAnsi="Times New Roman" w:cs="Times New Roman"/>
           <w:b/>
-          <w:sz w:val="28"/>
-        </w:rPr>
-      </w:pPr>
-    </w:p>
-    <w:p>
-      <w:pPr>
-        <w:ind w:left="708" w:hanging="708"/>
+          <w:sz w:val="24"/>
+          <w:szCs w:val="24"/>
+        </w:rPr>
+        <w:t>Internet tartomány</w:t>
+      </w:r>
+      <w:r>
+        <w:rPr>
+          <w:rFonts w:ascii="Times New Roman" w:hAnsi="Times New Roman" w:cs="Times New Roman"/>
+          <w:sz w:val="24"/>
+          <w:szCs w:val="24"/>
+        </w:rPr>
+        <w:t>: 192.168.10.0/24</w:t>
+      </w:r>
+    </w:p>
+    <w:p>
+      <w:pPr>
+        <w:pStyle w:val="Listaszerbekezds"/>
+        <w:ind w:left="437" w:right="-567"/>
+        <w:rPr>
+          <w:rFonts w:ascii="Times New Roman" w:hAnsi="Times New Roman" w:cs="Times New Roman"/>
+          <w:sz w:val="24"/>
+          <w:szCs w:val="24"/>
+        </w:rPr>
+      </w:pPr>
+      <w:r>
         <w:rPr>
           <w:rFonts w:ascii="Times New Roman" w:hAnsi="Times New Roman" w:cs="Times New Roman"/>
           <w:b/>
           <w:sz w:val="24"/>
+          <w:szCs w:val="24"/>
+        </w:rPr>
+        <w:t>Központi telephely</w:t>
+      </w:r>
+      <w:r>
+        <w:rPr>
+          <w:rFonts w:ascii="Times New Roman" w:hAnsi="Times New Roman" w:cs="Times New Roman"/>
+          <w:sz w:val="24"/>
+          <w:szCs w:val="24"/>
+        </w:rPr>
+        <w:t>: 192.168.220.0/24</w:t>
+      </w:r>
+    </w:p>
+    <w:p>
+      <w:pPr>
+        <w:pStyle w:val="Listaszerbekezds"/>
+        <w:ind w:left="454" w:right="-567"/>
+        <w:rPr>
+          <w:rFonts w:ascii="Times New Roman" w:hAnsi="Times New Roman" w:cs="Times New Roman"/>
+          <w:sz w:val="24"/>
+          <w:szCs w:val="24"/>
         </w:rPr>
       </w:pPr>
       <w:r>
@@ -404,285 +1116,999 @@
           <w:rFonts w:ascii="Times New Roman" w:hAnsi="Times New Roman" w:cs="Times New Roman"/>
           <w:b/>
           <w:sz w:val="24"/>
-        </w:rPr>
-        <w:t>Konzulens:</w:t>
-      </w:r>
-      <w:r>
-        <w:rPr>
-          <w:rFonts w:ascii="Times New Roman" w:hAnsi="Times New Roman" w:cs="Times New Roman"/>
-          <w:b/>
-          <w:sz w:val="24"/>
-        </w:rPr>
-        <w:tab/>
-      </w:r>
-      <w:r>
-        <w:rPr>
-          <w:rFonts w:ascii="Times New Roman" w:hAnsi="Times New Roman" w:cs="Times New Roman"/>
-          <w:b/>
-          <w:sz w:val="24"/>
-        </w:rPr>
-        <w:tab/>
-      </w:r>
-      <w:r>
-        <w:rPr>
-          <w:rFonts w:ascii="Times New Roman" w:hAnsi="Times New Roman" w:cs="Times New Roman"/>
-          <w:b/>
-          <w:sz w:val="24"/>
-        </w:rPr>
-        <w:tab/>
-      </w:r>
-      <w:r>
-        <w:rPr>
-          <w:rFonts w:ascii="Times New Roman" w:hAnsi="Times New Roman" w:cs="Times New Roman"/>
-          <w:b/>
-          <w:sz w:val="24"/>
-        </w:rPr>
-        <w:tab/>
-      </w:r>
-      <w:r>
-        <w:rPr>
-          <w:rFonts w:ascii="Times New Roman" w:hAnsi="Times New Roman" w:cs="Times New Roman"/>
-          <w:b/>
-          <w:sz w:val="24"/>
-        </w:rPr>
-        <w:tab/>
-      </w:r>
-      <w:r>
-        <w:rPr>
-          <w:rFonts w:ascii="Times New Roman" w:hAnsi="Times New Roman" w:cs="Times New Roman"/>
-          <w:b/>
-          <w:sz w:val="24"/>
-        </w:rPr>
-        <w:tab/>
-      </w:r>
-      <w:r>
-        <w:rPr>
-          <w:rFonts w:ascii="Times New Roman" w:hAnsi="Times New Roman" w:cs="Times New Roman"/>
-          <w:b/>
-          <w:sz w:val="24"/>
-        </w:rPr>
-        <w:tab/>
-      </w:r>
-      <w:r>
-        <w:rPr>
-          <w:rFonts w:ascii="Times New Roman" w:hAnsi="Times New Roman" w:cs="Times New Roman"/>
-          <w:b/>
-          <w:sz w:val="24"/>
-        </w:rPr>
-        <w:tab/>
-      </w:r>
-      <w:r>
-        <w:rPr>
-          <w:rFonts w:ascii="Times New Roman" w:hAnsi="Times New Roman" w:cs="Times New Roman"/>
-          <w:b/>
-          <w:sz w:val="24"/>
-        </w:rPr>
-        <w:tab/>
-      </w:r>
-      <w:r>
-        <w:rPr>
-          <w:rFonts w:ascii="Times New Roman" w:hAnsi="Times New Roman" w:cs="Times New Roman"/>
-          <w:b/>
-          <w:sz w:val="24"/>
-        </w:rPr>
-        <w:t>Készítette:</w:t>
-      </w:r>
-    </w:p>
-    <w:p>
-      <w:pPr>
-        <w:ind w:left="708" w:hanging="708"/>
-        <w:rPr>
-          <w:rFonts w:ascii="Times New Roman" w:hAnsi="Times New Roman" w:cs="Times New Roman"/>
-          <w:sz w:val="24"/>
-        </w:rPr>
-      </w:pPr>
-      <w:r>
-        <w:rPr>
-          <w:rFonts w:ascii="Times New Roman" w:hAnsi="Times New Roman" w:cs="Times New Roman"/>
-          <w:sz w:val="24"/>
-        </w:rPr>
-        <w:t xml:space="preserve">Belányi Csaba </w:t>
-      </w:r>
-      <w:r>
-        <w:rPr>
-          <w:rFonts w:ascii="Times New Roman" w:hAnsi="Times New Roman" w:cs="Times New Roman"/>
-          <w:sz w:val="24"/>
-        </w:rPr>
-        <w:tab/>
-      </w:r>
-      <w:r>
-        <w:rPr>
-          <w:rFonts w:ascii="Times New Roman" w:hAnsi="Times New Roman" w:cs="Times New Roman"/>
-          <w:sz w:val="24"/>
-        </w:rPr>
-        <w:tab/>
-      </w:r>
-      <w:r>
-        <w:rPr>
-          <w:rFonts w:ascii="Times New Roman" w:hAnsi="Times New Roman" w:cs="Times New Roman"/>
-          <w:sz w:val="24"/>
-        </w:rPr>
-        <w:tab/>
-      </w:r>
-      <w:r>
-        <w:rPr>
-          <w:rFonts w:ascii="Times New Roman" w:hAnsi="Times New Roman" w:cs="Times New Roman"/>
-          <w:sz w:val="24"/>
-        </w:rPr>
-        <w:tab/>
-      </w:r>
-      <w:r>
-        <w:rPr>
-          <w:rFonts w:ascii="Times New Roman" w:hAnsi="Times New Roman" w:cs="Times New Roman"/>
-          <w:sz w:val="24"/>
-        </w:rPr>
-        <w:tab/>
-      </w:r>
-      <w:r>
-        <w:rPr>
-          <w:rFonts w:ascii="Times New Roman" w:hAnsi="Times New Roman" w:cs="Times New Roman"/>
-          <w:sz w:val="24"/>
-        </w:rPr>
-        <w:tab/>
-      </w:r>
-      <w:r>
-        <w:rPr>
-          <w:rFonts w:ascii="Times New Roman" w:hAnsi="Times New Roman" w:cs="Times New Roman"/>
-          <w:sz w:val="24"/>
-        </w:rPr>
-        <w:tab/>
-      </w:r>
-      <w:r>
-        <w:rPr>
-          <w:rFonts w:ascii="Times New Roman" w:hAnsi="Times New Roman" w:cs="Times New Roman"/>
-          <w:sz w:val="24"/>
-        </w:rPr>
-        <w:tab/>
-      </w:r>
-      <w:r>
-        <w:rPr>
-          <w:rFonts w:ascii="Times New Roman" w:hAnsi="Times New Roman" w:cs="Times New Roman"/>
-          <w:sz w:val="24"/>
-        </w:rPr>
-        <w:t>Erdő Péter</w:t>
-      </w:r>
-    </w:p>
-    <w:p>
-      <w:pPr>
-        <w:ind w:left="708" w:hanging="708"/>
-        <w:rPr>
-          <w:rFonts w:ascii="Times New Roman" w:hAnsi="Times New Roman" w:cs="Times New Roman"/>
-          <w:sz w:val="24"/>
-        </w:rPr>
-      </w:pPr>
-      <w:proofErr w:type="spellStart"/>
-      <w:r>
-        <w:rPr>
-          <w:rFonts w:ascii="Times New Roman" w:hAnsi="Times New Roman" w:cs="Times New Roman"/>
-          <w:sz w:val="24"/>
-        </w:rPr>
-        <w:t>Montvai</w:t>
-      </w:r>
-      <w:proofErr w:type="spellEnd"/>
-      <w:r>
-        <w:rPr>
-          <w:rFonts w:ascii="Times New Roman" w:hAnsi="Times New Roman" w:cs="Times New Roman"/>
-          <w:sz w:val="24"/>
-        </w:rPr>
-        <w:t xml:space="preserve"> László Zsolt</w:t>
-      </w:r>
-      <w:r>
-        <w:rPr>
-          <w:rFonts w:ascii="Times New Roman" w:hAnsi="Times New Roman" w:cs="Times New Roman"/>
-          <w:sz w:val="24"/>
-        </w:rPr>
-        <w:tab/>
-      </w:r>
-      <w:r>
-        <w:rPr>
-          <w:rFonts w:ascii="Times New Roman" w:hAnsi="Times New Roman" w:cs="Times New Roman"/>
-          <w:sz w:val="24"/>
-        </w:rPr>
-        <w:tab/>
-      </w:r>
-      <w:r>
-        <w:rPr>
-          <w:rFonts w:ascii="Times New Roman" w:hAnsi="Times New Roman" w:cs="Times New Roman"/>
-          <w:sz w:val="24"/>
-        </w:rPr>
-        <w:tab/>
-      </w:r>
-      <w:r>
-        <w:rPr>
-          <w:rFonts w:ascii="Times New Roman" w:hAnsi="Times New Roman" w:cs="Times New Roman"/>
-          <w:sz w:val="24"/>
-        </w:rPr>
-        <w:tab/>
-      </w:r>
-      <w:r>
-        <w:rPr>
-          <w:rFonts w:ascii="Times New Roman" w:hAnsi="Times New Roman" w:cs="Times New Roman"/>
-          <w:sz w:val="24"/>
-        </w:rPr>
-        <w:tab/>
-      </w:r>
-      <w:r>
-        <w:rPr>
-          <w:rFonts w:ascii="Times New Roman" w:hAnsi="Times New Roman" w:cs="Times New Roman"/>
-          <w:sz w:val="24"/>
-        </w:rPr>
-        <w:tab/>
-      </w:r>
-      <w:r>
-        <w:rPr>
-          <w:rFonts w:ascii="Times New Roman" w:hAnsi="Times New Roman" w:cs="Times New Roman"/>
-          <w:sz w:val="24"/>
-        </w:rPr>
-        <w:t>Pálinkás-Szabó Máté</w:t>
-      </w:r>
-      <w:r>
-        <w:rPr>
-          <w:rFonts w:ascii="Times New Roman" w:hAnsi="Times New Roman" w:cs="Times New Roman"/>
-          <w:sz w:val="24"/>
-        </w:rPr>
-        <w:t xml:space="preserve"> Botond</w:t>
-      </w:r>
-    </w:p>
-    <w:p>
-      <w:pPr>
-        <w:ind w:left="708" w:hanging="708"/>
-        <w:rPr>
-          <w:rFonts w:ascii="Times New Roman" w:hAnsi="Times New Roman" w:cs="Times New Roman"/>
-          <w:sz w:val="24"/>
-        </w:rPr>
-      </w:pPr>
-    </w:p>
-    <w:p>
-      <w:pPr>
-        <w:ind w:left="708" w:hanging="708"/>
-        <w:rPr>
-          <w:rFonts w:ascii="Times New Roman" w:hAnsi="Times New Roman" w:cs="Times New Roman"/>
-          <w:sz w:val="24"/>
-        </w:rPr>
-      </w:pPr>
-    </w:p>
-    <w:p>
-      <w:pPr>
-        <w:jc w:val="center"/>
-        <w:rPr>
-          <w:rFonts w:ascii="Times New Roman" w:hAnsi="Times New Roman" w:cs="Times New Roman"/>
-          <w:sz w:val="24"/>
-        </w:rPr>
-      </w:pPr>
-      <w:r>
-        <w:rPr>
-          <w:rFonts w:ascii="Times New Roman" w:hAnsi="Times New Roman" w:cs="Times New Roman"/>
-          <w:sz w:val="24"/>
-        </w:rPr>
-        <w:t>Jászberény, 2027</w:t>
-      </w:r>
-      <w:bookmarkStart w:id="0" w:name="_GoBack"/>
-      <w:bookmarkEnd w:id="0"/>
+          <w:szCs w:val="24"/>
+        </w:rPr>
+        <w:t>Távoli telephely</w:t>
+      </w:r>
+      <w:r>
+        <w:rPr>
+          <w:rFonts w:ascii="Times New Roman" w:hAnsi="Times New Roman" w:cs="Times New Roman"/>
+          <w:sz w:val="24"/>
+          <w:szCs w:val="24"/>
+        </w:rPr>
+        <w:t>: 192.168.221.0/24</w:t>
+      </w:r>
+    </w:p>
+    <w:p>
+      <w:pPr>
+        <w:pStyle w:val="Listaszerbekezds"/>
+        <w:ind w:left="437" w:right="-567"/>
+        <w:rPr>
+          <w:rFonts w:ascii="Times New Roman" w:hAnsi="Times New Roman" w:cs="Times New Roman"/>
+          <w:sz w:val="24"/>
+          <w:szCs w:val="24"/>
+        </w:rPr>
+      </w:pPr>
+    </w:p>
+    <w:p>
+      <w:pPr>
+        <w:pStyle w:val="Listaszerbekezds"/>
+        <w:ind w:left="77" w:right="-567"/>
+        <w:rPr>
+          <w:rFonts w:ascii="Times New Roman" w:hAnsi="Times New Roman" w:cs="Times New Roman"/>
+          <w:sz w:val="24"/>
+          <w:szCs w:val="24"/>
+        </w:rPr>
+        <w:sectPr>
+          <w:type w:val="continuous"/>
+          <w:pgSz w:w="11906" w:h="16838"/>
+          <w:pgMar w:top="1417" w:right="1417" w:bottom="1417" w:left="1417" w:header="708" w:footer="708" w:gutter="0"/>
+          <w:cols w:space="708"/>
+          <w:docGrid w:linePitch="360"/>
+        </w:sectPr>
+      </w:pPr>
+    </w:p>
+    <w:p>
+      <w:pPr>
+        <w:ind w:right="-567"/>
+        <w:rPr>
+          <w:rFonts w:ascii="Times New Roman" w:hAnsi="Times New Roman" w:cs="Times New Roman"/>
+          <w:sz w:val="24"/>
+          <w:szCs w:val="24"/>
+        </w:rPr>
+      </w:pPr>
+    </w:p>
+    <w:tbl>
+      <w:tblPr>
+        <w:tblStyle w:val="Rcsostblzat"/>
+        <w:tblW w:w="9971" w:type="dxa"/>
+        <w:tblInd w:w="-431" w:type="dxa"/>
+        <w:tblLook w:val="04A0" w:firstRow="1" w:lastRow="0" w:firstColumn="1" w:lastColumn="0" w:noHBand="0" w:noVBand="1"/>
+      </w:tblPr>
+      <w:tblGrid>
+        <w:gridCol w:w="2815"/>
+        <w:gridCol w:w="2384"/>
+        <w:gridCol w:w="2386"/>
+        <w:gridCol w:w="2386"/>
+      </w:tblGrid>
+      <w:tr>
+        <w:trPr>
+          <w:trHeight w:val="703"/>
+        </w:trPr>
+        <w:tc>
+          <w:tcPr>
+            <w:tcW w:w="2815" w:type="dxa"/>
+          </w:tcPr>
+          <w:p>
+            <w:pPr>
+              <w:jc w:val="center"/>
+              <w:rPr>
+                <w:rFonts w:ascii="Times New Roman" w:hAnsi="Times New Roman" w:cs="Times New Roman"/>
+                <w:b/>
+                <w:sz w:val="24"/>
+              </w:rPr>
+            </w:pPr>
+            <w:r>
+              <w:rPr>
+                <w:rFonts w:ascii="Times New Roman" w:hAnsi="Times New Roman" w:cs="Times New Roman"/>
+                <w:b/>
+                <w:sz w:val="24"/>
+              </w:rPr>
+              <w:t>Eszköz</w:t>
+            </w:r>
+            <w:r>
+              <w:rPr>
+                <w:rFonts w:ascii="Times New Roman" w:hAnsi="Times New Roman" w:cs="Times New Roman"/>
+                <w:b/>
+                <w:sz w:val="24"/>
+              </w:rPr>
+              <w:t>ök</w:t>
+            </w:r>
+            <w:r>
+              <w:rPr>
+                <w:rFonts w:ascii="Times New Roman" w:hAnsi="Times New Roman" w:cs="Times New Roman"/>
+                <w:b/>
+                <w:sz w:val="24"/>
+              </w:rPr>
+              <w:t xml:space="preserve"> neve</w:t>
+            </w:r>
+          </w:p>
+        </w:tc>
+        <w:tc>
+          <w:tcPr>
+            <w:tcW w:w="2384" w:type="dxa"/>
+          </w:tcPr>
+          <w:p>
+            <w:pPr>
+              <w:jc w:val="center"/>
+              <w:rPr>
+                <w:rFonts w:ascii="Times New Roman" w:hAnsi="Times New Roman" w:cs="Times New Roman"/>
+                <w:b/>
+                <w:sz w:val="24"/>
+              </w:rPr>
+            </w:pPr>
+            <w:r>
+              <w:rPr>
+                <w:rFonts w:ascii="Times New Roman" w:hAnsi="Times New Roman" w:cs="Times New Roman"/>
+                <w:b/>
+                <w:sz w:val="24"/>
+              </w:rPr>
+              <w:t>IP-cím</w:t>
+            </w:r>
+          </w:p>
+        </w:tc>
+        <w:tc>
+          <w:tcPr>
+            <w:tcW w:w="2386" w:type="dxa"/>
+          </w:tcPr>
+          <w:p>
+            <w:pPr>
+              <w:jc w:val="center"/>
+              <w:rPr>
+                <w:rFonts w:ascii="Times New Roman" w:hAnsi="Times New Roman" w:cs="Times New Roman"/>
+                <w:b/>
+                <w:sz w:val="24"/>
+              </w:rPr>
+            </w:pPr>
+            <w:r>
+              <w:rPr>
+                <w:rFonts w:ascii="Times New Roman" w:hAnsi="Times New Roman" w:cs="Times New Roman"/>
+                <w:b/>
+                <w:sz w:val="24"/>
+              </w:rPr>
+              <w:t>Alhálózati maszk</w:t>
+            </w:r>
+          </w:p>
+        </w:tc>
+        <w:tc>
+          <w:tcPr>
+            <w:tcW w:w="2386" w:type="dxa"/>
+          </w:tcPr>
+          <w:p>
+            <w:pPr>
+              <w:jc w:val="center"/>
+              <w:rPr>
+                <w:rFonts w:ascii="Times New Roman" w:hAnsi="Times New Roman" w:cs="Times New Roman"/>
+                <w:b/>
+                <w:sz w:val="24"/>
+              </w:rPr>
+            </w:pPr>
+            <w:r>
+              <w:rPr>
+                <w:rFonts w:ascii="Times New Roman" w:hAnsi="Times New Roman" w:cs="Times New Roman"/>
+                <w:b/>
+                <w:sz w:val="24"/>
+              </w:rPr>
+              <w:t>Alapértelmezett átjáró</w:t>
+            </w:r>
+          </w:p>
+        </w:tc>
+      </w:tr>
+      <w:tr>
+        <w:trPr>
+          <w:trHeight w:val="371"/>
+        </w:trPr>
+        <w:tc>
+          <w:tcPr>
+            <w:tcW w:w="2815" w:type="dxa"/>
+          </w:tcPr>
+          <w:p>
+            <w:pPr>
+              <w:jc w:val="center"/>
+              <w:rPr>
+                <w:rFonts w:ascii="Times New Roman" w:hAnsi="Times New Roman" w:cs="Times New Roman"/>
+                <w:sz w:val="24"/>
+              </w:rPr>
+            </w:pPr>
+            <w:r>
+              <w:rPr>
+                <w:rFonts w:ascii="Times New Roman" w:hAnsi="Times New Roman" w:cs="Times New Roman"/>
+                <w:sz w:val="24"/>
+              </w:rPr>
+              <w:t xml:space="preserve">Távoli telep. </w:t>
+            </w:r>
+            <w:proofErr w:type="spellStart"/>
+            <w:r>
+              <w:rPr>
+                <w:rFonts w:ascii="Times New Roman" w:hAnsi="Times New Roman" w:cs="Times New Roman"/>
+                <w:sz w:val="24"/>
+              </w:rPr>
+              <w:t>router</w:t>
+            </w:r>
+            <w:proofErr w:type="spellEnd"/>
+          </w:p>
+        </w:tc>
+        <w:tc>
+          <w:tcPr>
+            <w:tcW w:w="2384" w:type="dxa"/>
+          </w:tcPr>
+          <w:p>
+            <w:pPr>
+              <w:jc w:val="center"/>
+              <w:rPr>
+                <w:rFonts w:ascii="Times New Roman" w:hAnsi="Times New Roman" w:cs="Times New Roman"/>
+                <w:sz w:val="24"/>
+              </w:rPr>
+            </w:pPr>
+            <w:r>
+              <w:rPr>
+                <w:rFonts w:ascii="Times New Roman" w:hAnsi="Times New Roman" w:cs="Times New Roman"/>
+                <w:sz w:val="24"/>
+              </w:rPr>
+              <w:t>192.168.10.202</w:t>
+            </w:r>
+          </w:p>
+        </w:tc>
+        <w:tc>
+          <w:tcPr>
+            <w:tcW w:w="2386" w:type="dxa"/>
+          </w:tcPr>
+          <w:p>
+            <w:pPr>
+              <w:jc w:val="center"/>
+              <w:rPr>
+                <w:rFonts w:ascii="Times New Roman" w:hAnsi="Times New Roman" w:cs="Times New Roman"/>
+                <w:sz w:val="24"/>
+              </w:rPr>
+            </w:pPr>
+            <w:r>
+              <w:rPr>
+                <w:rFonts w:ascii="Times New Roman" w:hAnsi="Times New Roman" w:cs="Times New Roman"/>
+                <w:sz w:val="24"/>
+              </w:rPr>
+              <w:t>255.255.255.0</w:t>
+            </w:r>
+          </w:p>
+        </w:tc>
+        <w:tc>
+          <w:tcPr>
+            <w:tcW w:w="2386" w:type="dxa"/>
+          </w:tcPr>
+          <w:p>
+            <w:pPr>
+              <w:rPr>
+                <w:rFonts w:ascii="Times New Roman" w:hAnsi="Times New Roman" w:cs="Times New Roman"/>
+                <w:sz w:val="24"/>
+              </w:rPr>
+            </w:pPr>
+          </w:p>
+        </w:tc>
+      </w:tr>
+      <w:tr>
+        <w:trPr>
+          <w:trHeight w:val="351"/>
+        </w:trPr>
+        <w:tc>
+          <w:tcPr>
+            <w:tcW w:w="2815" w:type="dxa"/>
+          </w:tcPr>
+          <w:p>
+            <w:pPr>
+              <w:jc w:val="center"/>
+              <w:rPr>
+                <w:rFonts w:ascii="Times New Roman" w:hAnsi="Times New Roman" w:cs="Times New Roman"/>
+                <w:sz w:val="24"/>
+              </w:rPr>
+            </w:pPr>
+            <w:r>
+              <w:rPr>
+                <w:rFonts w:ascii="Times New Roman" w:hAnsi="Times New Roman" w:cs="Times New Roman"/>
+                <w:sz w:val="24"/>
+              </w:rPr>
+              <w:t xml:space="preserve">Központi </w:t>
+            </w:r>
+            <w:proofErr w:type="spellStart"/>
+            <w:r>
+              <w:rPr>
+                <w:rFonts w:ascii="Times New Roman" w:hAnsi="Times New Roman" w:cs="Times New Roman"/>
+                <w:sz w:val="24"/>
+              </w:rPr>
+              <w:t>router</w:t>
+            </w:r>
+            <w:proofErr w:type="spellEnd"/>
+          </w:p>
+        </w:tc>
+        <w:tc>
+          <w:tcPr>
+            <w:tcW w:w="2384" w:type="dxa"/>
+          </w:tcPr>
+          <w:p>
+            <w:pPr>
+              <w:jc w:val="center"/>
+              <w:rPr>
+                <w:rFonts w:ascii="Times New Roman" w:hAnsi="Times New Roman" w:cs="Times New Roman"/>
+                <w:sz w:val="24"/>
+              </w:rPr>
+            </w:pPr>
+            <w:r>
+              <w:rPr>
+                <w:rFonts w:ascii="Times New Roman" w:hAnsi="Times New Roman" w:cs="Times New Roman"/>
+                <w:sz w:val="24"/>
+              </w:rPr>
+              <w:t>192.168.10.201</w:t>
+            </w:r>
+          </w:p>
+        </w:tc>
+        <w:tc>
+          <w:tcPr>
+            <w:tcW w:w="2386" w:type="dxa"/>
+          </w:tcPr>
+          <w:p>
+            <w:pPr>
+              <w:jc w:val="center"/>
+              <w:rPr>
+                <w:rFonts w:ascii="Times New Roman" w:hAnsi="Times New Roman" w:cs="Times New Roman"/>
+                <w:sz w:val="24"/>
+              </w:rPr>
+            </w:pPr>
+            <w:r>
+              <w:rPr>
+                <w:rFonts w:ascii="Times New Roman" w:hAnsi="Times New Roman" w:cs="Times New Roman"/>
+                <w:sz w:val="24"/>
+              </w:rPr>
+              <w:t>255.255.255.0</w:t>
+            </w:r>
+          </w:p>
+        </w:tc>
+        <w:tc>
+          <w:tcPr>
+            <w:tcW w:w="2386" w:type="dxa"/>
+          </w:tcPr>
+          <w:p>
+            <w:pPr>
+              <w:rPr>
+                <w:rFonts w:ascii="Times New Roman" w:hAnsi="Times New Roman" w:cs="Times New Roman"/>
+                <w:sz w:val="24"/>
+              </w:rPr>
+            </w:pPr>
+          </w:p>
+        </w:tc>
+      </w:tr>
+      <w:tr>
+        <w:trPr>
+          <w:trHeight w:val="703"/>
+        </w:trPr>
+        <w:tc>
+          <w:tcPr>
+            <w:tcW w:w="2815" w:type="dxa"/>
+          </w:tcPr>
+          <w:p>
+            <w:pPr>
+              <w:jc w:val="center"/>
+              <w:rPr>
+                <w:rFonts w:ascii="Times New Roman" w:hAnsi="Times New Roman" w:cs="Times New Roman"/>
+                <w:sz w:val="24"/>
+              </w:rPr>
+            </w:pPr>
+            <w:proofErr w:type="spellStart"/>
+            <w:proofErr w:type="gramStart"/>
+            <w:r>
+              <w:rPr>
+                <w:rFonts w:ascii="Times New Roman" w:hAnsi="Times New Roman" w:cs="Times New Roman"/>
+                <w:sz w:val="24"/>
+              </w:rPr>
+              <w:lastRenderedPageBreak/>
+              <w:t>Latop</w:t>
+            </w:r>
+            <w:proofErr w:type="spellEnd"/>
+            <w:r>
+              <w:rPr>
+                <w:rFonts w:ascii="Times New Roman" w:hAnsi="Times New Roman" w:cs="Times New Roman"/>
+                <w:sz w:val="24"/>
+              </w:rPr>
+              <w:t>(</w:t>
+            </w:r>
+            <w:proofErr w:type="gramEnd"/>
+            <w:r>
+              <w:rPr>
+                <w:rFonts w:ascii="Times New Roman" w:hAnsi="Times New Roman" w:cs="Times New Roman"/>
+                <w:sz w:val="24"/>
+              </w:rPr>
+              <w:t>WPN)</w:t>
+            </w:r>
+          </w:p>
+        </w:tc>
+        <w:tc>
+          <w:tcPr>
+            <w:tcW w:w="2384" w:type="dxa"/>
+          </w:tcPr>
+          <w:p>
+            <w:pPr>
+              <w:jc w:val="center"/>
+              <w:rPr>
+                <w:rFonts w:ascii="Times New Roman" w:hAnsi="Times New Roman" w:cs="Times New Roman"/>
+                <w:sz w:val="24"/>
+              </w:rPr>
+            </w:pPr>
+            <w:r>
+              <w:rPr>
+                <w:rFonts w:ascii="Times New Roman" w:hAnsi="Times New Roman" w:cs="Times New Roman"/>
+                <w:sz w:val="24"/>
+              </w:rPr>
+              <w:t>192.168.10.203/</w:t>
+            </w:r>
+          </w:p>
+          <w:p>
+            <w:pPr>
+              <w:jc w:val="center"/>
+              <w:rPr>
+                <w:rFonts w:ascii="Times New Roman" w:hAnsi="Times New Roman" w:cs="Times New Roman"/>
+                <w:sz w:val="24"/>
+              </w:rPr>
+            </w:pPr>
+            <w:r>
+              <w:rPr>
+                <w:rFonts w:ascii="Times New Roman" w:hAnsi="Times New Roman" w:cs="Times New Roman"/>
+                <w:sz w:val="24"/>
+              </w:rPr>
+              <w:t>192.168.220.99</w:t>
+            </w:r>
+          </w:p>
+        </w:tc>
+        <w:tc>
+          <w:tcPr>
+            <w:tcW w:w="2386" w:type="dxa"/>
+          </w:tcPr>
+          <w:p>
+            <w:pPr>
+              <w:jc w:val="center"/>
+              <w:rPr>
+                <w:rFonts w:ascii="Times New Roman" w:hAnsi="Times New Roman" w:cs="Times New Roman"/>
+                <w:sz w:val="24"/>
+              </w:rPr>
+            </w:pPr>
+            <w:r>
+              <w:rPr>
+                <w:rFonts w:ascii="Times New Roman" w:hAnsi="Times New Roman" w:cs="Times New Roman"/>
+                <w:sz w:val="24"/>
+              </w:rPr>
+              <w:t>255.255.255.0/</w:t>
+            </w:r>
+          </w:p>
+          <w:p>
+            <w:pPr>
+              <w:jc w:val="center"/>
+              <w:rPr>
+                <w:rFonts w:ascii="Times New Roman" w:hAnsi="Times New Roman" w:cs="Times New Roman"/>
+                <w:sz w:val="24"/>
+              </w:rPr>
+            </w:pPr>
+            <w:r>
+              <w:rPr>
+                <w:rFonts w:ascii="Times New Roman" w:hAnsi="Times New Roman" w:cs="Times New Roman"/>
+                <w:sz w:val="24"/>
+              </w:rPr>
+              <w:t>255.255.255.0</w:t>
+            </w:r>
+          </w:p>
+        </w:tc>
+        <w:tc>
+          <w:tcPr>
+            <w:tcW w:w="2386" w:type="dxa"/>
+          </w:tcPr>
+          <w:p>
+            <w:pPr>
+              <w:jc w:val="center"/>
+              <w:rPr>
+                <w:rFonts w:ascii="Times New Roman" w:hAnsi="Times New Roman" w:cs="Times New Roman"/>
+                <w:sz w:val="24"/>
+              </w:rPr>
+            </w:pPr>
+            <w:r>
+              <w:rPr>
+                <w:rFonts w:ascii="Times New Roman" w:hAnsi="Times New Roman" w:cs="Times New Roman"/>
+                <w:sz w:val="24"/>
+              </w:rPr>
+              <w:t>Internet</w:t>
+            </w:r>
+          </w:p>
+        </w:tc>
+      </w:tr>
+      <w:tr>
+        <w:trPr>
+          <w:trHeight w:val="351"/>
+        </w:trPr>
+        <w:tc>
+          <w:tcPr>
+            <w:tcW w:w="2815" w:type="dxa"/>
+          </w:tcPr>
+          <w:p>
+            <w:pPr>
+              <w:jc w:val="center"/>
+              <w:rPr>
+                <w:rFonts w:ascii="Times New Roman" w:hAnsi="Times New Roman" w:cs="Times New Roman"/>
+                <w:sz w:val="24"/>
+              </w:rPr>
+            </w:pPr>
+            <w:r>
+              <w:rPr>
+                <w:rFonts w:ascii="Times New Roman" w:hAnsi="Times New Roman" w:cs="Times New Roman"/>
+                <w:sz w:val="24"/>
+              </w:rPr>
+              <w:t>LINUX (</w:t>
+            </w:r>
+            <w:proofErr w:type="spellStart"/>
+            <w:r>
+              <w:rPr>
+                <w:rFonts w:ascii="Times New Roman" w:hAnsi="Times New Roman" w:cs="Times New Roman"/>
+                <w:sz w:val="24"/>
+              </w:rPr>
+              <w:t>Tp</w:t>
+            </w:r>
+            <w:proofErr w:type="spellEnd"/>
+            <w:r>
+              <w:rPr>
+                <w:rFonts w:ascii="Times New Roman" w:hAnsi="Times New Roman" w:cs="Times New Roman"/>
+                <w:sz w:val="24"/>
+              </w:rPr>
+              <w:t>)</w:t>
+            </w:r>
+          </w:p>
+        </w:tc>
+        <w:tc>
+          <w:tcPr>
+            <w:tcW w:w="2384" w:type="dxa"/>
+          </w:tcPr>
+          <w:p>
+            <w:pPr>
+              <w:jc w:val="center"/>
+              <w:rPr>
+                <w:rFonts w:ascii="Times New Roman" w:hAnsi="Times New Roman" w:cs="Times New Roman"/>
+                <w:sz w:val="24"/>
+              </w:rPr>
+            </w:pPr>
+            <w:r>
+              <w:rPr>
+                <w:rFonts w:ascii="Times New Roman" w:hAnsi="Times New Roman" w:cs="Times New Roman"/>
+                <w:sz w:val="24"/>
+              </w:rPr>
+              <w:t>192.168.221.200</w:t>
+            </w:r>
+          </w:p>
+        </w:tc>
+        <w:tc>
+          <w:tcPr>
+            <w:tcW w:w="2386" w:type="dxa"/>
+          </w:tcPr>
+          <w:p>
+            <w:pPr>
+              <w:jc w:val="center"/>
+              <w:rPr>
+                <w:rFonts w:ascii="Times New Roman" w:hAnsi="Times New Roman" w:cs="Times New Roman"/>
+                <w:sz w:val="24"/>
+              </w:rPr>
+            </w:pPr>
+            <w:r>
+              <w:rPr>
+                <w:rFonts w:ascii="Times New Roman" w:hAnsi="Times New Roman" w:cs="Times New Roman"/>
+                <w:sz w:val="24"/>
+              </w:rPr>
+              <w:t>255.255.255.0</w:t>
+            </w:r>
+          </w:p>
+        </w:tc>
+        <w:tc>
+          <w:tcPr>
+            <w:tcW w:w="2386" w:type="dxa"/>
+          </w:tcPr>
+          <w:p>
+            <w:pPr>
+              <w:jc w:val="center"/>
+              <w:rPr>
+                <w:rFonts w:ascii="Times New Roman" w:hAnsi="Times New Roman" w:cs="Times New Roman"/>
+                <w:sz w:val="24"/>
+              </w:rPr>
+            </w:pPr>
+            <w:r>
+              <w:rPr>
+                <w:rFonts w:ascii="Times New Roman" w:hAnsi="Times New Roman" w:cs="Times New Roman"/>
+                <w:sz w:val="24"/>
+              </w:rPr>
+              <w:t>192.168.221.1</w:t>
+            </w:r>
+          </w:p>
+        </w:tc>
+      </w:tr>
+      <w:tr>
+        <w:trPr>
+          <w:trHeight w:val="351"/>
+        </w:trPr>
+        <w:tc>
+          <w:tcPr>
+            <w:tcW w:w="2815" w:type="dxa"/>
+          </w:tcPr>
+          <w:p>
+            <w:pPr>
+              <w:jc w:val="center"/>
+              <w:rPr>
+                <w:rFonts w:ascii="Times New Roman" w:hAnsi="Times New Roman" w:cs="Times New Roman"/>
+                <w:sz w:val="24"/>
+              </w:rPr>
+            </w:pPr>
+            <w:r>
+              <w:rPr>
+                <w:rFonts w:ascii="Times New Roman" w:hAnsi="Times New Roman" w:cs="Times New Roman"/>
+                <w:sz w:val="24"/>
+              </w:rPr>
+              <w:t>LINUX (Kp)</w:t>
+            </w:r>
+          </w:p>
+        </w:tc>
+        <w:tc>
+          <w:tcPr>
+            <w:tcW w:w="2384" w:type="dxa"/>
+          </w:tcPr>
+          <w:p>
+            <w:pPr>
+              <w:jc w:val="center"/>
+              <w:rPr>
+                <w:rFonts w:ascii="Times New Roman" w:hAnsi="Times New Roman" w:cs="Times New Roman"/>
+                <w:sz w:val="24"/>
+              </w:rPr>
+            </w:pPr>
+            <w:r>
+              <w:rPr>
+                <w:rFonts w:ascii="Times New Roman" w:hAnsi="Times New Roman" w:cs="Times New Roman"/>
+                <w:sz w:val="24"/>
+              </w:rPr>
+              <w:t>192.168.220.X</w:t>
+            </w:r>
+          </w:p>
+        </w:tc>
+        <w:tc>
+          <w:tcPr>
+            <w:tcW w:w="2386" w:type="dxa"/>
+          </w:tcPr>
+          <w:p>
+            <w:pPr>
+              <w:jc w:val="center"/>
+              <w:rPr>
+                <w:rFonts w:ascii="Times New Roman" w:hAnsi="Times New Roman" w:cs="Times New Roman"/>
+                <w:sz w:val="24"/>
+              </w:rPr>
+            </w:pPr>
+            <w:r>
+              <w:rPr>
+                <w:rFonts w:ascii="Times New Roman" w:hAnsi="Times New Roman" w:cs="Times New Roman"/>
+                <w:sz w:val="24"/>
+              </w:rPr>
+              <w:t>255.255.255.0</w:t>
+            </w:r>
+          </w:p>
+        </w:tc>
+        <w:tc>
+          <w:tcPr>
+            <w:tcW w:w="2386" w:type="dxa"/>
+          </w:tcPr>
+          <w:p>
+            <w:pPr>
+              <w:jc w:val="center"/>
+              <w:rPr>
+                <w:rFonts w:ascii="Times New Roman" w:hAnsi="Times New Roman" w:cs="Times New Roman"/>
+                <w:sz w:val="24"/>
+              </w:rPr>
+            </w:pPr>
+            <w:r>
+              <w:rPr>
+                <w:rFonts w:ascii="Times New Roman" w:hAnsi="Times New Roman" w:cs="Times New Roman"/>
+                <w:sz w:val="24"/>
+              </w:rPr>
+              <w:t>192.168.220.1</w:t>
+            </w:r>
+          </w:p>
+        </w:tc>
+      </w:tr>
+      <w:tr>
+        <w:trPr>
+          <w:trHeight w:val="351"/>
+        </w:trPr>
+        <w:tc>
+          <w:tcPr>
+            <w:tcW w:w="2815" w:type="dxa"/>
+          </w:tcPr>
+          <w:p>
+            <w:pPr>
+              <w:jc w:val="center"/>
+              <w:rPr>
+                <w:rFonts w:ascii="Times New Roman" w:hAnsi="Times New Roman" w:cs="Times New Roman"/>
+                <w:sz w:val="24"/>
+              </w:rPr>
+            </w:pPr>
+            <w:r>
+              <w:rPr>
+                <w:rFonts w:ascii="Times New Roman" w:hAnsi="Times New Roman" w:cs="Times New Roman"/>
+                <w:sz w:val="24"/>
+              </w:rPr>
+              <w:t>WIN7</w:t>
+            </w:r>
+          </w:p>
+        </w:tc>
+        <w:tc>
+          <w:tcPr>
+            <w:tcW w:w="2384" w:type="dxa"/>
+          </w:tcPr>
+          <w:p>
+            <w:pPr>
+              <w:jc w:val="center"/>
+              <w:rPr>
+                <w:rFonts w:ascii="Times New Roman" w:hAnsi="Times New Roman" w:cs="Times New Roman"/>
+                <w:sz w:val="24"/>
+              </w:rPr>
+            </w:pPr>
+            <w:r>
+              <w:rPr>
+                <w:rFonts w:ascii="Times New Roman" w:hAnsi="Times New Roman" w:cs="Times New Roman"/>
+                <w:sz w:val="24"/>
+              </w:rPr>
+              <w:t>192.168.220.199</w:t>
+            </w:r>
+          </w:p>
+        </w:tc>
+        <w:tc>
+          <w:tcPr>
+            <w:tcW w:w="2386" w:type="dxa"/>
+          </w:tcPr>
+          <w:p>
+            <w:pPr>
+              <w:jc w:val="center"/>
+              <w:rPr>
+                <w:rFonts w:ascii="Times New Roman" w:hAnsi="Times New Roman" w:cs="Times New Roman"/>
+                <w:sz w:val="24"/>
+              </w:rPr>
+            </w:pPr>
+            <w:r>
+              <w:rPr>
+                <w:rFonts w:ascii="Times New Roman" w:hAnsi="Times New Roman" w:cs="Times New Roman"/>
+                <w:sz w:val="24"/>
+              </w:rPr>
+              <w:t>255.255.255.0</w:t>
+            </w:r>
+          </w:p>
+        </w:tc>
+        <w:tc>
+          <w:tcPr>
+            <w:tcW w:w="2386" w:type="dxa"/>
+          </w:tcPr>
+          <w:p>
+            <w:pPr>
+              <w:jc w:val="center"/>
+              <w:rPr>
+                <w:rFonts w:ascii="Times New Roman" w:hAnsi="Times New Roman" w:cs="Times New Roman"/>
+                <w:sz w:val="24"/>
+              </w:rPr>
+            </w:pPr>
+            <w:r>
+              <w:rPr>
+                <w:rFonts w:ascii="Times New Roman" w:hAnsi="Times New Roman" w:cs="Times New Roman"/>
+                <w:sz w:val="24"/>
+              </w:rPr>
+              <w:t>192.168.220.1</w:t>
+            </w:r>
+          </w:p>
+        </w:tc>
+      </w:tr>
+      <w:tr>
+        <w:trPr>
+          <w:trHeight w:val="351"/>
+        </w:trPr>
+        <w:tc>
+          <w:tcPr>
+            <w:tcW w:w="2815" w:type="dxa"/>
+          </w:tcPr>
+          <w:p>
+            <w:pPr>
+              <w:jc w:val="center"/>
+              <w:rPr>
+                <w:rFonts w:ascii="Times New Roman" w:hAnsi="Times New Roman" w:cs="Times New Roman"/>
+                <w:sz w:val="24"/>
+              </w:rPr>
+            </w:pPr>
+            <w:r>
+              <w:rPr>
+                <w:rFonts w:ascii="Times New Roman" w:hAnsi="Times New Roman" w:cs="Times New Roman"/>
+                <w:sz w:val="24"/>
+              </w:rPr>
+              <w:t>WIN2008 (server)</w:t>
+            </w:r>
+          </w:p>
+        </w:tc>
+        <w:tc>
+          <w:tcPr>
+            <w:tcW w:w="2384" w:type="dxa"/>
+          </w:tcPr>
+          <w:p>
+            <w:pPr>
+              <w:jc w:val="center"/>
+              <w:rPr>
+                <w:rFonts w:ascii="Times New Roman" w:hAnsi="Times New Roman" w:cs="Times New Roman"/>
+                <w:sz w:val="24"/>
+              </w:rPr>
+            </w:pPr>
+            <w:r>
+              <w:rPr>
+                <w:rFonts w:ascii="Times New Roman" w:hAnsi="Times New Roman" w:cs="Times New Roman"/>
+                <w:sz w:val="24"/>
+              </w:rPr>
+              <w:t>192.168.220.20</w:t>
+            </w:r>
+          </w:p>
+        </w:tc>
+        <w:tc>
+          <w:tcPr>
+            <w:tcW w:w="2386" w:type="dxa"/>
+          </w:tcPr>
+          <w:p>
+            <w:pPr>
+              <w:jc w:val="center"/>
+              <w:rPr>
+                <w:rFonts w:ascii="Times New Roman" w:hAnsi="Times New Roman" w:cs="Times New Roman"/>
+                <w:sz w:val="24"/>
+              </w:rPr>
+            </w:pPr>
+            <w:r>
+              <w:rPr>
+                <w:rFonts w:ascii="Times New Roman" w:hAnsi="Times New Roman" w:cs="Times New Roman"/>
+                <w:sz w:val="24"/>
+              </w:rPr>
+              <w:t>255.255.255.0</w:t>
+            </w:r>
+          </w:p>
+        </w:tc>
+        <w:tc>
+          <w:tcPr>
+            <w:tcW w:w="2386" w:type="dxa"/>
+          </w:tcPr>
+          <w:p>
+            <w:pPr>
+              <w:jc w:val="center"/>
+              <w:rPr>
+                <w:rFonts w:ascii="Times New Roman" w:hAnsi="Times New Roman" w:cs="Times New Roman"/>
+                <w:sz w:val="24"/>
+              </w:rPr>
+            </w:pPr>
+            <w:r>
+              <w:rPr>
+                <w:rFonts w:ascii="Times New Roman" w:hAnsi="Times New Roman" w:cs="Times New Roman"/>
+                <w:sz w:val="24"/>
+              </w:rPr>
+              <w:t>192.168.220.1</w:t>
+            </w:r>
+          </w:p>
+        </w:tc>
+      </w:tr>
+      <w:tr>
+        <w:trPr>
+          <w:trHeight w:val="351"/>
+        </w:trPr>
+        <w:tc>
+          <w:tcPr>
+            <w:tcW w:w="2815" w:type="dxa"/>
+          </w:tcPr>
+          <w:p>
+            <w:pPr>
+              <w:jc w:val="center"/>
+              <w:rPr>
+                <w:rFonts w:ascii="Times New Roman" w:hAnsi="Times New Roman" w:cs="Times New Roman"/>
+                <w:sz w:val="24"/>
+              </w:rPr>
+            </w:pPr>
+            <w:proofErr w:type="spellStart"/>
+            <w:r>
+              <w:rPr>
+                <w:rFonts w:ascii="Times New Roman" w:hAnsi="Times New Roman" w:cs="Times New Roman"/>
+                <w:sz w:val="24"/>
+              </w:rPr>
+              <w:t>Debian</w:t>
+            </w:r>
+            <w:proofErr w:type="spellEnd"/>
+            <w:r>
+              <w:rPr>
+                <w:rFonts w:ascii="Times New Roman" w:hAnsi="Times New Roman" w:cs="Times New Roman"/>
+                <w:sz w:val="24"/>
+              </w:rPr>
+              <w:t xml:space="preserve"> 12 (server)</w:t>
+            </w:r>
+          </w:p>
+        </w:tc>
+        <w:tc>
+          <w:tcPr>
+            <w:tcW w:w="2384" w:type="dxa"/>
+          </w:tcPr>
+          <w:p>
+            <w:pPr>
+              <w:jc w:val="center"/>
+              <w:rPr>
+                <w:rFonts w:ascii="Times New Roman" w:hAnsi="Times New Roman" w:cs="Times New Roman"/>
+                <w:sz w:val="24"/>
+              </w:rPr>
+            </w:pPr>
+            <w:r>
+              <w:rPr>
+                <w:rFonts w:ascii="Times New Roman" w:hAnsi="Times New Roman" w:cs="Times New Roman"/>
+                <w:sz w:val="24"/>
+              </w:rPr>
+              <w:t>192.168.220.19</w:t>
+            </w:r>
+          </w:p>
+        </w:tc>
+        <w:tc>
+          <w:tcPr>
+            <w:tcW w:w="2386" w:type="dxa"/>
+          </w:tcPr>
+          <w:p>
+            <w:pPr>
+              <w:jc w:val="center"/>
+              <w:rPr>
+                <w:rFonts w:ascii="Times New Roman" w:hAnsi="Times New Roman" w:cs="Times New Roman"/>
+                <w:sz w:val="24"/>
+              </w:rPr>
+            </w:pPr>
+            <w:r>
+              <w:rPr>
+                <w:rFonts w:ascii="Times New Roman" w:hAnsi="Times New Roman" w:cs="Times New Roman"/>
+                <w:sz w:val="24"/>
+              </w:rPr>
+              <w:t>255.255.255.0</w:t>
+            </w:r>
+          </w:p>
+        </w:tc>
+        <w:tc>
+          <w:tcPr>
+            <w:tcW w:w="2386" w:type="dxa"/>
+          </w:tcPr>
+          <w:p>
+            <w:pPr>
+              <w:jc w:val="center"/>
+              <w:rPr>
+                <w:rFonts w:ascii="Times New Roman" w:hAnsi="Times New Roman" w:cs="Times New Roman"/>
+                <w:sz w:val="24"/>
+              </w:rPr>
+            </w:pPr>
+            <w:r>
+              <w:rPr>
+                <w:rFonts w:ascii="Times New Roman" w:hAnsi="Times New Roman" w:cs="Times New Roman"/>
+                <w:sz w:val="24"/>
+              </w:rPr>
+              <w:t>192.168.220.1</w:t>
+            </w:r>
+          </w:p>
+        </w:tc>
+      </w:tr>
+    </w:tbl>
+    <w:p>
+      <w:pPr>
+        <w:ind w:left="-283" w:right="-567"/>
+        <w:rPr>
+          <w:rFonts w:ascii="Times New Roman" w:hAnsi="Times New Roman" w:cs="Times New Roman"/>
+          <w:sz w:val="24"/>
+        </w:rPr>
+        <w:sectPr>
+          <w:type w:val="continuous"/>
+          <w:pgSz w:w="11906" w:h="16838"/>
+          <w:pgMar w:top="1417" w:right="1417" w:bottom="1417" w:left="1417" w:header="708" w:footer="708" w:gutter="0"/>
+          <w:cols w:space="708"/>
+          <w:docGrid w:linePitch="360"/>
+        </w:sectPr>
+      </w:pPr>
+    </w:p>
+    <w:p>
+      <w:pPr>
+        <w:ind w:left="-283" w:right="-567"/>
+        <w:rPr>
+          <w:rFonts w:ascii="Times New Roman" w:hAnsi="Times New Roman" w:cs="Times New Roman"/>
+          <w:sz w:val="24"/>
+        </w:rPr>
+      </w:pPr>
     </w:p>
     <w:sectPr>
       <w:type w:val="continuous"/>
@@ -693,6 +2119,718 @@
     </w:sectPr>
   </w:body>
 </w:document>
+</file>
+
+<file path=word/numbering.xml><?xml version="1.0" encoding="utf-8"?>
+<w:numbering xmlns:wpc="http://schemas.microsoft.com/office/word/2010/wordprocessingCanvas" xmlns:cx="http://schemas.microsoft.com/office/drawing/2014/chartex" xmlns:mc="http://schemas.openxmlformats.org/markup-compatibility/2006" xmlns:o="urn:schemas-microsoft-com:office:office" xmlns:r="http://schemas.openxmlformats.org/officeDocument/2006/relationships" xmlns:m="http://schemas.openxmlformats.org/officeDocument/2006/math" xmlns:v="urn:schemas-microsoft-com:vml" xmlns:wp14="http://schemas.microsoft.com/office/word/2010/wordprocessingDrawing" xmlns:wp="http://schemas.openxmlformats.org/drawingml/2006/wordprocessingDrawing" xmlns:w10="urn:schemas-microsoft-com:office:word" xmlns:w="http://schemas.openxmlformats.org/wordprocessingml/2006/main" xmlns:w14="http://schemas.microsoft.com/office/word/2010/wordml" xmlns:w15="http://schemas.microsoft.com/office/word/2012/wordml" xmlns:w16se="http://schemas.microsoft.com/office/word/2015/wordml/symex" xmlns:wpg="http://schemas.microsoft.com/office/word/2010/wordprocessingGroup" xmlns:wpi="http://schemas.microsoft.com/office/word/2010/wordprocessingInk" xmlns:wne="http://schemas.microsoft.com/office/word/2006/wordml" xmlns:wps="http://schemas.microsoft.com/office/word/2010/wordprocessingShape" mc:Ignorable="w14 w15 w16se wp14">
+  <w:abstractNum w:abstractNumId="0" w15:restartNumberingAfterBreak="0">
+    <w:nsid w:val="1E2E7524"/>
+    <w:multiLevelType w:val="hybridMultilevel"/>
+    <w:tmpl w:val="792048F2"/>
+    <w:lvl w:ilvl="0" w:tplc="17685DF8">
+      <w:start w:val="1"/>
+      <w:numFmt w:val="decimal"/>
+      <w:lvlText w:val="%1."/>
+      <w:lvlJc w:val="left"/>
+      <w:pPr>
+        <w:ind w:left="437" w:hanging="360"/>
+      </w:pPr>
+      <w:rPr>
+        <w:rFonts w:hint="default"/>
+        <w:sz w:val="28"/>
+      </w:rPr>
+    </w:lvl>
+    <w:lvl w:ilvl="1" w:tplc="040E0019" w:tentative="1">
+      <w:start w:val="1"/>
+      <w:numFmt w:val="lowerLetter"/>
+      <w:lvlText w:val="%2."/>
+      <w:lvlJc w:val="left"/>
+      <w:pPr>
+        <w:ind w:left="1157" w:hanging="360"/>
+      </w:pPr>
+    </w:lvl>
+    <w:lvl w:ilvl="2" w:tplc="040E001B" w:tentative="1">
+      <w:start w:val="1"/>
+      <w:numFmt w:val="lowerRoman"/>
+      <w:lvlText w:val="%3."/>
+      <w:lvlJc w:val="right"/>
+      <w:pPr>
+        <w:ind w:left="1877" w:hanging="180"/>
+      </w:pPr>
+    </w:lvl>
+    <w:lvl w:ilvl="3" w:tplc="040E000F" w:tentative="1">
+      <w:start w:val="1"/>
+      <w:numFmt w:val="decimal"/>
+      <w:lvlText w:val="%4."/>
+      <w:lvlJc w:val="left"/>
+      <w:pPr>
+        <w:ind w:left="2597" w:hanging="360"/>
+      </w:pPr>
+    </w:lvl>
+    <w:lvl w:ilvl="4" w:tplc="040E0019" w:tentative="1">
+      <w:start w:val="1"/>
+      <w:numFmt w:val="lowerLetter"/>
+      <w:lvlText w:val="%5."/>
+      <w:lvlJc w:val="left"/>
+      <w:pPr>
+        <w:ind w:left="3317" w:hanging="360"/>
+      </w:pPr>
+    </w:lvl>
+    <w:lvl w:ilvl="5" w:tplc="040E001B" w:tentative="1">
+      <w:start w:val="1"/>
+      <w:numFmt w:val="lowerRoman"/>
+      <w:lvlText w:val="%6."/>
+      <w:lvlJc w:val="right"/>
+      <w:pPr>
+        <w:ind w:left="4037" w:hanging="180"/>
+      </w:pPr>
+    </w:lvl>
+    <w:lvl w:ilvl="6" w:tplc="040E000F" w:tentative="1">
+      <w:start w:val="1"/>
+      <w:numFmt w:val="decimal"/>
+      <w:lvlText w:val="%7."/>
+      <w:lvlJc w:val="left"/>
+      <w:pPr>
+        <w:ind w:left="4757" w:hanging="360"/>
+      </w:pPr>
+    </w:lvl>
+    <w:lvl w:ilvl="7" w:tplc="040E0019" w:tentative="1">
+      <w:start w:val="1"/>
+      <w:numFmt w:val="lowerLetter"/>
+      <w:lvlText w:val="%8."/>
+      <w:lvlJc w:val="left"/>
+      <w:pPr>
+        <w:ind w:left="5477" w:hanging="360"/>
+      </w:pPr>
+    </w:lvl>
+    <w:lvl w:ilvl="8" w:tplc="040E001B" w:tentative="1">
+      <w:start w:val="1"/>
+      <w:numFmt w:val="lowerRoman"/>
+      <w:lvlText w:val="%9."/>
+      <w:lvlJc w:val="right"/>
+      <w:pPr>
+        <w:ind w:left="6197" w:hanging="180"/>
+      </w:pPr>
+    </w:lvl>
+  </w:abstractNum>
+  <w:abstractNum w:abstractNumId="1" w15:restartNumberingAfterBreak="0">
+    <w:nsid w:val="2EAF337A"/>
+    <w:multiLevelType w:val="hybridMultilevel"/>
+    <w:tmpl w:val="01929B96"/>
+    <w:lvl w:ilvl="0" w:tplc="0A7236DC">
+      <w:start w:val="1"/>
+      <w:numFmt w:val="decimal"/>
+      <w:lvlText w:val="%1."/>
+      <w:lvlJc w:val="left"/>
+      <w:pPr>
+        <w:ind w:left="720" w:hanging="360"/>
+      </w:pPr>
+      <w:rPr>
+        <w:rFonts w:hint="default"/>
+        <w:sz w:val="26"/>
+      </w:rPr>
+    </w:lvl>
+    <w:lvl w:ilvl="1" w:tplc="040E0019" w:tentative="1">
+      <w:start w:val="1"/>
+      <w:numFmt w:val="lowerLetter"/>
+      <w:lvlText w:val="%2."/>
+      <w:lvlJc w:val="left"/>
+      <w:pPr>
+        <w:ind w:left="1440" w:hanging="360"/>
+      </w:pPr>
+    </w:lvl>
+    <w:lvl w:ilvl="2" w:tplc="040E001B" w:tentative="1">
+      <w:start w:val="1"/>
+      <w:numFmt w:val="lowerRoman"/>
+      <w:lvlText w:val="%3."/>
+      <w:lvlJc w:val="right"/>
+      <w:pPr>
+        <w:ind w:left="2160" w:hanging="180"/>
+      </w:pPr>
+    </w:lvl>
+    <w:lvl w:ilvl="3" w:tplc="040E000F" w:tentative="1">
+      <w:start w:val="1"/>
+      <w:numFmt w:val="decimal"/>
+      <w:lvlText w:val="%4."/>
+      <w:lvlJc w:val="left"/>
+      <w:pPr>
+        <w:ind w:left="2880" w:hanging="360"/>
+      </w:pPr>
+    </w:lvl>
+    <w:lvl w:ilvl="4" w:tplc="040E0019" w:tentative="1">
+      <w:start w:val="1"/>
+      <w:numFmt w:val="lowerLetter"/>
+      <w:lvlText w:val="%5."/>
+      <w:lvlJc w:val="left"/>
+      <w:pPr>
+        <w:ind w:left="3600" w:hanging="360"/>
+      </w:pPr>
+    </w:lvl>
+    <w:lvl w:ilvl="5" w:tplc="040E001B" w:tentative="1">
+      <w:start w:val="1"/>
+      <w:numFmt w:val="lowerRoman"/>
+      <w:lvlText w:val="%6."/>
+      <w:lvlJc w:val="right"/>
+      <w:pPr>
+        <w:ind w:left="4320" w:hanging="180"/>
+      </w:pPr>
+    </w:lvl>
+    <w:lvl w:ilvl="6" w:tplc="040E000F" w:tentative="1">
+      <w:start w:val="1"/>
+      <w:numFmt w:val="decimal"/>
+      <w:lvlText w:val="%7."/>
+      <w:lvlJc w:val="left"/>
+      <w:pPr>
+        <w:ind w:left="5040" w:hanging="360"/>
+      </w:pPr>
+    </w:lvl>
+    <w:lvl w:ilvl="7" w:tplc="040E0019" w:tentative="1">
+      <w:start w:val="1"/>
+      <w:numFmt w:val="lowerLetter"/>
+      <w:lvlText w:val="%8."/>
+      <w:lvlJc w:val="left"/>
+      <w:pPr>
+        <w:ind w:left="5760" w:hanging="360"/>
+      </w:pPr>
+    </w:lvl>
+    <w:lvl w:ilvl="8" w:tplc="040E001B" w:tentative="1">
+      <w:start w:val="1"/>
+      <w:numFmt w:val="lowerRoman"/>
+      <w:lvlText w:val="%9."/>
+      <w:lvlJc w:val="right"/>
+      <w:pPr>
+        <w:ind w:left="6480" w:hanging="180"/>
+      </w:pPr>
+    </w:lvl>
+  </w:abstractNum>
+  <w:abstractNum w:abstractNumId="2" w15:restartNumberingAfterBreak="0">
+    <w:nsid w:val="310132EF"/>
+    <w:multiLevelType w:val="hybridMultilevel"/>
+    <w:tmpl w:val="34E49694"/>
+    <w:lvl w:ilvl="0" w:tplc="1B167BC8">
+      <w:start w:val="1"/>
+      <w:numFmt w:val="decimal"/>
+      <w:lvlText w:val="%1."/>
+      <w:lvlJc w:val="left"/>
+      <w:pPr>
+        <w:ind w:left="437" w:hanging="360"/>
+      </w:pPr>
+      <w:rPr>
+        <w:rFonts w:hint="default"/>
+      </w:rPr>
+    </w:lvl>
+    <w:lvl w:ilvl="1" w:tplc="040E0019" w:tentative="1">
+      <w:start w:val="1"/>
+      <w:numFmt w:val="lowerLetter"/>
+      <w:lvlText w:val="%2."/>
+      <w:lvlJc w:val="left"/>
+      <w:pPr>
+        <w:ind w:left="1157" w:hanging="360"/>
+      </w:pPr>
+    </w:lvl>
+    <w:lvl w:ilvl="2" w:tplc="040E001B" w:tentative="1">
+      <w:start w:val="1"/>
+      <w:numFmt w:val="lowerRoman"/>
+      <w:lvlText w:val="%3."/>
+      <w:lvlJc w:val="right"/>
+      <w:pPr>
+        <w:ind w:left="1877" w:hanging="180"/>
+      </w:pPr>
+    </w:lvl>
+    <w:lvl w:ilvl="3" w:tplc="040E000F" w:tentative="1">
+      <w:start w:val="1"/>
+      <w:numFmt w:val="decimal"/>
+      <w:lvlText w:val="%4."/>
+      <w:lvlJc w:val="left"/>
+      <w:pPr>
+        <w:ind w:left="2597" w:hanging="360"/>
+      </w:pPr>
+    </w:lvl>
+    <w:lvl w:ilvl="4" w:tplc="040E0019" w:tentative="1">
+      <w:start w:val="1"/>
+      <w:numFmt w:val="lowerLetter"/>
+      <w:lvlText w:val="%5."/>
+      <w:lvlJc w:val="left"/>
+      <w:pPr>
+        <w:ind w:left="3317" w:hanging="360"/>
+      </w:pPr>
+    </w:lvl>
+    <w:lvl w:ilvl="5" w:tplc="040E001B" w:tentative="1">
+      <w:start w:val="1"/>
+      <w:numFmt w:val="lowerRoman"/>
+      <w:lvlText w:val="%6."/>
+      <w:lvlJc w:val="right"/>
+      <w:pPr>
+        <w:ind w:left="4037" w:hanging="180"/>
+      </w:pPr>
+    </w:lvl>
+    <w:lvl w:ilvl="6" w:tplc="040E000F" w:tentative="1">
+      <w:start w:val="1"/>
+      <w:numFmt w:val="decimal"/>
+      <w:lvlText w:val="%7."/>
+      <w:lvlJc w:val="left"/>
+      <w:pPr>
+        <w:ind w:left="4757" w:hanging="360"/>
+      </w:pPr>
+    </w:lvl>
+    <w:lvl w:ilvl="7" w:tplc="040E0019" w:tentative="1">
+      <w:start w:val="1"/>
+      <w:numFmt w:val="lowerLetter"/>
+      <w:lvlText w:val="%8."/>
+      <w:lvlJc w:val="left"/>
+      <w:pPr>
+        <w:ind w:left="5477" w:hanging="360"/>
+      </w:pPr>
+    </w:lvl>
+    <w:lvl w:ilvl="8" w:tplc="040E001B" w:tentative="1">
+      <w:start w:val="1"/>
+      <w:numFmt w:val="lowerRoman"/>
+      <w:lvlText w:val="%9."/>
+      <w:lvlJc w:val="right"/>
+      <w:pPr>
+        <w:ind w:left="6197" w:hanging="180"/>
+      </w:pPr>
+    </w:lvl>
+  </w:abstractNum>
+  <w:abstractNum w:abstractNumId="3" w15:restartNumberingAfterBreak="0">
+    <w:nsid w:val="3EB84D74"/>
+    <w:multiLevelType w:val="multilevel"/>
+    <w:tmpl w:val="45089180"/>
+    <w:lvl w:ilvl="0">
+      <w:start w:val="1"/>
+      <w:numFmt w:val="bullet"/>
+      <w:lvlText w:val=""/>
+      <w:lvlJc w:val="left"/>
+      <w:pPr>
+        <w:tabs>
+          <w:tab w:val="num" w:pos="720"/>
+        </w:tabs>
+        <w:ind w:left="720" w:hanging="360"/>
+      </w:pPr>
+      <w:rPr>
+        <w:rFonts w:ascii="Symbol" w:hAnsi="Symbol" w:hint="default"/>
+        <w:sz w:val="20"/>
+      </w:rPr>
+    </w:lvl>
+    <w:lvl w:ilvl="1" w:tentative="1">
+      <w:start w:val="1"/>
+      <w:numFmt w:val="bullet"/>
+      <w:lvlText w:val="o"/>
+      <w:lvlJc w:val="left"/>
+      <w:pPr>
+        <w:tabs>
+          <w:tab w:val="num" w:pos="1440"/>
+        </w:tabs>
+        <w:ind w:left="1440" w:hanging="360"/>
+      </w:pPr>
+      <w:rPr>
+        <w:rFonts w:ascii="Courier New" w:hAnsi="Courier New" w:hint="default"/>
+        <w:sz w:val="20"/>
+      </w:rPr>
+    </w:lvl>
+    <w:lvl w:ilvl="2" w:tentative="1">
+      <w:start w:val="1"/>
+      <w:numFmt w:val="bullet"/>
+      <w:lvlText w:val=""/>
+      <w:lvlJc w:val="left"/>
+      <w:pPr>
+        <w:tabs>
+          <w:tab w:val="num" w:pos="2160"/>
+        </w:tabs>
+        <w:ind w:left="2160" w:hanging="360"/>
+      </w:pPr>
+      <w:rPr>
+        <w:rFonts w:ascii="Wingdings" w:hAnsi="Wingdings" w:hint="default"/>
+        <w:sz w:val="20"/>
+      </w:rPr>
+    </w:lvl>
+    <w:lvl w:ilvl="3" w:tentative="1">
+      <w:start w:val="1"/>
+      <w:numFmt w:val="bullet"/>
+      <w:lvlText w:val=""/>
+      <w:lvlJc w:val="left"/>
+      <w:pPr>
+        <w:tabs>
+          <w:tab w:val="num" w:pos="2880"/>
+        </w:tabs>
+        <w:ind w:left="2880" w:hanging="360"/>
+      </w:pPr>
+      <w:rPr>
+        <w:rFonts w:ascii="Wingdings" w:hAnsi="Wingdings" w:hint="default"/>
+        <w:sz w:val="20"/>
+      </w:rPr>
+    </w:lvl>
+    <w:lvl w:ilvl="4" w:tentative="1">
+      <w:start w:val="1"/>
+      <w:numFmt w:val="bullet"/>
+      <w:lvlText w:val=""/>
+      <w:lvlJc w:val="left"/>
+      <w:pPr>
+        <w:tabs>
+          <w:tab w:val="num" w:pos="3600"/>
+        </w:tabs>
+        <w:ind w:left="3600" w:hanging="360"/>
+      </w:pPr>
+      <w:rPr>
+        <w:rFonts w:ascii="Wingdings" w:hAnsi="Wingdings" w:hint="default"/>
+        <w:sz w:val="20"/>
+      </w:rPr>
+    </w:lvl>
+    <w:lvl w:ilvl="5" w:tentative="1">
+      <w:start w:val="1"/>
+      <w:numFmt w:val="bullet"/>
+      <w:lvlText w:val=""/>
+      <w:lvlJc w:val="left"/>
+      <w:pPr>
+        <w:tabs>
+          <w:tab w:val="num" w:pos="4320"/>
+        </w:tabs>
+        <w:ind w:left="4320" w:hanging="360"/>
+      </w:pPr>
+      <w:rPr>
+        <w:rFonts w:ascii="Wingdings" w:hAnsi="Wingdings" w:hint="default"/>
+        <w:sz w:val="20"/>
+      </w:rPr>
+    </w:lvl>
+    <w:lvl w:ilvl="6" w:tentative="1">
+      <w:start w:val="1"/>
+      <w:numFmt w:val="bullet"/>
+      <w:lvlText w:val=""/>
+      <w:lvlJc w:val="left"/>
+      <w:pPr>
+        <w:tabs>
+          <w:tab w:val="num" w:pos="5040"/>
+        </w:tabs>
+        <w:ind w:left="5040" w:hanging="360"/>
+      </w:pPr>
+      <w:rPr>
+        <w:rFonts w:ascii="Wingdings" w:hAnsi="Wingdings" w:hint="default"/>
+        <w:sz w:val="20"/>
+      </w:rPr>
+    </w:lvl>
+    <w:lvl w:ilvl="7" w:tentative="1">
+      <w:start w:val="1"/>
+      <w:numFmt w:val="bullet"/>
+      <w:lvlText w:val=""/>
+      <w:lvlJc w:val="left"/>
+      <w:pPr>
+        <w:tabs>
+          <w:tab w:val="num" w:pos="5760"/>
+        </w:tabs>
+        <w:ind w:left="5760" w:hanging="360"/>
+      </w:pPr>
+      <w:rPr>
+        <w:rFonts w:ascii="Wingdings" w:hAnsi="Wingdings" w:hint="default"/>
+        <w:sz w:val="20"/>
+      </w:rPr>
+    </w:lvl>
+    <w:lvl w:ilvl="8" w:tentative="1">
+      <w:start w:val="1"/>
+      <w:numFmt w:val="bullet"/>
+      <w:lvlText w:val=""/>
+      <w:lvlJc w:val="left"/>
+      <w:pPr>
+        <w:tabs>
+          <w:tab w:val="num" w:pos="6480"/>
+        </w:tabs>
+        <w:ind w:left="6480" w:hanging="360"/>
+      </w:pPr>
+      <w:rPr>
+        <w:rFonts w:ascii="Wingdings" w:hAnsi="Wingdings" w:hint="default"/>
+        <w:sz w:val="20"/>
+      </w:rPr>
+    </w:lvl>
+  </w:abstractNum>
+  <w:abstractNum w:abstractNumId="4" w15:restartNumberingAfterBreak="0">
+    <w:nsid w:val="58D76EDC"/>
+    <w:multiLevelType w:val="hybridMultilevel"/>
+    <w:tmpl w:val="79F885A6"/>
+    <w:lvl w:ilvl="0" w:tplc="040E000F">
+      <w:start w:val="1"/>
+      <w:numFmt w:val="decimal"/>
+      <w:lvlText w:val="%1."/>
+      <w:lvlJc w:val="left"/>
+      <w:pPr>
+        <w:ind w:left="720" w:hanging="360"/>
+      </w:pPr>
+      <w:rPr>
+        <w:rFonts w:hint="default"/>
+      </w:rPr>
+    </w:lvl>
+    <w:lvl w:ilvl="1" w:tplc="040E0019" w:tentative="1">
+      <w:start w:val="1"/>
+      <w:numFmt w:val="lowerLetter"/>
+      <w:lvlText w:val="%2."/>
+      <w:lvlJc w:val="left"/>
+      <w:pPr>
+        <w:ind w:left="1440" w:hanging="360"/>
+      </w:pPr>
+    </w:lvl>
+    <w:lvl w:ilvl="2" w:tplc="040E001B" w:tentative="1">
+      <w:start w:val="1"/>
+      <w:numFmt w:val="lowerRoman"/>
+      <w:lvlText w:val="%3."/>
+      <w:lvlJc w:val="right"/>
+      <w:pPr>
+        <w:ind w:left="2160" w:hanging="180"/>
+      </w:pPr>
+    </w:lvl>
+    <w:lvl w:ilvl="3" w:tplc="040E000F" w:tentative="1">
+      <w:start w:val="1"/>
+      <w:numFmt w:val="decimal"/>
+      <w:lvlText w:val="%4."/>
+      <w:lvlJc w:val="left"/>
+      <w:pPr>
+        <w:ind w:left="2880" w:hanging="360"/>
+      </w:pPr>
+    </w:lvl>
+    <w:lvl w:ilvl="4" w:tplc="040E0019" w:tentative="1">
+      <w:start w:val="1"/>
+      <w:numFmt w:val="lowerLetter"/>
+      <w:lvlText w:val="%5."/>
+      <w:lvlJc w:val="left"/>
+      <w:pPr>
+        <w:ind w:left="3600" w:hanging="360"/>
+      </w:pPr>
+    </w:lvl>
+    <w:lvl w:ilvl="5" w:tplc="040E001B" w:tentative="1">
+      <w:start w:val="1"/>
+      <w:numFmt w:val="lowerRoman"/>
+      <w:lvlText w:val="%6."/>
+      <w:lvlJc w:val="right"/>
+      <w:pPr>
+        <w:ind w:left="4320" w:hanging="180"/>
+      </w:pPr>
+    </w:lvl>
+    <w:lvl w:ilvl="6" w:tplc="040E000F" w:tentative="1">
+      <w:start w:val="1"/>
+      <w:numFmt w:val="decimal"/>
+      <w:lvlText w:val="%7."/>
+      <w:lvlJc w:val="left"/>
+      <w:pPr>
+        <w:ind w:left="5040" w:hanging="360"/>
+      </w:pPr>
+    </w:lvl>
+    <w:lvl w:ilvl="7" w:tplc="040E0019" w:tentative="1">
+      <w:start w:val="1"/>
+      <w:numFmt w:val="lowerLetter"/>
+      <w:lvlText w:val="%8."/>
+      <w:lvlJc w:val="left"/>
+      <w:pPr>
+        <w:ind w:left="5760" w:hanging="360"/>
+      </w:pPr>
+    </w:lvl>
+    <w:lvl w:ilvl="8" w:tplc="040E001B" w:tentative="1">
+      <w:start w:val="1"/>
+      <w:numFmt w:val="lowerRoman"/>
+      <w:lvlText w:val="%9."/>
+      <w:lvlJc w:val="right"/>
+      <w:pPr>
+        <w:ind w:left="6480" w:hanging="180"/>
+      </w:pPr>
+    </w:lvl>
+  </w:abstractNum>
+  <w:abstractNum w:abstractNumId="5" w15:restartNumberingAfterBreak="0">
+    <w:nsid w:val="59085D64"/>
+    <w:multiLevelType w:val="hybridMultilevel"/>
+    <w:tmpl w:val="F8AA5A12"/>
+    <w:lvl w:ilvl="0" w:tplc="040E000F">
+      <w:start w:val="1"/>
+      <w:numFmt w:val="decimal"/>
+      <w:lvlText w:val="%1."/>
+      <w:lvlJc w:val="left"/>
+      <w:pPr>
+        <w:ind w:left="720" w:hanging="360"/>
+      </w:pPr>
+      <w:rPr>
+        <w:rFonts w:hint="default"/>
+      </w:rPr>
+    </w:lvl>
+    <w:lvl w:ilvl="1" w:tplc="040E0019" w:tentative="1">
+      <w:start w:val="1"/>
+      <w:numFmt w:val="lowerLetter"/>
+      <w:lvlText w:val="%2."/>
+      <w:lvlJc w:val="left"/>
+      <w:pPr>
+        <w:ind w:left="1440" w:hanging="360"/>
+      </w:pPr>
+    </w:lvl>
+    <w:lvl w:ilvl="2" w:tplc="040E001B" w:tentative="1">
+      <w:start w:val="1"/>
+      <w:numFmt w:val="lowerRoman"/>
+      <w:lvlText w:val="%3."/>
+      <w:lvlJc w:val="right"/>
+      <w:pPr>
+        <w:ind w:left="2160" w:hanging="180"/>
+      </w:pPr>
+    </w:lvl>
+    <w:lvl w:ilvl="3" w:tplc="040E000F" w:tentative="1">
+      <w:start w:val="1"/>
+      <w:numFmt w:val="decimal"/>
+      <w:lvlText w:val="%4."/>
+      <w:lvlJc w:val="left"/>
+      <w:pPr>
+        <w:ind w:left="2880" w:hanging="360"/>
+      </w:pPr>
+    </w:lvl>
+    <w:lvl w:ilvl="4" w:tplc="040E0019" w:tentative="1">
+      <w:start w:val="1"/>
+      <w:numFmt w:val="lowerLetter"/>
+      <w:lvlText w:val="%5."/>
+      <w:lvlJc w:val="left"/>
+      <w:pPr>
+        <w:ind w:left="3600" w:hanging="360"/>
+      </w:pPr>
+    </w:lvl>
+    <w:lvl w:ilvl="5" w:tplc="040E001B" w:tentative="1">
+      <w:start w:val="1"/>
+      <w:numFmt w:val="lowerRoman"/>
+      <w:lvlText w:val="%6."/>
+      <w:lvlJc w:val="right"/>
+      <w:pPr>
+        <w:ind w:left="4320" w:hanging="180"/>
+      </w:pPr>
+    </w:lvl>
+    <w:lvl w:ilvl="6" w:tplc="040E000F" w:tentative="1">
+      <w:start w:val="1"/>
+      <w:numFmt w:val="decimal"/>
+      <w:lvlText w:val="%7."/>
+      <w:lvlJc w:val="left"/>
+      <w:pPr>
+        <w:ind w:left="5040" w:hanging="360"/>
+      </w:pPr>
+    </w:lvl>
+    <w:lvl w:ilvl="7" w:tplc="040E0019" w:tentative="1">
+      <w:start w:val="1"/>
+      <w:numFmt w:val="lowerLetter"/>
+      <w:lvlText w:val="%8."/>
+      <w:lvlJc w:val="left"/>
+      <w:pPr>
+        <w:ind w:left="5760" w:hanging="360"/>
+      </w:pPr>
+    </w:lvl>
+    <w:lvl w:ilvl="8" w:tplc="040E001B" w:tentative="1">
+      <w:start w:val="1"/>
+      <w:numFmt w:val="lowerRoman"/>
+      <w:lvlText w:val="%9."/>
+      <w:lvlJc w:val="right"/>
+      <w:pPr>
+        <w:ind w:left="6480" w:hanging="180"/>
+      </w:pPr>
+    </w:lvl>
+  </w:abstractNum>
+  <w:abstractNum w:abstractNumId="6" w15:restartNumberingAfterBreak="0">
+    <w:nsid w:val="608507BC"/>
+    <w:multiLevelType w:val="hybridMultilevel"/>
+    <w:tmpl w:val="1AA44FD6"/>
+    <w:lvl w:ilvl="0" w:tplc="7A92CAD0">
+      <w:start w:val="1"/>
+      <w:numFmt w:val="decimal"/>
+      <w:lvlText w:val="%1."/>
+      <w:lvlJc w:val="left"/>
+      <w:pPr>
+        <w:ind w:left="720" w:hanging="360"/>
+      </w:pPr>
+      <w:rPr>
+        <w:rFonts w:hint="default"/>
+        <w:sz w:val="28"/>
+      </w:rPr>
+    </w:lvl>
+    <w:lvl w:ilvl="1" w:tplc="040E0019" w:tentative="1">
+      <w:start w:val="1"/>
+      <w:numFmt w:val="lowerLetter"/>
+      <w:lvlText w:val="%2."/>
+      <w:lvlJc w:val="left"/>
+      <w:pPr>
+        <w:ind w:left="1440" w:hanging="360"/>
+      </w:pPr>
+    </w:lvl>
+    <w:lvl w:ilvl="2" w:tplc="040E001B" w:tentative="1">
+      <w:start w:val="1"/>
+      <w:numFmt w:val="lowerRoman"/>
+      <w:lvlText w:val="%3."/>
+      <w:lvlJc w:val="right"/>
+      <w:pPr>
+        <w:ind w:left="2160" w:hanging="180"/>
+      </w:pPr>
+    </w:lvl>
+    <w:lvl w:ilvl="3" w:tplc="040E000F" w:tentative="1">
+      <w:start w:val="1"/>
+      <w:numFmt w:val="decimal"/>
+      <w:lvlText w:val="%4."/>
+      <w:lvlJc w:val="left"/>
+      <w:pPr>
+        <w:ind w:left="2880" w:hanging="360"/>
+      </w:pPr>
+    </w:lvl>
+    <w:lvl w:ilvl="4" w:tplc="040E0019" w:tentative="1">
+      <w:start w:val="1"/>
+      <w:numFmt w:val="lowerLetter"/>
+      <w:lvlText w:val="%5."/>
+      <w:lvlJc w:val="left"/>
+      <w:pPr>
+        <w:ind w:left="3600" w:hanging="360"/>
+      </w:pPr>
+    </w:lvl>
+    <w:lvl w:ilvl="5" w:tplc="040E001B" w:tentative="1">
+      <w:start w:val="1"/>
+      <w:numFmt w:val="lowerRoman"/>
+      <w:lvlText w:val="%6."/>
+      <w:lvlJc w:val="right"/>
+      <w:pPr>
+        <w:ind w:left="4320" w:hanging="180"/>
+      </w:pPr>
+    </w:lvl>
+    <w:lvl w:ilvl="6" w:tplc="040E000F" w:tentative="1">
+      <w:start w:val="1"/>
+      <w:numFmt w:val="decimal"/>
+      <w:lvlText w:val="%7."/>
+      <w:lvlJc w:val="left"/>
+      <w:pPr>
+        <w:ind w:left="5040" w:hanging="360"/>
+      </w:pPr>
+    </w:lvl>
+    <w:lvl w:ilvl="7" w:tplc="040E0019" w:tentative="1">
+      <w:start w:val="1"/>
+      <w:numFmt w:val="lowerLetter"/>
+      <w:lvlText w:val="%8."/>
+      <w:lvlJc w:val="left"/>
+      <w:pPr>
+        <w:ind w:left="5760" w:hanging="360"/>
+      </w:pPr>
+    </w:lvl>
+    <w:lvl w:ilvl="8" w:tplc="040E001B" w:tentative="1">
+      <w:start w:val="1"/>
+      <w:numFmt w:val="lowerRoman"/>
+      <w:lvlText w:val="%9."/>
+      <w:lvlJc w:val="right"/>
+      <w:pPr>
+        <w:ind w:left="6480" w:hanging="180"/>
+      </w:pPr>
+    </w:lvl>
+  </w:abstractNum>
+  <w:num w:numId="1">
+    <w:abstractNumId w:val="4"/>
+  </w:num>
+  <w:num w:numId="2">
+    <w:abstractNumId w:val="6"/>
+  </w:num>
+  <w:num w:numId="3">
+    <w:abstractNumId w:val="3"/>
+  </w:num>
+  <w:num w:numId="4">
+    <w:abstractNumId w:val="2"/>
+  </w:num>
+  <w:num w:numId="5">
+    <w:abstractNumId w:val="0"/>
+  </w:num>
+  <w:num w:numId="6">
+    <w:abstractNumId w:val="5"/>
+  </w:num>
+  <w:num w:numId="7">
+    <w:abstractNumId w:val="1"/>
+  </w:num>
+</w:numbering>
 </file>
 
 <file path=word/styles.xml><?xml version="1.0" encoding="utf-8"?>
@@ -1089,6 +3227,49 @@
     <w:name w:val="Normal"/>
     <w:qFormat/>
   </w:style>
+  <w:style w:type="paragraph" w:styleId="Cmsor1">
+    <w:name w:val="heading 1"/>
+    <w:basedOn w:val="Norml"/>
+    <w:next w:val="Norml"/>
+    <w:link w:val="Cmsor1Char"/>
+    <w:uiPriority w:val="9"/>
+    <w:qFormat/>
+    <w:rsid w:val="00852C23"/>
+    <w:pPr>
+      <w:keepNext/>
+      <w:keepLines/>
+      <w:spacing w:before="240" w:after="0"/>
+      <w:outlineLvl w:val="0"/>
+    </w:pPr>
+    <w:rPr>
+      <w:rFonts w:asciiTheme="majorHAnsi" w:eastAsiaTheme="majorEastAsia" w:hAnsiTheme="majorHAnsi" w:cstheme="majorBidi"/>
+      <w:color w:val="2E74B5" w:themeColor="accent1" w:themeShade="BF"/>
+      <w:sz w:val="32"/>
+      <w:szCs w:val="32"/>
+    </w:rPr>
+  </w:style>
+  <w:style w:type="paragraph" w:styleId="Cmsor2">
+    <w:name w:val="heading 2"/>
+    <w:basedOn w:val="Norml"/>
+    <w:next w:val="Norml"/>
+    <w:link w:val="Cmsor2Char"/>
+    <w:uiPriority w:val="9"/>
+    <w:unhideWhenUsed/>
+    <w:qFormat/>
+    <w:rsid w:val="00C44900"/>
+    <w:pPr>
+      <w:keepNext/>
+      <w:keepLines/>
+      <w:spacing w:before="40" w:after="0"/>
+      <w:outlineLvl w:val="1"/>
+    </w:pPr>
+    <w:rPr>
+      <w:rFonts w:asciiTheme="majorHAnsi" w:eastAsiaTheme="majorEastAsia" w:hAnsiTheme="majorHAnsi" w:cstheme="majorBidi"/>
+      <w:color w:val="2E74B5" w:themeColor="accent1" w:themeShade="BF"/>
+      <w:sz w:val="26"/>
+      <w:szCs w:val="26"/>
+    </w:rPr>
+  </w:style>
   <w:style w:type="character" w:default="1" w:styleId="Bekezdsalapbettpusa">
     <w:name w:val="Default Paragraph Font"/>
     <w:uiPriority w:val="1"/>
@@ -1179,6 +3360,113 @@
       <w:rFonts w:eastAsiaTheme="minorEastAsia"/>
       <w:color w:val="5A5A5A" w:themeColor="text1" w:themeTint="A5"/>
       <w:spacing w:val="15"/>
+    </w:rPr>
+  </w:style>
+  <w:style w:type="table" w:styleId="Rcsostblzat">
+    <w:name w:val="Table Grid"/>
+    <w:basedOn w:val="Normltblzat"/>
+    <w:uiPriority w:val="39"/>
+    <w:rsid w:val="00430272"/>
+    <w:pPr>
+      <w:spacing w:after="0" w:line="240" w:lineRule="auto"/>
+    </w:pPr>
+    <w:tblPr>
+      <w:tblBorders>
+        <w:top w:val="single" w:sz="4" w:space="0" w:color="auto"/>
+        <w:left w:val="single" w:sz="4" w:space="0" w:color="auto"/>
+        <w:bottom w:val="single" w:sz="4" w:space="0" w:color="auto"/>
+        <w:right w:val="single" w:sz="4" w:space="0" w:color="auto"/>
+        <w:insideH w:val="single" w:sz="4" w:space="0" w:color="auto"/>
+        <w:insideV w:val="single" w:sz="4" w:space="0" w:color="auto"/>
+      </w:tblBorders>
+    </w:tblPr>
+  </w:style>
+  <w:style w:type="paragraph" w:styleId="Listaszerbekezds">
+    <w:name w:val="List Paragraph"/>
+    <w:basedOn w:val="Norml"/>
+    <w:uiPriority w:val="34"/>
+    <w:qFormat/>
+    <w:rsid w:val="00BB1133"/>
+    <w:pPr>
+      <w:ind w:left="720"/>
+      <w:contextualSpacing/>
+    </w:pPr>
+  </w:style>
+  <w:style w:type="character" w:customStyle="1" w:styleId="inqyif">
+    <w:name w:val="inqyif"/>
+    <w:basedOn w:val="Bekezdsalapbettpusa"/>
+    <w:rsid w:val="003E2B5B"/>
+  </w:style>
+  <w:style w:type="character" w:styleId="Sorszma">
+    <w:name w:val="line number"/>
+    <w:basedOn w:val="Bekezdsalapbettpusa"/>
+    <w:uiPriority w:val="99"/>
+    <w:semiHidden/>
+    <w:unhideWhenUsed/>
+    <w:rsid w:val="001D1B0A"/>
+  </w:style>
+  <w:style w:type="character" w:customStyle="1" w:styleId="Cmsor1Char">
+    <w:name w:val="Címsor 1 Char"/>
+    <w:basedOn w:val="Bekezdsalapbettpusa"/>
+    <w:link w:val="Cmsor1"/>
+    <w:uiPriority w:val="9"/>
+    <w:rsid w:val="00852C23"/>
+    <w:rPr>
+      <w:rFonts w:asciiTheme="majorHAnsi" w:eastAsiaTheme="majorEastAsia" w:hAnsiTheme="majorHAnsi" w:cstheme="majorBidi"/>
+      <w:color w:val="2E74B5" w:themeColor="accent1" w:themeShade="BF"/>
+      <w:sz w:val="32"/>
+      <w:szCs w:val="32"/>
+    </w:rPr>
+  </w:style>
+  <w:style w:type="paragraph" w:styleId="Tartalomjegyzkcmsora">
+    <w:name w:val="TOC Heading"/>
+    <w:basedOn w:val="Cmsor1"/>
+    <w:next w:val="Norml"/>
+    <w:uiPriority w:val="39"/>
+    <w:unhideWhenUsed/>
+    <w:qFormat/>
+    <w:rsid w:val="00852C23"/>
+    <w:pPr>
+      <w:outlineLvl w:val="9"/>
+    </w:pPr>
+    <w:rPr>
+      <w:lang w:eastAsia="hu-HU"/>
+    </w:rPr>
+  </w:style>
+  <w:style w:type="paragraph" w:styleId="TJ1">
+    <w:name w:val="toc 1"/>
+    <w:basedOn w:val="Norml"/>
+    <w:next w:val="Norml"/>
+    <w:autoRedefine/>
+    <w:uiPriority w:val="39"/>
+    <w:unhideWhenUsed/>
+    <w:rsid w:val="00330F5E"/>
+    <w:pPr>
+      <w:spacing w:after="100"/>
+    </w:pPr>
+  </w:style>
+  <w:style w:type="character" w:styleId="Hiperhivatkozs">
+    <w:name w:val="Hyperlink"/>
+    <w:basedOn w:val="Bekezdsalapbettpusa"/>
+    <w:uiPriority w:val="99"/>
+    <w:unhideWhenUsed/>
+    <w:rsid w:val="00330F5E"/>
+    <w:rPr>
+      <w:color w:val="0563C1" w:themeColor="hyperlink"/>
+      <w:u w:val="single"/>
+    </w:rPr>
+  </w:style>
+  <w:style w:type="character" w:customStyle="1" w:styleId="Cmsor2Char">
+    <w:name w:val="Címsor 2 Char"/>
+    <w:basedOn w:val="Bekezdsalapbettpusa"/>
+    <w:link w:val="Cmsor2"/>
+    <w:uiPriority w:val="9"/>
+    <w:rsid w:val="00C44900"/>
+    <w:rPr>
+      <w:rFonts w:asciiTheme="majorHAnsi" w:eastAsiaTheme="majorEastAsia" w:hAnsiTheme="majorHAnsi" w:cstheme="majorBidi"/>
+      <w:color w:val="2E74B5" w:themeColor="accent1" w:themeShade="BF"/>
+      <w:sz w:val="26"/>
+      <w:szCs w:val="26"/>
     </w:rPr>
   </w:style>
 </w:styles>
@@ -1542,7 +3830,7 @@
 </file>
 
 <file path=customXml/itemProps1.xml><?xml version="1.0" encoding="utf-8"?>
-<ds:datastoreItem xmlns:ds="http://schemas.openxmlformats.org/officeDocument/2006/customXml" ds:itemID="{CABB30D8-00D5-44FD-B0F7-3257ECA966C9}">
+<ds:datastoreItem xmlns:ds="http://schemas.openxmlformats.org/officeDocument/2006/customXml" ds:itemID="{1F469C61-8856-486D-B26F-DAD106406824}">
   <ds:schemaRefs>
     <ds:schemaRef ds:uri="http://schemas.openxmlformats.org/officeDocument/2006/bibliography"/>
   </ds:schemaRefs>

--- a/portfolio_dokumentacio.docx
+++ b/portfolio_dokumentacio.docx
@@ -74,9 +74,11 @@
           <w:szCs w:val="28"/>
         </w:rPr>
         <w:sectPr>
+          <w:footerReference w:type="default" r:id="rId8"/>
           <w:pgSz w:w="11906" w:h="16838"/>
           <w:pgMar w:top="1417" w:right="1417" w:bottom="1417" w:left="1417" w:header="708" w:footer="708" w:gutter="0"/>
           <w:cols w:space="708"/>
+          <w:titlePg/>
           <w:docGrid w:linePitch="360"/>
         </w:sectPr>
       </w:pPr>
@@ -762,14 +764,538 @@
         </w:rPr>
         <w:br w:type="page"/>
       </w:r>
-      <w:bookmarkStart w:id="0" w:name="_GoBack"/>
-      <w:bookmarkEnd w:id="0"/>
-      <w:r>
-        <w:rPr>
-          <w:rFonts w:ascii="Times New Roman" w:hAnsi="Times New Roman" w:cs="Times New Roman"/>
-          <w:sz w:val="24"/>
-        </w:rPr>
-        <w:lastRenderedPageBreak/>
+    </w:p>
+    <w:sdt>
+      <w:sdtPr>
+        <w:id w:val="644005845"/>
+        <w:docPartObj>
+          <w:docPartGallery w:val="Table of Contents"/>
+          <w:docPartUnique/>
+        </w:docPartObj>
+      </w:sdtPr>
+      <w:sdtEndPr>
+        <w:rPr>
+          <w:rFonts w:asciiTheme="minorHAnsi" w:eastAsiaTheme="minorHAnsi" w:hAnsiTheme="minorHAnsi" w:cstheme="minorBidi"/>
+          <w:b/>
+          <w:bCs/>
+          <w:color w:val="auto"/>
+          <w:sz w:val="22"/>
+          <w:szCs w:val="22"/>
+          <w:lang w:eastAsia="en-US"/>
+        </w:rPr>
+      </w:sdtEndPr>
+      <w:sdtContent>
+        <w:p>
+          <w:pPr>
+            <w:pStyle w:val="Tartalomjegyzkcmsora"/>
+          </w:pPr>
+          <w:r>
+            <w:t>Tartalomjegyzék</w:t>
+          </w:r>
+        </w:p>
+        <w:p>
+          <w:pPr>
+            <w:pStyle w:val="TJ1"/>
+            <w:tabs>
+              <w:tab w:val="left" w:pos="440"/>
+              <w:tab w:val="right" w:leader="dot" w:pos="9062"/>
+            </w:tabs>
+            <w:rPr>
+              <w:rFonts w:eastAsiaTheme="minorEastAsia"/>
+              <w:noProof/>
+              <w:lang w:eastAsia="hu-HU"/>
+            </w:rPr>
+          </w:pPr>
+          <w:r>
+            <w:fldChar w:fldCharType="begin"/>
+          </w:r>
+          <w:r>
+            <w:instrText xml:space="preserve"> TOC \o "1-3" \h \z \u </w:instrText>
+          </w:r>
+          <w:r>
+            <w:fldChar w:fldCharType="separate"/>
+          </w:r>
+          <w:hyperlink w:anchor="_Toc243388584" w:history="1">
+            <w:r>
+              <w:rPr>
+                <w:rStyle w:val="Hiperhivatkozs"/>
+                <w:noProof/>
+              </w:rPr>
+              <w:t>1.</w:t>
+            </w:r>
+            <w:r>
+              <w:rPr>
+                <w:rFonts w:eastAsiaTheme="minorEastAsia"/>
+                <w:noProof/>
+                <w:lang w:eastAsia="hu-HU"/>
+              </w:rPr>
+              <w:tab/>
+            </w:r>
+            <w:r>
+              <w:rPr>
+                <w:rStyle w:val="Hiperhivatkozs"/>
+                <w:noProof/>
+              </w:rPr>
+              <w:t>A projekt célja:</w:t>
+            </w:r>
+            <w:r>
+              <w:rPr>
+                <w:noProof/>
+                <w:webHidden/>
+              </w:rPr>
+              <w:tab/>
+            </w:r>
+            <w:r>
+              <w:rPr>
+                <w:noProof/>
+                <w:webHidden/>
+              </w:rPr>
+              <w:fldChar w:fldCharType="begin"/>
+            </w:r>
+            <w:r>
+              <w:rPr>
+                <w:noProof/>
+                <w:webHidden/>
+              </w:rPr>
+              <w:instrText xml:space="preserve"> PAGEREF _Toc243388584 \h </w:instrText>
+            </w:r>
+            <w:r>
+              <w:rPr>
+                <w:noProof/>
+                <w:webHidden/>
+              </w:rPr>
+            </w:r>
+            <w:r>
+              <w:rPr>
+                <w:noProof/>
+                <w:webHidden/>
+              </w:rPr>
+              <w:fldChar w:fldCharType="separate"/>
+            </w:r>
+            <w:r>
+              <w:rPr>
+                <w:noProof/>
+                <w:webHidden/>
+              </w:rPr>
+              <w:t>3</w:t>
+            </w:r>
+            <w:r>
+              <w:rPr>
+                <w:noProof/>
+                <w:webHidden/>
+              </w:rPr>
+              <w:fldChar w:fldCharType="end"/>
+            </w:r>
+          </w:hyperlink>
+        </w:p>
+        <w:p>
+          <w:pPr>
+            <w:pStyle w:val="TJ1"/>
+            <w:tabs>
+              <w:tab w:val="left" w:pos="440"/>
+              <w:tab w:val="right" w:leader="dot" w:pos="9062"/>
+            </w:tabs>
+            <w:rPr>
+              <w:rFonts w:eastAsiaTheme="minorEastAsia"/>
+              <w:noProof/>
+              <w:lang w:eastAsia="hu-HU"/>
+            </w:rPr>
+          </w:pPr>
+          <w:hyperlink w:anchor="_Toc243388585" w:history="1">
+            <w:r>
+              <w:rPr>
+                <w:rStyle w:val="Hiperhivatkozs"/>
+                <w:noProof/>
+              </w:rPr>
+              <w:t>2.</w:t>
+            </w:r>
+            <w:r>
+              <w:rPr>
+                <w:rFonts w:eastAsiaTheme="minorEastAsia"/>
+                <w:noProof/>
+                <w:lang w:eastAsia="hu-HU"/>
+              </w:rPr>
+              <w:tab/>
+            </w:r>
+            <w:r>
+              <w:rPr>
+                <w:rStyle w:val="Hiperhivatkozs"/>
+                <w:noProof/>
+              </w:rPr>
+              <w:t>Hálózat bemutatása:</w:t>
+            </w:r>
+            <w:r>
+              <w:rPr>
+                <w:noProof/>
+                <w:webHidden/>
+              </w:rPr>
+              <w:tab/>
+            </w:r>
+            <w:r>
+              <w:rPr>
+                <w:noProof/>
+                <w:webHidden/>
+              </w:rPr>
+              <w:fldChar w:fldCharType="begin"/>
+            </w:r>
+            <w:r>
+              <w:rPr>
+                <w:noProof/>
+                <w:webHidden/>
+              </w:rPr>
+              <w:instrText xml:space="preserve"> PAGEREF _Toc243388585 \h </w:instrText>
+            </w:r>
+            <w:r>
+              <w:rPr>
+                <w:noProof/>
+                <w:webHidden/>
+              </w:rPr>
+            </w:r>
+            <w:r>
+              <w:rPr>
+                <w:noProof/>
+                <w:webHidden/>
+              </w:rPr>
+              <w:fldChar w:fldCharType="separate"/>
+            </w:r>
+            <w:r>
+              <w:rPr>
+                <w:noProof/>
+                <w:webHidden/>
+              </w:rPr>
+              <w:t>3</w:t>
+            </w:r>
+            <w:r>
+              <w:rPr>
+                <w:noProof/>
+                <w:webHidden/>
+              </w:rPr>
+              <w:fldChar w:fldCharType="end"/>
+            </w:r>
+          </w:hyperlink>
+        </w:p>
+        <w:p>
+          <w:pPr>
+            <w:pStyle w:val="TJ2"/>
+            <w:rPr>
+              <w:rFonts w:eastAsiaTheme="minorEastAsia"/>
+              <w:noProof/>
+              <w:lang w:eastAsia="hu-HU"/>
+            </w:rPr>
+          </w:pPr>
+          <w:hyperlink w:anchor="_Toc243388586" w:history="1">
+            <w:r>
+              <w:rPr>
+                <w:rStyle w:val="Hiperhivatkozs"/>
+                <w:noProof/>
+              </w:rPr>
+              <w:t>2.1</w:t>
+            </w:r>
+            <w:r>
+              <w:rPr>
+                <w:rFonts w:eastAsiaTheme="minorEastAsia"/>
+                <w:noProof/>
+                <w:lang w:eastAsia="hu-HU"/>
+              </w:rPr>
+              <w:tab/>
+            </w:r>
+            <w:r>
+              <w:rPr>
+                <w:rStyle w:val="Hiperhivatkozs"/>
+                <w:noProof/>
+              </w:rPr>
+              <w:t>Hálózat címzési terv:</w:t>
+            </w:r>
+            <w:r>
+              <w:rPr>
+                <w:noProof/>
+                <w:webHidden/>
+              </w:rPr>
+              <w:tab/>
+            </w:r>
+            <w:r>
+              <w:rPr>
+                <w:noProof/>
+                <w:webHidden/>
+              </w:rPr>
+              <w:fldChar w:fldCharType="begin"/>
+            </w:r>
+            <w:r>
+              <w:rPr>
+                <w:noProof/>
+                <w:webHidden/>
+              </w:rPr>
+              <w:instrText xml:space="preserve"> PAGEREF _Toc243388586 \h </w:instrText>
+            </w:r>
+            <w:r>
+              <w:rPr>
+                <w:noProof/>
+                <w:webHidden/>
+              </w:rPr>
+            </w:r>
+            <w:r>
+              <w:rPr>
+                <w:noProof/>
+                <w:webHidden/>
+              </w:rPr>
+              <w:fldChar w:fldCharType="separate"/>
+            </w:r>
+            <w:r>
+              <w:rPr>
+                <w:noProof/>
+                <w:webHidden/>
+              </w:rPr>
+              <w:t>3</w:t>
+            </w:r>
+            <w:r>
+              <w:rPr>
+                <w:noProof/>
+                <w:webHidden/>
+              </w:rPr>
+              <w:fldChar w:fldCharType="end"/>
+            </w:r>
+          </w:hyperlink>
+        </w:p>
+        <w:p>
+          <w:pPr>
+            <w:pStyle w:val="TJ2"/>
+            <w:rPr>
+              <w:rFonts w:eastAsiaTheme="minorEastAsia"/>
+              <w:noProof/>
+              <w:lang w:eastAsia="hu-HU"/>
+            </w:rPr>
+          </w:pPr>
+          <w:hyperlink w:anchor="_Toc243388587" w:history="1">
+            <w:r>
+              <w:rPr>
+                <w:rStyle w:val="Hiperhivatkozs"/>
+                <w:noProof/>
+              </w:rPr>
+              <w:t>2.2 Hálózat felépítése és telephelyek:</w:t>
+            </w:r>
+            <w:r>
+              <w:rPr>
+                <w:noProof/>
+                <w:webHidden/>
+              </w:rPr>
+              <w:tab/>
+            </w:r>
+            <w:r>
+              <w:rPr>
+                <w:noProof/>
+                <w:webHidden/>
+              </w:rPr>
+              <w:fldChar w:fldCharType="begin"/>
+            </w:r>
+            <w:r>
+              <w:rPr>
+                <w:noProof/>
+                <w:webHidden/>
+              </w:rPr>
+              <w:instrText xml:space="preserve"> PAGEREF _Toc243388587 \h </w:instrText>
+            </w:r>
+            <w:r>
+              <w:rPr>
+                <w:noProof/>
+                <w:webHidden/>
+              </w:rPr>
+            </w:r>
+            <w:r>
+              <w:rPr>
+                <w:noProof/>
+                <w:webHidden/>
+              </w:rPr>
+              <w:fldChar w:fldCharType="separate"/>
+            </w:r>
+            <w:r>
+              <w:rPr>
+                <w:noProof/>
+                <w:webHidden/>
+              </w:rPr>
+              <w:t>4</w:t>
+            </w:r>
+            <w:r>
+              <w:rPr>
+                <w:noProof/>
+                <w:webHidden/>
+              </w:rPr>
+              <w:fldChar w:fldCharType="end"/>
+            </w:r>
+          </w:hyperlink>
+        </w:p>
+        <w:p>
+          <w:pPr>
+            <w:pStyle w:val="TJ2"/>
+            <w:rPr>
+              <w:rFonts w:eastAsiaTheme="minorEastAsia"/>
+              <w:noProof/>
+              <w:lang w:eastAsia="hu-HU"/>
+            </w:rPr>
+          </w:pPr>
+          <w:hyperlink w:anchor="_Toc243388588" w:history="1">
+            <w:r>
+              <w:rPr>
+                <w:rStyle w:val="Hiperhivatkozs"/>
+                <w:noProof/>
+              </w:rPr>
+              <w:t>2.3 Telephelyek közötti kapcsolat:</w:t>
+            </w:r>
+            <w:r>
+              <w:rPr>
+                <w:noProof/>
+                <w:webHidden/>
+              </w:rPr>
+              <w:tab/>
+            </w:r>
+            <w:r>
+              <w:rPr>
+                <w:noProof/>
+                <w:webHidden/>
+              </w:rPr>
+              <w:fldChar w:fldCharType="begin"/>
+            </w:r>
+            <w:r>
+              <w:rPr>
+                <w:noProof/>
+                <w:webHidden/>
+              </w:rPr>
+              <w:instrText xml:space="preserve"> PAGEREF _Toc243388588 \h </w:instrText>
+            </w:r>
+            <w:r>
+              <w:rPr>
+                <w:noProof/>
+                <w:webHidden/>
+              </w:rPr>
+            </w:r>
+            <w:r>
+              <w:rPr>
+                <w:noProof/>
+                <w:webHidden/>
+              </w:rPr>
+              <w:fldChar w:fldCharType="separate"/>
+            </w:r>
+            <w:r>
+              <w:rPr>
+                <w:noProof/>
+                <w:webHidden/>
+              </w:rPr>
+              <w:t>4</w:t>
+            </w:r>
+            <w:r>
+              <w:rPr>
+                <w:noProof/>
+                <w:webHidden/>
+              </w:rPr>
+              <w:fldChar w:fldCharType="end"/>
+            </w:r>
+          </w:hyperlink>
+        </w:p>
+        <w:p>
+          <w:pPr>
+            <w:pStyle w:val="TJ2"/>
+            <w:rPr>
+              <w:rFonts w:eastAsiaTheme="minorEastAsia"/>
+              <w:noProof/>
+              <w:lang w:eastAsia="hu-HU"/>
+            </w:rPr>
+          </w:pPr>
+          <w:hyperlink w:anchor="_Toc243388589" w:history="1">
+            <w:r>
+              <w:rPr>
+                <w:rStyle w:val="Hiperhivatkozs"/>
+                <w:noProof/>
+              </w:rPr>
+              <w:t>2.4</w:t>
+            </w:r>
+            <w:r>
+              <w:rPr>
+                <w:rFonts w:eastAsiaTheme="minorEastAsia"/>
+                <w:noProof/>
+                <w:lang w:eastAsia="hu-HU"/>
+              </w:rPr>
+              <w:tab/>
+            </w:r>
+            <w:r>
+              <w:rPr>
+                <w:rStyle w:val="Hiperhivatkozs"/>
+                <w:noProof/>
+              </w:rPr>
+              <w:t>A távoli munkavégzés és a VPN kapcsolat célja:</w:t>
+            </w:r>
+            <w:r>
+              <w:rPr>
+                <w:noProof/>
+                <w:webHidden/>
+              </w:rPr>
+              <w:tab/>
+            </w:r>
+            <w:r>
+              <w:rPr>
+                <w:noProof/>
+                <w:webHidden/>
+              </w:rPr>
+              <w:fldChar w:fldCharType="begin"/>
+            </w:r>
+            <w:r>
+              <w:rPr>
+                <w:noProof/>
+                <w:webHidden/>
+              </w:rPr>
+              <w:instrText xml:space="preserve"> PAGEREF _Toc243388589 \h </w:instrText>
+            </w:r>
+            <w:r>
+              <w:rPr>
+                <w:noProof/>
+                <w:webHidden/>
+              </w:rPr>
+            </w:r>
+            <w:r>
+              <w:rPr>
+                <w:noProof/>
+                <w:webHidden/>
+              </w:rPr>
+              <w:fldChar w:fldCharType="separate"/>
+            </w:r>
+            <w:r>
+              <w:rPr>
+                <w:noProof/>
+                <w:webHidden/>
+              </w:rPr>
+              <w:t>4</w:t>
+            </w:r>
+            <w:r>
+              <w:rPr>
+                <w:noProof/>
+                <w:webHidden/>
+              </w:rPr>
+              <w:fldChar w:fldCharType="end"/>
+            </w:r>
+          </w:hyperlink>
+        </w:p>
+        <w:p>
+          <w:r>
+            <w:rPr>
+              <w:b/>
+              <w:bCs/>
+            </w:rPr>
+            <w:fldChar w:fldCharType="end"/>
+          </w:r>
+        </w:p>
+      </w:sdtContent>
+    </w:sdt>
+    <w:p>
+      <w:pPr>
+        <w:jc w:val="center"/>
+        <w:rPr>
+          <w:rFonts w:ascii="Times New Roman" w:hAnsi="Times New Roman" w:cs="Times New Roman"/>
+          <w:sz w:val="24"/>
+        </w:rPr>
+      </w:pPr>
+      <w:r>
+        <w:rPr>
+          <w:rFonts w:ascii="Times New Roman" w:hAnsi="Times New Roman" w:cs="Times New Roman"/>
+          <w:sz w:val="24"/>
+        </w:rPr>
         <w:br w:type="page"/>
       </w:r>
     </w:p>
@@ -780,8 +1306,9 @@
           <w:ilvl w:val="0"/>
           <w:numId w:val="6"/>
         </w:numPr>
-        <w:ind w:left="77" w:right="-567"/>
-      </w:pPr>
+        <w:ind w:left="-207" w:right="-567"/>
+      </w:pPr>
+      <w:bookmarkStart w:id="0" w:name="_Toc243388584"/>
       <w:r>
         <w:lastRenderedPageBreak/>
         <w:t>A projekt</w:t>
@@ -792,6 +1319,7 @@
       <w:r>
         <w:t>:</w:t>
       </w:r>
+      <w:bookmarkEnd w:id="0"/>
     </w:p>
     <w:p>
       <w:pPr>
@@ -812,6 +1340,95 @@
           <w:sz w:val="24"/>
           <w:szCs w:val="24"/>
           <w:lang w:eastAsia="hu-HU"/>
+        </w:rPr>
+        <w:sectPr>
+          <w:type w:val="continuous"/>
+          <w:pgSz w:w="11906" w:h="16838"/>
+          <w:pgMar w:top="1417" w:right="1417" w:bottom="1417" w:left="1417" w:header="708" w:footer="708" w:gutter="0"/>
+          <w:cols w:space="708"/>
+          <w:titlePg/>
+          <w:docGrid w:linePitch="360"/>
+        </w:sectPr>
+      </w:pPr>
+      <w:r>
+        <w:rPr>
+          <w:rFonts w:ascii="Times New Roman" w:hAnsi="Times New Roman" w:cs="Times New Roman"/>
+          <w:sz w:val="24"/>
+          <w:szCs w:val="24"/>
+        </w:rPr>
+        <w:t>A vizsgaremek célja, hogy egy többrendszeres, osztott telephelyes hálózat megtervezése, létrehozása.</w:t>
+      </w:r>
+      <w:r>
+        <w:rPr>
+          <w:rFonts w:ascii="Times New Roman" w:hAnsi="Times New Roman" w:cs="Times New Roman"/>
+          <w:sz w:val="24"/>
+          <w:szCs w:val="24"/>
+        </w:rPr>
+        <w:t xml:space="preserve"> </w:t>
+      </w:r>
+      <w:r>
+        <w:rPr>
+          <w:rFonts w:ascii="Times New Roman" w:eastAsia="Times New Roman" w:hAnsi="Times New Roman" w:cs="Times New Roman"/>
+          <w:sz w:val="24"/>
+          <w:szCs w:val="24"/>
+          <w:lang w:eastAsia="hu-HU"/>
+        </w:rPr>
+        <w:t xml:space="preserve">Ez áll egy </w:t>
+      </w:r>
+      <w:r>
+        <w:rPr>
+          <w:rFonts w:ascii="Times New Roman" w:eastAsia="Times New Roman" w:hAnsi="Times New Roman" w:cs="Times New Roman"/>
+          <w:sz w:val="24"/>
+          <w:szCs w:val="24"/>
+          <w:lang w:eastAsia="hu-HU"/>
+        </w:rPr>
+        <w:t>központi iro</w:t>
+      </w:r>
+      <w:r>
+        <w:rPr>
+          <w:rFonts w:ascii="Times New Roman" w:eastAsia="Times New Roman" w:hAnsi="Times New Roman" w:cs="Times New Roman"/>
+          <w:sz w:val="24"/>
+          <w:szCs w:val="24"/>
+          <w:lang w:eastAsia="hu-HU"/>
+        </w:rPr>
+        <w:t>dából (Központ), egy kitelepített</w:t>
+      </w:r>
+      <w:r>
+        <w:rPr>
+          <w:rFonts w:ascii="Times New Roman" w:eastAsia="Times New Roman" w:hAnsi="Times New Roman" w:cs="Times New Roman"/>
+          <w:sz w:val="24"/>
+          <w:szCs w:val="24"/>
+          <w:lang w:eastAsia="hu-HU"/>
+        </w:rPr>
+        <w:t xml:space="preserve"> irodából (Távoli Telephely) és egy otthonr</w:t>
+      </w:r>
+      <w:r>
+        <w:rPr>
+          <w:rFonts w:ascii="Times New Roman" w:eastAsia="Times New Roman" w:hAnsi="Times New Roman" w:cs="Times New Roman"/>
+          <w:sz w:val="24"/>
+          <w:szCs w:val="24"/>
+          <w:lang w:eastAsia="hu-HU"/>
+        </w:rPr>
+        <w:t>ól dolgozó munkatársból (VPN k</w:t>
+      </w:r>
+      <w:r>
+        <w:rPr>
+          <w:rFonts w:ascii="Times New Roman" w:eastAsia="Times New Roman" w:hAnsi="Times New Roman" w:cs="Times New Roman"/>
+          <w:sz w:val="24"/>
+          <w:szCs w:val="24"/>
+          <w:lang w:eastAsia="hu-HU"/>
+        </w:rPr>
+        <w:t>liens) álló infrastruktúra kiépítése.</w:t>
+      </w:r>
+    </w:p>
+    <w:p>
+      <w:pPr>
+        <w:pStyle w:val="Listaszerbekezds"/>
+        <w:ind w:left="283" w:right="-567"/>
+        <w:rPr>
+          <w:rFonts w:ascii="Times New Roman" w:hAnsi="Times New Roman" w:cs="Times New Roman"/>
+          <w:sz w:val="24"/>
+          <w:szCs w:val="24"/>
         </w:rPr>
         <w:sectPr>
           <w:type w:val="continuous"/>
@@ -821,49 +1438,6 @@
           <w:docGrid w:linePitch="360"/>
         </w:sectPr>
       </w:pPr>
-      <w:r>
-        <w:rPr>
-          <w:rFonts w:ascii="Times New Roman" w:hAnsi="Times New Roman" w:cs="Times New Roman"/>
-          <w:sz w:val="24"/>
-          <w:szCs w:val="24"/>
-        </w:rPr>
-        <w:t>A vizsgaremek célja, hogy egy többrendszeres, osztott telephelyes hálózat megtervezése, létrehozása.</w:t>
-      </w:r>
-      <w:r>
-        <w:rPr>
-          <w:rFonts w:ascii="Times New Roman" w:hAnsi="Times New Roman" w:cs="Times New Roman"/>
-          <w:sz w:val="24"/>
-          <w:szCs w:val="24"/>
-        </w:rPr>
-        <w:t xml:space="preserve"> </w:t>
-      </w:r>
-      <w:r>
-        <w:rPr>
-          <w:rFonts w:ascii="Times New Roman" w:eastAsia="Times New Roman" w:hAnsi="Times New Roman" w:cs="Times New Roman"/>
-          <w:sz w:val="24"/>
-          <w:szCs w:val="24"/>
-          <w:lang w:eastAsia="hu-HU"/>
-        </w:rPr>
-        <w:t>Egy központi irodából (Központ), egy kihelyezett irodából (Távoli Telephely) és egy otthonr</w:t>
-      </w:r>
-      <w:r>
-        <w:rPr>
-          <w:rFonts w:ascii="Times New Roman" w:eastAsia="Times New Roman" w:hAnsi="Times New Roman" w:cs="Times New Roman"/>
-          <w:sz w:val="24"/>
-          <w:szCs w:val="24"/>
-          <w:lang w:eastAsia="hu-HU"/>
-        </w:rPr>
-        <w:t>ól dolgozó munkatársból (VPN k</w:t>
-      </w:r>
-      <w:r>
-        <w:rPr>
-          <w:rFonts w:ascii="Times New Roman" w:eastAsia="Times New Roman" w:hAnsi="Times New Roman" w:cs="Times New Roman"/>
-          <w:sz w:val="24"/>
-          <w:szCs w:val="24"/>
-          <w:lang w:eastAsia="hu-HU"/>
-        </w:rPr>
-        <w:t>liens) álló infrastruktúra kiépítése.</w:t>
-      </w:r>
     </w:p>
     <w:p>
       <w:pPr>
@@ -903,31 +1477,14 @@
     </w:p>
     <w:p>
       <w:pPr>
-        <w:pStyle w:val="Listaszerbekezds"/>
-        <w:ind w:left="283" w:right="-567"/>
-        <w:rPr>
-          <w:rFonts w:ascii="Times New Roman" w:hAnsi="Times New Roman" w:cs="Times New Roman"/>
-          <w:sz w:val="24"/>
-          <w:szCs w:val="24"/>
-        </w:rPr>
-        <w:sectPr>
-          <w:type w:val="continuous"/>
-          <w:pgSz w:w="11906" w:h="16838"/>
-          <w:pgMar w:top="1417" w:right="1417" w:bottom="1417" w:left="1417" w:header="708" w:footer="708" w:gutter="0"/>
-          <w:cols w:space="708"/>
-          <w:docGrid w:linePitch="360"/>
-        </w:sectPr>
-      </w:pPr>
-    </w:p>
-    <w:p>
-      <w:pPr>
         <w:pStyle w:val="Cmsor1"/>
         <w:numPr>
           <w:ilvl w:val="0"/>
           <w:numId w:val="6"/>
         </w:numPr>
-        <w:ind w:left="77" w:right="-567"/>
-      </w:pPr>
+        <w:ind w:left="-207" w:right="-567"/>
+      </w:pPr>
+      <w:bookmarkStart w:id="1" w:name="_Toc243388585"/>
       <w:r>
         <w:lastRenderedPageBreak/>
         <w:t>Hálózat bemutatása</w:t>
@@ -935,22 +1492,29 @@
       <w:r>
         <w:t>:</w:t>
       </w:r>
+      <w:bookmarkEnd w:id="1"/>
     </w:p>
     <w:p>
       <w:pPr>
         <w:pStyle w:val="Cmsor2"/>
         <w:numPr>
-          <w:ilvl w:val="0"/>
-          <w:numId w:val="7"/>
+          <w:ilvl w:val="1"/>
+          <w:numId w:val="6"/>
         </w:numPr>
-        <w:rPr>
-          <w:sz w:val="24"/>
-          <w:szCs w:val="24"/>
-        </w:rPr>
-      </w:pPr>
+        <w:ind w:left="360"/>
+        <w:rPr>
+          <w:sz w:val="24"/>
+          <w:szCs w:val="24"/>
+        </w:rPr>
+      </w:pPr>
+      <w:r>
+        <w:t xml:space="preserve"> </w:t>
+      </w:r>
+      <w:bookmarkStart w:id="2" w:name="_Toc243388586"/>
       <w:r>
         <w:t>Hálózat címzési terv:</w:t>
       </w:r>
+      <w:bookmarkEnd w:id="2"/>
     </w:p>
     <w:p>
       <w:pPr>
@@ -981,7 +1545,7 @@
           <w:lang w:eastAsia="hu-HU"/>
         </w:rPr>
         <w:drawing>
-          <wp:inline distT="0" distB="0" distL="0" distR="0" wp14:anchorId="77747004" wp14:editId="48FA32CD">
+          <wp:inline distT="0" distB="0" distL="0" distR="0" wp14:anchorId="1274B666" wp14:editId="22860FE5">
             <wp:extent cx="5790565" cy="3733389"/>
             <wp:effectExtent l="0" t="0" r="635" b="635"/>
             <wp:docPr id="2" name="Kép 2"/>
@@ -996,7 +1560,7 @@
                     <pic:cNvPicPr/>
                   </pic:nvPicPr>
                   <pic:blipFill>
-                    <a:blip r:embed="rId6">
+                    <a:blip r:embed="rId9">
                       <a:extLst>
                         <a:ext uri="{28A0092B-C50C-407E-A947-70E740481C1C}">
                           <a14:useLocalDpi xmlns:a14="http://schemas.microsoft.com/office/drawing/2010/main" val="0"/>
@@ -1048,12 +1612,19 @@
     <w:p>
       <w:pPr>
         <w:pStyle w:val="Listaszerbekezds"/>
-        <w:ind w:left="437" w:right="-567"/>
-        <w:rPr>
-          <w:rFonts w:ascii="Times New Roman" w:hAnsi="Times New Roman" w:cs="Times New Roman"/>
-          <w:sz w:val="24"/>
-          <w:szCs w:val="24"/>
-        </w:rPr>
+        <w:ind w:left="0" w:right="-567"/>
+        <w:rPr>
+          <w:rFonts w:ascii="Times New Roman" w:hAnsi="Times New Roman" w:cs="Times New Roman"/>
+          <w:sz w:val="24"/>
+          <w:szCs w:val="24"/>
+        </w:rPr>
+        <w:sectPr>
+          <w:type w:val="continuous"/>
+          <w:pgSz w:w="11906" w:h="16838"/>
+          <w:pgMar w:top="1417" w:right="1417" w:bottom="1417" w:left="1417" w:header="708" w:footer="708" w:gutter="0"/>
+          <w:cols w:space="708"/>
+          <w:docGrid w:linePitch="360"/>
+        </w:sectPr>
       </w:pPr>
       <w:r>
         <w:rPr>
@@ -1083,6 +1654,24 @@
           <w:szCs w:val="24"/>
         </w:rPr>
       </w:pPr>
+    </w:p>
+    <w:p>
+      <w:pPr>
+        <w:pStyle w:val="Listaszerbekezds"/>
+        <w:ind w:left="0" w:right="-567"/>
+        <w:rPr>
+          <w:rFonts w:ascii="Times New Roman" w:hAnsi="Times New Roman" w:cs="Times New Roman"/>
+          <w:sz w:val="24"/>
+          <w:szCs w:val="24"/>
+        </w:rPr>
+        <w:sectPr>
+          <w:type w:val="continuous"/>
+          <w:pgSz w:w="11906" w:h="16838"/>
+          <w:pgMar w:top="1417" w:right="1417" w:bottom="1417" w:left="1417" w:header="708" w:footer="708" w:gutter="0"/>
+          <w:cols w:space="708"/>
+          <w:docGrid w:linePitch="360"/>
+        </w:sectPr>
+      </w:pPr>
       <w:r>
         <w:rPr>
           <w:rFonts w:ascii="Times New Roman" w:hAnsi="Times New Roman" w:cs="Times New Roman"/>
@@ -1095,10 +1684,74 @@
       <w:r>
         <w:rPr>
           <w:rFonts w:ascii="Times New Roman" w:hAnsi="Times New Roman" w:cs="Times New Roman"/>
+          <w:b/>
+          <w:sz w:val="24"/>
+          <w:szCs w:val="24"/>
+        </w:rPr>
+        <w:t>i tartomány</w:t>
+      </w:r>
+      <w:r>
+        <w:rPr>
+          <w:rFonts w:ascii="Times New Roman" w:hAnsi="Times New Roman" w:cs="Times New Roman"/>
           <w:sz w:val="24"/>
           <w:szCs w:val="24"/>
         </w:rPr>
         <w:t>: 192.168.220.0/24</w:t>
+      </w:r>
+    </w:p>
+    <w:p>
+      <w:pPr>
+        <w:pStyle w:val="Listaszerbekezds"/>
+        <w:ind w:left="437" w:right="-567"/>
+        <w:rPr>
+          <w:rFonts w:ascii="Times New Roman" w:hAnsi="Times New Roman" w:cs="Times New Roman"/>
+          <w:sz w:val="24"/>
+          <w:szCs w:val="24"/>
+        </w:rPr>
+      </w:pPr>
+    </w:p>
+    <w:p>
+      <w:pPr>
+        <w:pStyle w:val="Listaszerbekezds"/>
+        <w:ind w:left="0" w:right="-567"/>
+        <w:rPr>
+          <w:rFonts w:ascii="Times New Roman" w:hAnsi="Times New Roman" w:cs="Times New Roman"/>
+          <w:sz w:val="24"/>
+          <w:szCs w:val="24"/>
+        </w:rPr>
+        <w:sectPr>
+          <w:type w:val="continuous"/>
+          <w:pgSz w:w="11906" w:h="16838"/>
+          <w:pgMar w:top="1417" w:right="1417" w:bottom="1417" w:left="1417" w:header="708" w:footer="708" w:gutter="0"/>
+          <w:cols w:space="708"/>
+          <w:docGrid w:linePitch="360"/>
+        </w:sectPr>
+      </w:pPr>
+      <w:r>
+        <w:rPr>
+          <w:rFonts w:ascii="Times New Roman" w:hAnsi="Times New Roman" w:cs="Times New Roman"/>
+          <w:b/>
+          <w:sz w:val="24"/>
+          <w:szCs w:val="24"/>
+        </w:rPr>
+        <w:t>Távoli telephely</w:t>
+      </w:r>
+      <w:r>
+        <w:rPr>
+          <w:rFonts w:ascii="Times New Roman" w:hAnsi="Times New Roman" w:cs="Times New Roman"/>
+          <w:b/>
+          <w:sz w:val="24"/>
+          <w:szCs w:val="24"/>
+        </w:rPr>
+        <w:t xml:space="preserve"> tartomány</w:t>
+      </w:r>
+      <w:r>
+        <w:rPr>
+          <w:rFonts w:ascii="Times New Roman" w:hAnsi="Times New Roman" w:cs="Times New Roman"/>
+          <w:sz w:val="24"/>
+          <w:szCs w:val="24"/>
+        </w:rPr>
+        <w:t>: 192.168.221.0/24</w:t>
       </w:r>
     </w:p>
     <w:p>
@@ -1110,40 +1763,35 @@
           <w:sz w:val="24"/>
           <w:szCs w:val="24"/>
         </w:rPr>
-      </w:pPr>
-      <w:r>
-        <w:rPr>
-          <w:rFonts w:ascii="Times New Roman" w:hAnsi="Times New Roman" w:cs="Times New Roman"/>
-          <w:b/>
-          <w:sz w:val="24"/>
-          <w:szCs w:val="24"/>
-        </w:rPr>
-        <w:t>Távoli telephely</w:t>
-      </w:r>
-      <w:r>
-        <w:rPr>
-          <w:rFonts w:ascii="Times New Roman" w:hAnsi="Times New Roman" w:cs="Times New Roman"/>
-          <w:sz w:val="24"/>
-          <w:szCs w:val="24"/>
-        </w:rPr>
-        <w:t>: 192.168.221.0/24</w:t>
-      </w:r>
-    </w:p>
-    <w:p>
-      <w:pPr>
-        <w:pStyle w:val="Listaszerbekezds"/>
-        <w:ind w:left="437" w:right="-567"/>
-        <w:rPr>
-          <w:rFonts w:ascii="Times New Roman" w:hAnsi="Times New Roman" w:cs="Times New Roman"/>
-          <w:sz w:val="24"/>
-          <w:szCs w:val="24"/>
-        </w:rPr>
-      </w:pPr>
-    </w:p>
-    <w:p>
-      <w:pPr>
-        <w:pStyle w:val="Listaszerbekezds"/>
-        <w:ind w:left="77" w:right="-567"/>
+        <w:sectPr>
+          <w:type w:val="continuous"/>
+          <w:pgSz w:w="11906" w:h="16838"/>
+          <w:pgMar w:top="1417" w:right="1417" w:bottom="1417" w:left="1417" w:header="708" w:footer="708" w:gutter="0"/>
+          <w:cols w:space="708"/>
+          <w:docGrid w:linePitch="360"/>
+        </w:sectPr>
+      </w:pPr>
+    </w:p>
+    <w:p>
+      <w:pPr>
+        <w:ind w:right="-567"/>
+        <w:rPr>
+          <w:rFonts w:ascii="Times New Roman" w:hAnsi="Times New Roman" w:cs="Times New Roman"/>
+          <w:sz w:val="24"/>
+          <w:szCs w:val="24"/>
+        </w:rPr>
+        <w:sectPr>
+          <w:type w:val="continuous"/>
+          <w:pgSz w:w="11906" w:h="16838"/>
+          <w:pgMar w:top="1417" w:right="1417" w:bottom="1417" w:left="1417" w:header="708" w:footer="708" w:gutter="0"/>
+          <w:cols w:space="708"/>
+          <w:docGrid w:linePitch="360"/>
+        </w:sectPr>
+      </w:pPr>
+    </w:p>
+    <w:p>
+      <w:pPr>
+        <w:ind w:right="-567"/>
         <w:rPr>
           <w:rFonts w:ascii="Times New Roman" w:hAnsi="Times New Roman" w:cs="Times New Roman"/>
           <w:sz w:val="24"/>
@@ -1204,6 +1852,7 @@
                 <w:b/>
                 <w:sz w:val="24"/>
               </w:rPr>
+              <w:lastRenderedPageBreak/>
               <w:t>Eszköz</w:t>
             </w:r>
             <w:r>
@@ -1347,12 +1996,58 @@
               </w:rPr>
               <w:t>192.168.10.202</w:t>
             </w:r>
+            <w:r>
+              <w:rPr>
+                <w:rFonts w:ascii="Times New Roman" w:hAnsi="Times New Roman" w:cs="Times New Roman"/>
+                <w:sz w:val="24"/>
+              </w:rPr>
+              <w:t>/</w:t>
+            </w:r>
+          </w:p>
+          <w:p>
+            <w:pPr>
+              <w:jc w:val="center"/>
+              <w:rPr>
+                <w:rFonts w:ascii="Times New Roman" w:hAnsi="Times New Roman" w:cs="Times New Roman"/>
+                <w:sz w:val="24"/>
+              </w:rPr>
+            </w:pPr>
+            <w:r>
+              <w:rPr>
+                <w:rFonts w:ascii="Times New Roman" w:hAnsi="Times New Roman" w:cs="Times New Roman"/>
+                <w:sz w:val="24"/>
+              </w:rPr>
+              <w:t>192.168.221.1</w:t>
+            </w:r>
           </w:p>
         </w:tc>
         <w:tc>
           <w:tcPr>
             <w:tcW w:w="2386" w:type="dxa"/>
           </w:tcPr>
+          <w:p>
+            <w:pPr>
+              <w:jc w:val="center"/>
+              <w:rPr>
+                <w:rFonts w:ascii="Times New Roman" w:hAnsi="Times New Roman" w:cs="Times New Roman"/>
+                <w:sz w:val="24"/>
+              </w:rPr>
+            </w:pPr>
+            <w:r>
+              <w:rPr>
+                <w:rFonts w:ascii="Times New Roman" w:hAnsi="Times New Roman" w:cs="Times New Roman"/>
+                <w:sz w:val="24"/>
+              </w:rPr>
+              <w:t>255.255.255.0</w:t>
+            </w:r>
+            <w:r>
+              <w:rPr>
+                <w:rFonts w:ascii="Times New Roman" w:hAnsi="Times New Roman" w:cs="Times New Roman"/>
+                <w:sz w:val="24"/>
+              </w:rPr>
+              <w:t>/</w:t>
+            </w:r>
+          </w:p>
           <w:p>
             <w:pPr>
               <w:jc w:val="center"/>
@@ -1437,12 +2132,58 @@
               </w:rPr>
               <w:t>192.168.10.201</w:t>
             </w:r>
+            <w:r>
+              <w:rPr>
+                <w:rFonts w:ascii="Times New Roman" w:hAnsi="Times New Roman" w:cs="Times New Roman"/>
+                <w:sz w:val="24"/>
+              </w:rPr>
+              <w:t>/</w:t>
+            </w:r>
+          </w:p>
+          <w:p>
+            <w:pPr>
+              <w:jc w:val="center"/>
+              <w:rPr>
+                <w:rFonts w:ascii="Times New Roman" w:hAnsi="Times New Roman" w:cs="Times New Roman"/>
+                <w:sz w:val="24"/>
+              </w:rPr>
+            </w:pPr>
+            <w:r>
+              <w:rPr>
+                <w:rFonts w:ascii="Times New Roman" w:hAnsi="Times New Roman" w:cs="Times New Roman"/>
+                <w:sz w:val="24"/>
+              </w:rPr>
+              <w:t>192.168.220.1</w:t>
+            </w:r>
           </w:p>
         </w:tc>
         <w:tc>
           <w:tcPr>
             <w:tcW w:w="2386" w:type="dxa"/>
           </w:tcPr>
+          <w:p>
+            <w:pPr>
+              <w:jc w:val="center"/>
+              <w:rPr>
+                <w:rFonts w:ascii="Times New Roman" w:hAnsi="Times New Roman" w:cs="Times New Roman"/>
+                <w:sz w:val="24"/>
+              </w:rPr>
+            </w:pPr>
+            <w:r>
+              <w:rPr>
+                <w:rFonts w:ascii="Times New Roman" w:hAnsi="Times New Roman" w:cs="Times New Roman"/>
+                <w:sz w:val="24"/>
+              </w:rPr>
+              <w:t>255.255.255.0</w:t>
+            </w:r>
+            <w:r>
+              <w:rPr>
+                <w:rFonts w:ascii="Times New Roman" w:hAnsi="Times New Roman" w:cs="Times New Roman"/>
+                <w:sz w:val="24"/>
+              </w:rPr>
+              <w:t>/</w:t>
+            </w:r>
+          </w:p>
           <w:p>
             <w:pPr>
               <w:jc w:val="center"/>
@@ -1490,23 +2231,13 @@
                 <w:sz w:val="24"/>
               </w:rPr>
             </w:pPr>
-            <w:proofErr w:type="spellStart"/>
             <w:proofErr w:type="gramStart"/>
             <w:r>
               <w:rPr>
                 <w:rFonts w:ascii="Times New Roman" w:hAnsi="Times New Roman" w:cs="Times New Roman"/>
                 <w:sz w:val="24"/>
               </w:rPr>
-              <w:lastRenderedPageBreak/>
-              <w:t>Latop</w:t>
-            </w:r>
-            <w:proofErr w:type="spellEnd"/>
-            <w:r>
-              <w:rPr>
-                <w:rFonts w:ascii="Times New Roman" w:hAnsi="Times New Roman" w:cs="Times New Roman"/>
-                <w:sz w:val="24"/>
-              </w:rPr>
-              <w:t>(</w:t>
+              <w:t>WIN7(</w:t>
             </w:r>
             <w:proofErr w:type="gramEnd"/>
             <w:r>
@@ -1514,7 +2245,14 @@
                 <w:rFonts w:ascii="Times New Roman" w:hAnsi="Times New Roman" w:cs="Times New Roman"/>
                 <w:sz w:val="24"/>
               </w:rPr>
-              <w:t>WPN)</w:t>
+              <w:t>V</w:t>
+            </w:r>
+            <w:r>
+              <w:rPr>
+                <w:rFonts w:ascii="Times New Roman" w:hAnsi="Times New Roman" w:cs="Times New Roman"/>
+                <w:sz w:val="24"/>
+              </w:rPr>
+              <w:t>PN)</w:t>
             </w:r>
           </w:p>
         </w:tc>
@@ -2087,10 +2825,429 @@
     </w:tbl>
     <w:p>
       <w:pPr>
-        <w:ind w:left="-283" w:right="-567"/>
-        <w:rPr>
-          <w:rFonts w:ascii="Times New Roman" w:hAnsi="Times New Roman" w:cs="Times New Roman"/>
-          <w:sz w:val="24"/>
+        <w:pStyle w:val="Cmsor2"/>
+        <w:ind w:left="720"/>
+      </w:pPr>
+    </w:p>
+    <w:p>
+      <w:pPr>
+        <w:pStyle w:val="Cmsor2"/>
+      </w:pPr>
+      <w:bookmarkStart w:id="3" w:name="_Toc243388587"/>
+      <w:r>
+        <w:t xml:space="preserve">2.2 </w:t>
+      </w:r>
+      <w:r>
+        <w:t>Hálózat felépítése és telephelyek:</w:t>
+      </w:r>
+      <w:bookmarkEnd w:id="3"/>
+    </w:p>
+    <w:p/>
+    <w:p>
+      <w:pPr>
+        <w:pStyle w:val="Cmsor2"/>
+      </w:pPr>
+      <w:bookmarkStart w:id="4" w:name="_Toc243388588"/>
+      <w:r>
+        <w:t xml:space="preserve">2.3 </w:t>
+      </w:r>
+      <w:r>
+        <w:t>Telephelyek közötti kapcsolat:</w:t>
+      </w:r>
+      <w:bookmarkEnd w:id="4"/>
+    </w:p>
+    <w:p>
+      <w:pPr>
+        <w:rPr>
+          <w:rFonts w:ascii="Times New Roman" w:hAnsi="Times New Roman" w:cs="Times New Roman"/>
+          <w:sz w:val="24"/>
+          <w:szCs w:val="24"/>
+        </w:rPr>
+      </w:pPr>
+      <w:r>
+        <w:rPr>
+          <w:rFonts w:ascii="Times New Roman" w:hAnsi="Times New Roman" w:cs="Times New Roman"/>
+          <w:sz w:val="24"/>
+          <w:szCs w:val="24"/>
+        </w:rPr>
+        <w:t>A telephely</w:t>
+      </w:r>
+      <w:r>
+        <w:rPr>
+          <w:rFonts w:ascii="Times New Roman" w:hAnsi="Times New Roman" w:cs="Times New Roman"/>
+          <w:sz w:val="24"/>
+          <w:szCs w:val="24"/>
+        </w:rPr>
+        <w:t xml:space="preserve">ek közötti biztonság és </w:t>
+      </w:r>
+      <w:r>
+        <w:rPr>
+          <w:rFonts w:ascii="Times New Roman" w:hAnsi="Times New Roman" w:cs="Times New Roman"/>
+          <w:sz w:val="24"/>
+          <w:szCs w:val="24"/>
+        </w:rPr>
+        <w:t>adatcsere megvalósítása a publikus hálózaton keresztül.</w:t>
+      </w:r>
+    </w:p>
+    <w:p>
+      <w:pPr>
+        <w:rPr>
+          <w:rFonts w:ascii="Times New Roman" w:hAnsi="Times New Roman" w:cs="Times New Roman"/>
+          <w:sz w:val="24"/>
+          <w:szCs w:val="24"/>
+        </w:rPr>
+      </w:pPr>
+      <w:r>
+        <w:rPr>
+          <w:rFonts w:ascii="Times New Roman" w:hAnsi="Times New Roman" w:cs="Times New Roman"/>
+          <w:b/>
+          <w:sz w:val="24"/>
+          <w:szCs w:val="24"/>
+        </w:rPr>
+        <w:t>WAN</w:t>
+      </w:r>
+      <w:r>
+        <w:rPr>
+          <w:rFonts w:ascii="Times New Roman" w:hAnsi="Times New Roman" w:cs="Times New Roman"/>
+          <w:sz w:val="24"/>
+          <w:szCs w:val="24"/>
+        </w:rPr>
+        <w:t>: A telephelyeket összekötő</w:t>
+      </w:r>
+      <w:r>
+        <w:rPr>
+          <w:rFonts w:ascii="Times New Roman" w:hAnsi="Times New Roman" w:cs="Times New Roman"/>
+          <w:sz w:val="24"/>
+          <w:szCs w:val="24"/>
+        </w:rPr>
+        <w:t>,</w:t>
+      </w:r>
+      <w:r>
+        <w:rPr>
+          <w:rFonts w:ascii="Times New Roman" w:hAnsi="Times New Roman" w:cs="Times New Roman"/>
+          <w:sz w:val="24"/>
+          <w:szCs w:val="24"/>
+        </w:rPr>
+        <w:t xml:space="preserve"> áthaladó hálózat a </w:t>
+      </w:r>
+      <w:r>
+        <w:rPr>
+          <w:rFonts w:ascii="Times New Roman" w:hAnsi="Times New Roman" w:cs="Times New Roman"/>
+          <w:i/>
+          <w:sz w:val="24"/>
+          <w:szCs w:val="24"/>
+          <w:u w:val="single"/>
+        </w:rPr>
+        <w:t>192.168.10.0/24</w:t>
+      </w:r>
+      <w:r>
+        <w:rPr>
+          <w:rFonts w:ascii="Times New Roman" w:hAnsi="Times New Roman" w:cs="Times New Roman"/>
+          <w:sz w:val="24"/>
+          <w:szCs w:val="24"/>
+        </w:rPr>
+        <w:t xml:space="preserve"> tartományt használja.</w:t>
+      </w:r>
+    </w:p>
+    <w:p>
+      <w:pPr>
+        <w:rPr>
+          <w:rFonts w:ascii="Times New Roman" w:hAnsi="Times New Roman" w:cs="Times New Roman"/>
+          <w:sz w:val="24"/>
+          <w:szCs w:val="24"/>
+        </w:rPr>
+      </w:pPr>
+      <w:r>
+        <w:rPr>
+          <w:rFonts w:ascii="Times New Roman" w:hAnsi="Times New Roman" w:cs="Times New Roman"/>
+          <w:b/>
+          <w:sz w:val="24"/>
+          <w:szCs w:val="24"/>
+        </w:rPr>
+        <w:t>IP-címzés és forgalomirányítás</w:t>
+      </w:r>
+      <w:r>
+        <w:rPr>
+          <w:rFonts w:ascii="Times New Roman" w:hAnsi="Times New Roman" w:cs="Times New Roman"/>
+          <w:sz w:val="24"/>
+          <w:szCs w:val="24"/>
+        </w:rPr>
+        <w:t>:</w:t>
+      </w:r>
+      <w:r>
+        <w:rPr>
+          <w:rFonts w:ascii="Times New Roman" w:hAnsi="Times New Roman" w:cs="Times New Roman"/>
+          <w:sz w:val="24"/>
+          <w:szCs w:val="24"/>
+        </w:rPr>
+        <w:t xml:space="preserve"> </w:t>
+      </w:r>
+      <w:r>
+        <w:rPr>
+          <w:rFonts w:ascii="Times New Roman" w:hAnsi="Times New Roman" w:cs="Times New Roman"/>
+          <w:sz w:val="24"/>
+          <w:szCs w:val="24"/>
+        </w:rPr>
+        <w:t>A routerek statikus és dinamikus (</w:t>
+      </w:r>
+      <w:proofErr w:type="spellStart"/>
+      <w:r>
+        <w:rPr>
+          <w:rFonts w:ascii="Times New Roman" w:hAnsi="Times New Roman" w:cs="Times New Roman"/>
+          <w:sz w:val="24"/>
+          <w:szCs w:val="24"/>
+        </w:rPr>
+        <w:t>dhcp</w:t>
+      </w:r>
+      <w:proofErr w:type="spellEnd"/>
+      <w:r>
+        <w:rPr>
+          <w:rFonts w:ascii="Times New Roman" w:hAnsi="Times New Roman" w:cs="Times New Roman"/>
+          <w:sz w:val="24"/>
+          <w:szCs w:val="24"/>
+        </w:rPr>
+        <w:t>) forgalomirányítási protokollok segítségével biztosítja a forgalom átjárhat</w:t>
+      </w:r>
+      <w:r>
+        <w:rPr>
+          <w:rFonts w:ascii="Times New Roman" w:hAnsi="Times New Roman" w:cs="Times New Roman"/>
+          <w:sz w:val="24"/>
+          <w:szCs w:val="24"/>
+        </w:rPr>
+        <w:t>ó</w:t>
+      </w:r>
+      <w:r>
+        <w:rPr>
+          <w:rFonts w:ascii="Times New Roman" w:hAnsi="Times New Roman" w:cs="Times New Roman"/>
+          <w:sz w:val="24"/>
+          <w:szCs w:val="24"/>
+        </w:rPr>
+        <w:t>ságát</w:t>
+      </w:r>
+      <w:r>
+        <w:rPr>
+          <w:rFonts w:ascii="Times New Roman" w:hAnsi="Times New Roman" w:cs="Times New Roman"/>
+          <w:sz w:val="24"/>
+          <w:szCs w:val="24"/>
+        </w:rPr>
+        <w:t xml:space="preserve"> a </w:t>
+      </w:r>
+      <w:r>
+        <w:rPr>
+          <w:rFonts w:ascii="Times New Roman" w:hAnsi="Times New Roman" w:cs="Times New Roman"/>
+          <w:i/>
+          <w:sz w:val="24"/>
+          <w:szCs w:val="24"/>
+          <w:u w:val="single"/>
+        </w:rPr>
+        <w:t>192.168.220.0/24</w:t>
+      </w:r>
+      <w:r>
+        <w:rPr>
+          <w:rFonts w:ascii="Times New Roman" w:hAnsi="Times New Roman" w:cs="Times New Roman"/>
+          <w:sz w:val="24"/>
+          <w:szCs w:val="24"/>
+        </w:rPr>
+        <w:t xml:space="preserve"> és </w:t>
+      </w:r>
+      <w:r>
+        <w:rPr>
+          <w:rFonts w:ascii="Times New Roman" w:hAnsi="Times New Roman" w:cs="Times New Roman"/>
+          <w:i/>
+          <w:sz w:val="24"/>
+          <w:szCs w:val="24"/>
+          <w:u w:val="single"/>
+        </w:rPr>
+        <w:t>192.168.221.0/24</w:t>
+      </w:r>
+      <w:r>
+        <w:rPr>
+          <w:rFonts w:ascii="Times New Roman" w:hAnsi="Times New Roman" w:cs="Times New Roman"/>
+          <w:sz w:val="24"/>
+          <w:szCs w:val="24"/>
+        </w:rPr>
+        <w:t xml:space="preserve"> alhálózatok között az áthaladó hálózaton keresztül.</w:t>
+      </w:r>
+    </w:p>
+    <w:p>
+      <w:pPr>
+        <w:rPr>
+          <w:rFonts w:ascii="Times New Roman" w:hAnsi="Times New Roman" w:cs="Times New Roman"/>
+          <w:sz w:val="24"/>
+          <w:szCs w:val="24"/>
+        </w:rPr>
+      </w:pPr>
+      <w:r>
+        <w:rPr>
+          <w:rFonts w:ascii="Times New Roman" w:hAnsi="Times New Roman" w:cs="Times New Roman"/>
+          <w:b/>
+          <w:sz w:val="24"/>
+          <w:szCs w:val="24"/>
+        </w:rPr>
+        <w:t>Biztonságos elkülönülés</w:t>
+      </w:r>
+      <w:r>
+        <w:rPr>
+          <w:rFonts w:ascii="Times New Roman" w:hAnsi="Times New Roman" w:cs="Times New Roman"/>
+          <w:sz w:val="24"/>
+          <w:szCs w:val="24"/>
+        </w:rPr>
+        <w:t>:</w:t>
+      </w:r>
+      <w:r>
+        <w:rPr>
+          <w:rFonts w:ascii="Times New Roman" w:hAnsi="Times New Roman" w:cs="Times New Roman"/>
+          <w:sz w:val="24"/>
+          <w:szCs w:val="24"/>
+        </w:rPr>
+        <w:t xml:space="preserve"> </w:t>
+      </w:r>
+      <w:r>
+        <w:rPr>
+          <w:rFonts w:ascii="Times New Roman" w:hAnsi="Times New Roman" w:cs="Times New Roman"/>
+          <w:sz w:val="24"/>
+          <w:szCs w:val="24"/>
+        </w:rPr>
+        <w:t>A két alapértelmezett átjáró kapcsolatban állnak egymással, lehetővé tév</w:t>
+      </w:r>
+      <w:r>
+        <w:rPr>
+          <w:rFonts w:ascii="Times New Roman" w:hAnsi="Times New Roman" w:cs="Times New Roman"/>
+          <w:sz w:val="24"/>
+          <w:szCs w:val="24"/>
+        </w:rPr>
+        <w:t>e a telephelyek közötti elérést.</w:t>
+      </w:r>
+    </w:p>
+    <w:p>
+      <w:pPr>
+        <w:pStyle w:val="Cmsor2"/>
+        <w:numPr>
+          <w:ilvl w:val="1"/>
+          <w:numId w:val="10"/>
+        </w:numPr>
+        <w:ind w:left="360"/>
+      </w:pPr>
+      <w:r>
+        <w:t xml:space="preserve"> </w:t>
+      </w:r>
+      <w:bookmarkStart w:id="5" w:name="_Toc243388589"/>
+      <w:r>
+        <w:t>A távoli munkavégzés és a VPN kapcsolat célja:</w:t>
+      </w:r>
+      <w:bookmarkEnd w:id="5"/>
+    </w:p>
+    <w:p>
+      <w:pPr>
+        <w:rPr>
+          <w:rFonts w:ascii="Times New Roman" w:hAnsi="Times New Roman" w:cs="Times New Roman"/>
+          <w:sz w:val="24"/>
+          <w:szCs w:val="24"/>
+        </w:rPr>
+      </w:pPr>
+      <w:r>
+        <w:rPr>
+          <w:rFonts w:ascii="Times New Roman" w:hAnsi="Times New Roman" w:cs="Times New Roman"/>
+          <w:sz w:val="24"/>
+          <w:szCs w:val="24"/>
+        </w:rPr>
+        <w:t>A modern vállalati működés elengedhetetlen feltétele, hogy a munkatársak ne csak a fizikai irodákból, hanem külső helyszínekről is biztonságosan elérjék a belső adatokat.</w:t>
+      </w:r>
+    </w:p>
+    <w:p>
+      <w:pPr>
+        <w:rPr>
+          <w:rFonts w:ascii="Times New Roman" w:hAnsi="Times New Roman" w:cs="Times New Roman"/>
+          <w:sz w:val="24"/>
+          <w:szCs w:val="24"/>
+        </w:rPr>
+      </w:pPr>
+      <w:r>
+        <w:rPr>
+          <w:rFonts w:ascii="Times New Roman" w:hAnsi="Times New Roman" w:cs="Times New Roman"/>
+          <w:b/>
+          <w:sz w:val="24"/>
+          <w:szCs w:val="24"/>
+        </w:rPr>
+        <w:t>Távoli elérés megvalósítása</w:t>
+      </w:r>
+      <w:r>
+        <w:rPr>
+          <w:rFonts w:ascii="Times New Roman" w:hAnsi="Times New Roman" w:cs="Times New Roman"/>
+          <w:sz w:val="24"/>
+          <w:szCs w:val="24"/>
+        </w:rPr>
+        <w:t xml:space="preserve">: A hálózati topológia jobb szélén elhelyezett számítógép </w:t>
+      </w:r>
+    </w:p>
+    <w:p>
+      <w:pPr>
+        <w:rPr>
+          <w:rFonts w:ascii="Times New Roman" w:hAnsi="Times New Roman" w:cs="Times New Roman"/>
+          <w:sz w:val="24"/>
+          <w:szCs w:val="24"/>
+        </w:rPr>
+      </w:pPr>
+      <w:r>
+        <w:rPr>
+          <w:rFonts w:ascii="Times New Roman" w:hAnsi="Times New Roman" w:cs="Times New Roman"/>
+          <w:b/>
+          <w:sz w:val="24"/>
+          <w:szCs w:val="24"/>
+        </w:rPr>
+        <w:t>VPN technológia</w:t>
+      </w:r>
+      <w:r>
+        <w:rPr>
+          <w:rFonts w:ascii="Times New Roman" w:hAnsi="Times New Roman" w:cs="Times New Roman"/>
+          <w:sz w:val="24"/>
+          <w:szCs w:val="24"/>
+        </w:rPr>
+        <w:t xml:space="preserve">: A távoli munkavégzés egy biztonságos, titkosított VPN csatornán keresztül valósul meg. Ez garantálja, hogy az interneten keresztül az adatok ne legyenek </w:t>
+      </w:r>
+      <w:proofErr w:type="spellStart"/>
+      <w:r>
+        <w:rPr>
+          <w:rFonts w:ascii="Times New Roman" w:hAnsi="Times New Roman" w:cs="Times New Roman"/>
+          <w:sz w:val="24"/>
+          <w:szCs w:val="24"/>
+        </w:rPr>
+        <w:t>lehallgathatóak</w:t>
+      </w:r>
+      <w:proofErr w:type="spellEnd"/>
+      <w:r>
+        <w:rPr>
+          <w:rFonts w:ascii="Times New Roman" w:hAnsi="Times New Roman" w:cs="Times New Roman"/>
+          <w:sz w:val="24"/>
+          <w:szCs w:val="24"/>
+        </w:rPr>
+        <w:t xml:space="preserve"> vagy </w:t>
+      </w:r>
+      <w:proofErr w:type="spellStart"/>
+      <w:r>
+        <w:rPr>
+          <w:rFonts w:ascii="Times New Roman" w:hAnsi="Times New Roman" w:cs="Times New Roman"/>
+          <w:sz w:val="24"/>
+          <w:szCs w:val="24"/>
+        </w:rPr>
+        <w:t>módosíthatóak</w:t>
+      </w:r>
+      <w:proofErr w:type="spellEnd"/>
+      <w:r>
+        <w:rPr>
+          <w:rFonts w:ascii="Times New Roman" w:hAnsi="Times New Roman" w:cs="Times New Roman"/>
+          <w:sz w:val="24"/>
+          <w:szCs w:val="24"/>
+        </w:rPr>
+        <w:t>.</w:t>
+      </w:r>
+    </w:p>
+    <w:p>
+      <w:pPr>
+        <w:rPr>
+          <w:rFonts w:ascii="Times New Roman" w:hAnsi="Times New Roman" w:cs="Times New Roman"/>
+          <w:sz w:val="24"/>
+          <w:szCs w:val="24"/>
         </w:rPr>
         <w:sectPr>
           <w:type w:val="continuous"/>
@@ -2100,14 +3257,136 @@
           <w:docGrid w:linePitch="360"/>
         </w:sectPr>
       </w:pPr>
-    </w:p>
-    <w:p>
-      <w:pPr>
-        <w:ind w:left="-283" w:right="-567"/>
-        <w:rPr>
-          <w:rFonts w:ascii="Times New Roman" w:hAnsi="Times New Roman" w:cs="Times New Roman"/>
-          <w:sz w:val="24"/>
-        </w:rPr>
+      <w:r>
+        <w:rPr>
+          <w:rFonts w:ascii="Times New Roman" w:hAnsi="Times New Roman" w:cs="Times New Roman"/>
+          <w:b/>
+          <w:sz w:val="24"/>
+          <w:szCs w:val="24"/>
+        </w:rPr>
+        <w:t>A megvalósításának célja</w:t>
+      </w:r>
+      <w:r>
+        <w:rPr>
+          <w:rFonts w:ascii="Times New Roman" w:hAnsi="Times New Roman" w:cs="Times New Roman"/>
+          <w:sz w:val="24"/>
+          <w:szCs w:val="24"/>
+        </w:rPr>
+        <w:t>: A re</w:t>
+      </w:r>
+      <w:r>
+        <w:rPr>
+          <w:rFonts w:ascii="Times New Roman" w:hAnsi="Times New Roman" w:cs="Times New Roman"/>
+          <w:sz w:val="24"/>
+          <w:szCs w:val="24"/>
+        </w:rPr>
+        <w:t>ndszer célja a rugalmasság és a munka</w:t>
+      </w:r>
+      <w:r>
+        <w:rPr>
+          <w:rFonts w:ascii="Times New Roman" w:hAnsi="Times New Roman" w:cs="Times New Roman"/>
+          <w:sz w:val="24"/>
+          <w:szCs w:val="24"/>
+        </w:rPr>
+        <w:t>menet folytonosságának biztosítása. VPN segítségével a külső helyszínen tartózkodó dolgozó ugyanúgy éri el a Központi telephelyen a szervereket, mintha a központi irodában ülne, m</w:t>
+      </w:r>
+      <w:r>
+        <w:rPr>
+          <w:rFonts w:ascii="Times New Roman" w:hAnsi="Times New Roman" w:cs="Times New Roman"/>
+          <w:sz w:val="24"/>
+          <w:szCs w:val="24"/>
+        </w:rPr>
+        <w:t xml:space="preserve">iközben a hálózat </w:t>
+      </w:r>
+      <w:r>
+        <w:rPr>
+          <w:rFonts w:ascii="Times New Roman" w:hAnsi="Times New Roman" w:cs="Times New Roman"/>
+          <w:sz w:val="24"/>
+          <w:szCs w:val="24"/>
+        </w:rPr>
+        <w:t>védve marad</w:t>
+      </w:r>
+      <w:r>
+        <w:rPr>
+          <w:rFonts w:ascii="Times New Roman" w:hAnsi="Times New Roman" w:cs="Times New Roman"/>
+          <w:sz w:val="24"/>
+          <w:szCs w:val="24"/>
+        </w:rPr>
+        <w:t xml:space="preserve"> az illetéktelen behatolások.</w:t>
+      </w:r>
+      <w:bookmarkStart w:id="6" w:name="_GoBack"/>
+      <w:bookmarkEnd w:id="6"/>
+    </w:p>
+    <w:p>
+      <w:pPr>
+        <w:rPr>
+          <w:rFonts w:ascii="Times New Roman" w:hAnsi="Times New Roman" w:cs="Times New Roman"/>
+          <w:sz w:val="24"/>
+          <w:szCs w:val="24"/>
+        </w:rPr>
+        <w:sectPr>
+          <w:type w:val="continuous"/>
+          <w:pgSz w:w="11906" w:h="16838"/>
+          <w:pgMar w:top="1417" w:right="1417" w:bottom="1417" w:left="1417" w:header="708" w:footer="708" w:gutter="0"/>
+          <w:cols w:space="708"/>
+          <w:docGrid w:linePitch="360"/>
+        </w:sectPr>
+      </w:pPr>
+    </w:p>
+    <w:p>
+      <w:pPr>
+        <w:rPr>
+          <w:rFonts w:ascii="Times New Roman" w:hAnsi="Times New Roman" w:cs="Times New Roman"/>
+          <w:sz w:val="24"/>
+          <w:szCs w:val="24"/>
+        </w:rPr>
+        <w:sectPr>
+          <w:type w:val="continuous"/>
+          <w:pgSz w:w="11906" w:h="16838"/>
+          <w:pgMar w:top="1417" w:right="1417" w:bottom="1417" w:left="1417" w:header="708" w:footer="708" w:gutter="0"/>
+          <w:cols w:space="708"/>
+          <w:docGrid w:linePitch="360"/>
+        </w:sectPr>
+      </w:pPr>
+    </w:p>
+    <w:p>
+      <w:pPr>
+        <w:pStyle w:val="Cmsor2"/>
+        <w:sectPr>
+          <w:type w:val="continuous"/>
+          <w:pgSz w:w="11906" w:h="16838"/>
+          <w:pgMar w:top="1417" w:right="1417" w:bottom="1417" w:left="1417" w:header="708" w:footer="708" w:gutter="0"/>
+          <w:cols w:space="708"/>
+          <w:docGrid w:linePitch="360"/>
+        </w:sectPr>
+      </w:pPr>
+    </w:p>
+    <w:p>
+      <w:pPr>
+        <w:sectPr>
+          <w:type w:val="continuous"/>
+          <w:pgSz w:w="11906" w:h="16838"/>
+          <w:pgMar w:top="1417" w:right="1417" w:bottom="1417" w:left="1417" w:header="708" w:footer="708" w:gutter="0"/>
+          <w:cols w:space="708"/>
+          <w:docGrid w:linePitch="360"/>
+        </w:sectPr>
+      </w:pPr>
+    </w:p>
+    <w:p>
+      <w:pPr>
+        <w:pStyle w:val="Cmsor2"/>
+        <w:sectPr>
+          <w:type w:val="continuous"/>
+          <w:pgSz w:w="11906" w:h="16838"/>
+          <w:pgMar w:top="1417" w:right="1417" w:bottom="1417" w:left="1417" w:header="708" w:footer="708" w:gutter="0"/>
+          <w:cols w:space="708"/>
+          <w:docGrid w:linePitch="360"/>
+        </w:sectPr>
+      </w:pPr>
+    </w:p>
+    <w:p>
+      <w:pPr>
+        <w:pStyle w:val="Cmsor2"/>
       </w:pPr>
     </w:p>
     <w:sectPr>
@@ -2121,9 +3400,217 @@
 </w:document>
 </file>
 
+<file path=word/endnotes.xml><?xml version="1.0" encoding="utf-8"?>
+<w:endnotes xmlns:wpc="http://schemas.microsoft.com/office/word/2010/wordprocessingCanvas" xmlns:cx="http://schemas.microsoft.com/office/drawing/2014/chartex" xmlns:mc="http://schemas.openxmlformats.org/markup-compatibility/2006" xmlns:o="urn:schemas-microsoft-com:office:office" xmlns:r="http://schemas.openxmlformats.org/officeDocument/2006/relationships" xmlns:m="http://schemas.openxmlformats.org/officeDocument/2006/math" xmlns:v="urn:schemas-microsoft-com:vml" xmlns:wp14="http://schemas.microsoft.com/office/word/2010/wordprocessingDrawing" xmlns:wp="http://schemas.openxmlformats.org/drawingml/2006/wordprocessingDrawing" xmlns:w10="urn:schemas-microsoft-com:office:word" xmlns:w="http://schemas.openxmlformats.org/wordprocessingml/2006/main" xmlns:w14="http://schemas.microsoft.com/office/word/2010/wordml" xmlns:w15="http://schemas.microsoft.com/office/word/2012/wordml" xmlns:w16se="http://schemas.microsoft.com/office/word/2015/wordml/symex" xmlns:wpg="http://schemas.microsoft.com/office/word/2010/wordprocessingGroup" xmlns:wpi="http://schemas.microsoft.com/office/word/2010/wordprocessingInk" xmlns:wne="http://schemas.microsoft.com/office/word/2006/wordml" xmlns:wps="http://schemas.microsoft.com/office/word/2010/wordprocessingShape" mc:Ignorable="w14 w15 w16se wp14">
+  <w:endnote w:type="separator" w:id="-1">
+    <w:p>
+      <w:pPr>
+        <w:spacing w:after="0" w:line="240" w:lineRule="auto"/>
+      </w:pPr>
+      <w:r>
+        <w:separator/>
+      </w:r>
+    </w:p>
+  </w:endnote>
+  <w:endnote w:type="continuationSeparator" w:id="0">
+    <w:p>
+      <w:pPr>
+        <w:spacing w:after="0" w:line="240" w:lineRule="auto"/>
+      </w:pPr>
+      <w:r>
+        <w:continuationSeparator/>
+      </w:r>
+    </w:p>
+  </w:endnote>
+</w:endnotes>
+</file>
+
+<file path=word/footer1.xml><?xml version="1.0" encoding="utf-8"?>
+<w:ftr xmlns:wpc="http://schemas.microsoft.com/office/word/2010/wordprocessingCanvas" xmlns:cx="http://schemas.microsoft.com/office/drawing/2014/chartex" xmlns:mc="http://schemas.openxmlformats.org/markup-compatibility/2006" xmlns:o="urn:schemas-microsoft-com:office:office" xmlns:r="http://schemas.openxmlformats.org/officeDocument/2006/relationships" xmlns:m="http://schemas.openxmlformats.org/officeDocument/2006/math" xmlns:v="urn:schemas-microsoft-com:vml" xmlns:wp14="http://schemas.microsoft.com/office/word/2010/wordprocessingDrawing" xmlns:wp="http://schemas.openxmlformats.org/drawingml/2006/wordprocessingDrawing" xmlns:w10="urn:schemas-microsoft-com:office:word" xmlns:w="http://schemas.openxmlformats.org/wordprocessingml/2006/main" xmlns:w14="http://schemas.microsoft.com/office/word/2010/wordml" xmlns:w15="http://schemas.microsoft.com/office/word/2012/wordml" xmlns:w16se="http://schemas.microsoft.com/office/word/2015/wordml/symex" xmlns:wpg="http://schemas.microsoft.com/office/word/2010/wordprocessingGroup" xmlns:wpi="http://schemas.microsoft.com/office/word/2010/wordprocessingInk" xmlns:wne="http://schemas.microsoft.com/office/word/2006/wordml" xmlns:wps="http://schemas.microsoft.com/office/word/2010/wordprocessingShape" mc:Ignorable="w14 w15 w16se wp14">
+  <w:sdt>
+    <w:sdtPr>
+      <w:id w:val="-1834904966"/>
+      <w:docPartObj>
+        <w:docPartGallery w:val="Page Numbers (Bottom of Page)"/>
+        <w:docPartUnique/>
+      </w:docPartObj>
+    </w:sdtPr>
+    <w:sdtContent>
+      <w:p>
+        <w:pPr>
+          <w:pStyle w:val="llb"/>
+          <w:jc w:val="center"/>
+        </w:pPr>
+        <w:r>
+          <w:fldChar w:fldCharType="begin"/>
+        </w:r>
+        <w:r>
+          <w:instrText>PAGE   \* MERGEFORMAT</w:instrText>
+        </w:r>
+        <w:r>
+          <w:fldChar w:fldCharType="separate"/>
+        </w:r>
+        <w:r>
+          <w:rPr>
+            <w:noProof/>
+          </w:rPr>
+          <w:t>5</w:t>
+        </w:r>
+        <w:r>
+          <w:fldChar w:fldCharType="end"/>
+        </w:r>
+      </w:p>
+    </w:sdtContent>
+  </w:sdt>
+  <w:p>
+    <w:pPr>
+      <w:pStyle w:val="llb"/>
+    </w:pPr>
+  </w:p>
+</w:ftr>
+</file>
+
+<file path=word/footnotes.xml><?xml version="1.0" encoding="utf-8"?>
+<w:footnotes xmlns:wpc="http://schemas.microsoft.com/office/word/2010/wordprocessingCanvas" xmlns:cx="http://schemas.microsoft.com/office/drawing/2014/chartex" xmlns:mc="http://schemas.openxmlformats.org/markup-compatibility/2006" xmlns:o="urn:schemas-microsoft-com:office:office" xmlns:r="http://schemas.openxmlformats.org/officeDocument/2006/relationships" xmlns:m="http://schemas.openxmlformats.org/officeDocument/2006/math" xmlns:v="urn:schemas-microsoft-com:vml" xmlns:wp14="http://schemas.microsoft.com/office/word/2010/wordprocessingDrawing" xmlns:wp="http://schemas.openxmlformats.org/drawingml/2006/wordprocessingDrawing" xmlns:w10="urn:schemas-microsoft-com:office:word" xmlns:w="http://schemas.openxmlformats.org/wordprocessingml/2006/main" xmlns:w14="http://schemas.microsoft.com/office/word/2010/wordml" xmlns:w15="http://schemas.microsoft.com/office/word/2012/wordml" xmlns:w16se="http://schemas.microsoft.com/office/word/2015/wordml/symex" xmlns:wpg="http://schemas.microsoft.com/office/word/2010/wordprocessingGroup" xmlns:wpi="http://schemas.microsoft.com/office/word/2010/wordprocessingInk" xmlns:wne="http://schemas.microsoft.com/office/word/2006/wordml" xmlns:wps="http://schemas.microsoft.com/office/word/2010/wordprocessingShape" mc:Ignorable="w14 w15 w16se wp14">
+  <w:footnote w:type="separator" w:id="-1">
+    <w:p>
+      <w:pPr>
+        <w:spacing w:after="0" w:line="240" w:lineRule="auto"/>
+      </w:pPr>
+      <w:r>
+        <w:separator/>
+      </w:r>
+    </w:p>
+  </w:footnote>
+  <w:footnote w:type="continuationSeparator" w:id="0">
+    <w:p>
+      <w:pPr>
+        <w:spacing w:after="0" w:line="240" w:lineRule="auto"/>
+      </w:pPr>
+      <w:r>
+        <w:continuationSeparator/>
+      </w:r>
+    </w:p>
+  </w:footnote>
+</w:footnotes>
+</file>
+
 <file path=word/numbering.xml><?xml version="1.0" encoding="utf-8"?>
 <w:numbering xmlns:wpc="http://schemas.microsoft.com/office/word/2010/wordprocessingCanvas" xmlns:cx="http://schemas.microsoft.com/office/drawing/2014/chartex" xmlns:mc="http://schemas.openxmlformats.org/markup-compatibility/2006" xmlns:o="urn:schemas-microsoft-com:office:office" xmlns:r="http://schemas.openxmlformats.org/officeDocument/2006/relationships" xmlns:m="http://schemas.openxmlformats.org/officeDocument/2006/math" xmlns:v="urn:schemas-microsoft-com:vml" xmlns:wp14="http://schemas.microsoft.com/office/word/2010/wordprocessingDrawing" xmlns:wp="http://schemas.openxmlformats.org/drawingml/2006/wordprocessingDrawing" xmlns:w10="urn:schemas-microsoft-com:office:word" xmlns:w="http://schemas.openxmlformats.org/wordprocessingml/2006/main" xmlns:w14="http://schemas.microsoft.com/office/word/2010/wordml" xmlns:w15="http://schemas.microsoft.com/office/word/2012/wordml" xmlns:w16se="http://schemas.microsoft.com/office/word/2015/wordml/symex" xmlns:wpg="http://schemas.microsoft.com/office/word/2010/wordprocessingGroup" xmlns:wpi="http://schemas.microsoft.com/office/word/2010/wordprocessingInk" xmlns:wne="http://schemas.microsoft.com/office/word/2006/wordml" xmlns:wps="http://schemas.microsoft.com/office/word/2010/wordprocessingShape" mc:Ignorable="w14 w15 w16se wp14">
   <w:abstractNum w:abstractNumId="0" w15:restartNumberingAfterBreak="0">
+    <w:nsid w:val="15A87738"/>
+    <w:multiLevelType w:val="hybridMultilevel"/>
+    <w:tmpl w:val="003EAE8E"/>
+    <w:lvl w:ilvl="0" w:tplc="040E0001">
+      <w:start w:val="1"/>
+      <w:numFmt w:val="bullet"/>
+      <w:lvlText w:val=""/>
+      <w:lvlJc w:val="left"/>
+      <w:pPr>
+        <w:ind w:left="1440" w:hanging="360"/>
+      </w:pPr>
+      <w:rPr>
+        <w:rFonts w:ascii="Symbol" w:hAnsi="Symbol" w:hint="default"/>
+      </w:rPr>
+    </w:lvl>
+    <w:lvl w:ilvl="1" w:tplc="040E0003" w:tentative="1">
+      <w:start w:val="1"/>
+      <w:numFmt w:val="bullet"/>
+      <w:lvlText w:val="o"/>
+      <w:lvlJc w:val="left"/>
+      <w:pPr>
+        <w:ind w:left="2160" w:hanging="360"/>
+      </w:pPr>
+      <w:rPr>
+        <w:rFonts w:ascii="Courier New" w:hAnsi="Courier New" w:cs="Courier New" w:hint="default"/>
+      </w:rPr>
+    </w:lvl>
+    <w:lvl w:ilvl="2" w:tplc="040E0005" w:tentative="1">
+      <w:start w:val="1"/>
+      <w:numFmt w:val="bullet"/>
+      <w:lvlText w:val=""/>
+      <w:lvlJc w:val="left"/>
+      <w:pPr>
+        <w:ind w:left="2880" w:hanging="360"/>
+      </w:pPr>
+      <w:rPr>
+        <w:rFonts w:ascii="Wingdings" w:hAnsi="Wingdings" w:hint="default"/>
+      </w:rPr>
+    </w:lvl>
+    <w:lvl w:ilvl="3" w:tplc="040E0001" w:tentative="1">
+      <w:start w:val="1"/>
+      <w:numFmt w:val="bullet"/>
+      <w:lvlText w:val=""/>
+      <w:lvlJc w:val="left"/>
+      <w:pPr>
+        <w:ind w:left="3600" w:hanging="360"/>
+      </w:pPr>
+      <w:rPr>
+        <w:rFonts w:ascii="Symbol" w:hAnsi="Symbol" w:hint="default"/>
+      </w:rPr>
+    </w:lvl>
+    <w:lvl w:ilvl="4" w:tplc="040E0003" w:tentative="1">
+      <w:start w:val="1"/>
+      <w:numFmt w:val="bullet"/>
+      <w:lvlText w:val="o"/>
+      <w:lvlJc w:val="left"/>
+      <w:pPr>
+        <w:ind w:left="4320" w:hanging="360"/>
+      </w:pPr>
+      <w:rPr>
+        <w:rFonts w:ascii="Courier New" w:hAnsi="Courier New" w:cs="Courier New" w:hint="default"/>
+      </w:rPr>
+    </w:lvl>
+    <w:lvl w:ilvl="5" w:tplc="040E0005" w:tentative="1">
+      <w:start w:val="1"/>
+      <w:numFmt w:val="bullet"/>
+      <w:lvlText w:val=""/>
+      <w:lvlJc w:val="left"/>
+      <w:pPr>
+        <w:ind w:left="5040" w:hanging="360"/>
+      </w:pPr>
+      <w:rPr>
+        <w:rFonts w:ascii="Wingdings" w:hAnsi="Wingdings" w:hint="default"/>
+      </w:rPr>
+    </w:lvl>
+    <w:lvl w:ilvl="6" w:tplc="040E0001" w:tentative="1">
+      <w:start w:val="1"/>
+      <w:numFmt w:val="bullet"/>
+      <w:lvlText w:val=""/>
+      <w:lvlJc w:val="left"/>
+      <w:pPr>
+        <w:ind w:left="5760" w:hanging="360"/>
+      </w:pPr>
+      <w:rPr>
+        <w:rFonts w:ascii="Symbol" w:hAnsi="Symbol" w:hint="default"/>
+      </w:rPr>
+    </w:lvl>
+    <w:lvl w:ilvl="7" w:tplc="040E0003" w:tentative="1">
+      <w:start w:val="1"/>
+      <w:numFmt w:val="bullet"/>
+      <w:lvlText w:val="o"/>
+      <w:lvlJc w:val="left"/>
+      <w:pPr>
+        <w:ind w:left="6480" w:hanging="360"/>
+      </w:pPr>
+      <w:rPr>
+        <w:rFonts w:ascii="Courier New" w:hAnsi="Courier New" w:cs="Courier New" w:hint="default"/>
+      </w:rPr>
+    </w:lvl>
+    <w:lvl w:ilvl="8" w:tplc="040E0005" w:tentative="1">
+      <w:start w:val="1"/>
+      <w:numFmt w:val="bullet"/>
+      <w:lvlText w:val=""/>
+      <w:lvlJc w:val="left"/>
+      <w:pPr>
+        <w:ind w:left="7200" w:hanging="360"/>
+      </w:pPr>
+      <w:rPr>
+        <w:rFonts w:ascii="Wingdings" w:hAnsi="Wingdings" w:hint="default"/>
+      </w:rPr>
+    </w:lvl>
+  </w:abstractNum>
+  <w:abstractNum w:abstractNumId="1" w15:restartNumberingAfterBreak="0">
     <w:nsid w:val="1E2E7524"/>
     <w:multiLevelType w:val="hybridMultilevel"/>
     <w:tmpl w:val="792048F2"/>
@@ -2213,11 +3700,11 @@
       </w:pPr>
     </w:lvl>
   </w:abstractNum>
-  <w:abstractNum w:abstractNumId="1" w15:restartNumberingAfterBreak="0">
+  <w:abstractNum w:abstractNumId="2" w15:restartNumberingAfterBreak="0">
     <w:nsid w:val="2EAF337A"/>
     <w:multiLevelType w:val="hybridMultilevel"/>
-    <w:tmpl w:val="01929B96"/>
-    <w:lvl w:ilvl="0" w:tplc="0A7236DC">
+    <w:tmpl w:val="B3126D40"/>
+    <w:lvl w:ilvl="0" w:tplc="040E000F">
       <w:start w:val="1"/>
       <w:numFmt w:val="decimal"/>
       <w:lvlText w:val="%1."/>
@@ -2303,7 +3790,120 @@
       </w:pPr>
     </w:lvl>
   </w:abstractNum>
-  <w:abstractNum w:abstractNumId="2" w15:restartNumberingAfterBreak="0">
+  <w:abstractNum w:abstractNumId="3" w15:restartNumberingAfterBreak="0">
+    <w:nsid w:val="2F535189"/>
+    <w:multiLevelType w:val="hybridMultilevel"/>
+    <w:tmpl w:val="719C0A88"/>
+    <w:lvl w:ilvl="0" w:tplc="040E0001">
+      <w:start w:val="1"/>
+      <w:numFmt w:val="bullet"/>
+      <w:lvlText w:val=""/>
+      <w:lvlJc w:val="left"/>
+      <w:pPr>
+        <w:ind w:left="720" w:hanging="360"/>
+      </w:pPr>
+      <w:rPr>
+        <w:rFonts w:ascii="Symbol" w:hAnsi="Symbol" w:hint="default"/>
+      </w:rPr>
+    </w:lvl>
+    <w:lvl w:ilvl="1" w:tplc="040E0003" w:tentative="1">
+      <w:start w:val="1"/>
+      <w:numFmt w:val="bullet"/>
+      <w:lvlText w:val="o"/>
+      <w:lvlJc w:val="left"/>
+      <w:pPr>
+        <w:ind w:left="1440" w:hanging="360"/>
+      </w:pPr>
+      <w:rPr>
+        <w:rFonts w:ascii="Courier New" w:hAnsi="Courier New" w:cs="Courier New" w:hint="default"/>
+      </w:rPr>
+    </w:lvl>
+    <w:lvl w:ilvl="2" w:tplc="040E0005" w:tentative="1">
+      <w:start w:val="1"/>
+      <w:numFmt w:val="bullet"/>
+      <w:lvlText w:val=""/>
+      <w:lvlJc w:val="left"/>
+      <w:pPr>
+        <w:ind w:left="2160" w:hanging="360"/>
+      </w:pPr>
+      <w:rPr>
+        <w:rFonts w:ascii="Wingdings" w:hAnsi="Wingdings" w:hint="default"/>
+      </w:rPr>
+    </w:lvl>
+    <w:lvl w:ilvl="3" w:tplc="040E0001" w:tentative="1">
+      <w:start w:val="1"/>
+      <w:numFmt w:val="bullet"/>
+      <w:lvlText w:val=""/>
+      <w:lvlJc w:val="left"/>
+      <w:pPr>
+        <w:ind w:left="2880" w:hanging="360"/>
+      </w:pPr>
+      <w:rPr>
+        <w:rFonts w:ascii="Symbol" w:hAnsi="Symbol" w:hint="default"/>
+      </w:rPr>
+    </w:lvl>
+    <w:lvl w:ilvl="4" w:tplc="040E0003" w:tentative="1">
+      <w:start w:val="1"/>
+      <w:numFmt w:val="bullet"/>
+      <w:lvlText w:val="o"/>
+      <w:lvlJc w:val="left"/>
+      <w:pPr>
+        <w:ind w:left="3600" w:hanging="360"/>
+      </w:pPr>
+      <w:rPr>
+        <w:rFonts w:ascii="Courier New" w:hAnsi="Courier New" w:cs="Courier New" w:hint="default"/>
+      </w:rPr>
+    </w:lvl>
+    <w:lvl w:ilvl="5" w:tplc="040E0005" w:tentative="1">
+      <w:start w:val="1"/>
+      <w:numFmt w:val="bullet"/>
+      <w:lvlText w:val=""/>
+      <w:lvlJc w:val="left"/>
+      <w:pPr>
+        <w:ind w:left="4320" w:hanging="360"/>
+      </w:pPr>
+      <w:rPr>
+        <w:rFonts w:ascii="Wingdings" w:hAnsi="Wingdings" w:hint="default"/>
+      </w:rPr>
+    </w:lvl>
+    <w:lvl w:ilvl="6" w:tplc="040E0001" w:tentative="1">
+      <w:start w:val="1"/>
+      <w:numFmt w:val="bullet"/>
+      <w:lvlText w:val=""/>
+      <w:lvlJc w:val="left"/>
+      <w:pPr>
+        <w:ind w:left="5040" w:hanging="360"/>
+      </w:pPr>
+      <w:rPr>
+        <w:rFonts w:ascii="Symbol" w:hAnsi="Symbol" w:hint="default"/>
+      </w:rPr>
+    </w:lvl>
+    <w:lvl w:ilvl="7" w:tplc="040E0003" w:tentative="1">
+      <w:start w:val="1"/>
+      <w:numFmt w:val="bullet"/>
+      <w:lvlText w:val="o"/>
+      <w:lvlJc w:val="left"/>
+      <w:pPr>
+        <w:ind w:left="5760" w:hanging="360"/>
+      </w:pPr>
+      <w:rPr>
+        <w:rFonts w:ascii="Courier New" w:hAnsi="Courier New" w:cs="Courier New" w:hint="default"/>
+      </w:rPr>
+    </w:lvl>
+    <w:lvl w:ilvl="8" w:tplc="040E0005" w:tentative="1">
+      <w:start w:val="1"/>
+      <w:numFmt w:val="bullet"/>
+      <w:lvlText w:val=""/>
+      <w:lvlJc w:val="left"/>
+      <w:pPr>
+        <w:ind w:left="6480" w:hanging="360"/>
+      </w:pPr>
+      <w:rPr>
+        <w:rFonts w:ascii="Wingdings" w:hAnsi="Wingdings" w:hint="default"/>
+      </w:rPr>
+    </w:lvl>
+  </w:abstractNum>
+  <w:abstractNum w:abstractNumId="4" w15:restartNumberingAfterBreak="0">
     <w:nsid w:val="310132EF"/>
     <w:multiLevelType w:val="hybridMultilevel"/>
     <w:tmpl w:val="34E49694"/>
@@ -2392,7 +3992,7 @@
       </w:pPr>
     </w:lvl>
   </w:abstractNum>
-  <w:abstractNum w:abstractNumId="3" w15:restartNumberingAfterBreak="0">
+  <w:abstractNum w:abstractNumId="5" w15:restartNumberingAfterBreak="0">
     <w:nsid w:val="3EB84D74"/>
     <w:multiLevelType w:val="multilevel"/>
     <w:tmpl w:val="45089180"/>
@@ -2541,7 +4141,98 @@
       </w:rPr>
     </w:lvl>
   </w:abstractNum>
-  <w:abstractNum w:abstractNumId="4" w15:restartNumberingAfterBreak="0">
+  <w:abstractNum w:abstractNumId="6" w15:restartNumberingAfterBreak="0">
+    <w:nsid w:val="41C84FD9"/>
+    <w:multiLevelType w:val="hybridMultilevel"/>
+    <w:tmpl w:val="553E90B0"/>
+    <w:lvl w:ilvl="0" w:tplc="9226610A">
+      <w:start w:val="1"/>
+      <w:numFmt w:val="decimal"/>
+      <w:lvlText w:val="%1."/>
+      <w:lvlJc w:val="left"/>
+      <w:pPr>
+        <w:ind w:left="720" w:hanging="360"/>
+      </w:pPr>
+      <w:rPr>
+        <w:rFonts w:eastAsiaTheme="minorHAnsi" w:hint="default"/>
+        <w:color w:val="0563C1" w:themeColor="hyperlink"/>
+        <w:u w:val="single"/>
+      </w:rPr>
+    </w:lvl>
+    <w:lvl w:ilvl="1" w:tplc="040E0019" w:tentative="1">
+      <w:start w:val="1"/>
+      <w:numFmt w:val="lowerLetter"/>
+      <w:lvlText w:val="%2."/>
+      <w:lvlJc w:val="left"/>
+      <w:pPr>
+        <w:ind w:left="1440" w:hanging="360"/>
+      </w:pPr>
+    </w:lvl>
+    <w:lvl w:ilvl="2" w:tplc="040E001B" w:tentative="1">
+      <w:start w:val="1"/>
+      <w:numFmt w:val="lowerRoman"/>
+      <w:lvlText w:val="%3."/>
+      <w:lvlJc w:val="right"/>
+      <w:pPr>
+        <w:ind w:left="2160" w:hanging="180"/>
+      </w:pPr>
+    </w:lvl>
+    <w:lvl w:ilvl="3" w:tplc="040E000F" w:tentative="1">
+      <w:start w:val="1"/>
+      <w:numFmt w:val="decimal"/>
+      <w:lvlText w:val="%4."/>
+      <w:lvlJc w:val="left"/>
+      <w:pPr>
+        <w:ind w:left="2880" w:hanging="360"/>
+      </w:pPr>
+    </w:lvl>
+    <w:lvl w:ilvl="4" w:tplc="040E0019" w:tentative="1">
+      <w:start w:val="1"/>
+      <w:numFmt w:val="lowerLetter"/>
+      <w:lvlText w:val="%5."/>
+      <w:lvlJc w:val="left"/>
+      <w:pPr>
+        <w:ind w:left="3600" w:hanging="360"/>
+      </w:pPr>
+    </w:lvl>
+    <w:lvl w:ilvl="5" w:tplc="040E001B" w:tentative="1">
+      <w:start w:val="1"/>
+      <w:numFmt w:val="lowerRoman"/>
+      <w:lvlText w:val="%6."/>
+      <w:lvlJc w:val="right"/>
+      <w:pPr>
+        <w:ind w:left="4320" w:hanging="180"/>
+      </w:pPr>
+    </w:lvl>
+    <w:lvl w:ilvl="6" w:tplc="040E000F" w:tentative="1">
+      <w:start w:val="1"/>
+      <w:numFmt w:val="decimal"/>
+      <w:lvlText w:val="%7."/>
+      <w:lvlJc w:val="left"/>
+      <w:pPr>
+        <w:ind w:left="5040" w:hanging="360"/>
+      </w:pPr>
+    </w:lvl>
+    <w:lvl w:ilvl="7" w:tplc="040E0019" w:tentative="1">
+      <w:start w:val="1"/>
+      <w:numFmt w:val="lowerLetter"/>
+      <w:lvlText w:val="%8."/>
+      <w:lvlJc w:val="left"/>
+      <w:pPr>
+        <w:ind w:left="5760" w:hanging="360"/>
+      </w:pPr>
+    </w:lvl>
+    <w:lvl w:ilvl="8" w:tplc="040E001B" w:tentative="1">
+      <w:start w:val="1"/>
+      <w:numFmt w:val="lowerRoman"/>
+      <w:lvlText w:val="%9."/>
+      <w:lvlJc w:val="right"/>
+      <w:pPr>
+        <w:ind w:left="6480" w:hanging="180"/>
+      </w:pPr>
+    </w:lvl>
+  </w:abstractNum>
+  <w:abstractNum w:abstractNumId="7" w15:restartNumberingAfterBreak="0">
     <w:nsid w:val="58D76EDC"/>
     <w:multiLevelType w:val="hybridMultilevel"/>
     <w:tmpl w:val="79F885A6"/>
@@ -2630,11 +4321,11 @@
       </w:pPr>
     </w:lvl>
   </w:abstractNum>
-  <w:abstractNum w:abstractNumId="5" w15:restartNumberingAfterBreak="0">
+  <w:abstractNum w:abstractNumId="8" w15:restartNumberingAfterBreak="0">
     <w:nsid w:val="59085D64"/>
-    <w:multiLevelType w:val="hybridMultilevel"/>
-    <w:tmpl w:val="F8AA5A12"/>
-    <w:lvl w:ilvl="0" w:tplc="040E000F">
+    <w:multiLevelType w:val="multilevel"/>
+    <w:tmpl w:val="50B8F78E"/>
+    <w:lvl w:ilvl="0">
       <w:start w:val="1"/>
       <w:numFmt w:val="decimal"/>
       <w:lvlText w:val="%1."/>
@@ -2646,80 +4337,120 @@
         <w:rFonts w:hint="default"/>
       </w:rPr>
     </w:lvl>
-    <w:lvl w:ilvl="1" w:tplc="040E0019" w:tentative="1">
-      <w:start w:val="1"/>
-      <w:numFmt w:val="lowerLetter"/>
-      <w:lvlText w:val="%2."/>
-      <w:lvlJc w:val="left"/>
-      <w:pPr>
-        <w:ind w:left="1440" w:hanging="360"/>
-      </w:pPr>
-    </w:lvl>
-    <w:lvl w:ilvl="2" w:tplc="040E001B" w:tentative="1">
-      <w:start w:val="1"/>
-      <w:numFmt w:val="lowerRoman"/>
-      <w:lvlText w:val="%3."/>
-      <w:lvlJc w:val="right"/>
-      <w:pPr>
-        <w:ind w:left="2160" w:hanging="180"/>
-      </w:pPr>
-    </w:lvl>
-    <w:lvl w:ilvl="3" w:tplc="040E000F" w:tentative="1">
+    <w:lvl w:ilvl="1">
       <w:start w:val="1"/>
       <w:numFmt w:val="decimal"/>
-      <w:lvlText w:val="%4."/>
-      <w:lvlJc w:val="left"/>
-      <w:pPr>
-        <w:ind w:left="2880" w:hanging="360"/>
-      </w:pPr>
-    </w:lvl>
-    <w:lvl w:ilvl="4" w:tplc="040E0019" w:tentative="1">
-      <w:start w:val="1"/>
-      <w:numFmt w:val="lowerLetter"/>
-      <w:lvlText w:val="%5."/>
-      <w:lvlJc w:val="left"/>
-      <w:pPr>
-        <w:ind w:left="3600" w:hanging="360"/>
-      </w:pPr>
-    </w:lvl>
-    <w:lvl w:ilvl="5" w:tplc="040E001B" w:tentative="1">
-      <w:start w:val="1"/>
-      <w:numFmt w:val="lowerRoman"/>
-      <w:lvlText w:val="%6."/>
-      <w:lvlJc w:val="right"/>
-      <w:pPr>
-        <w:ind w:left="4320" w:hanging="180"/>
-      </w:pPr>
-    </w:lvl>
-    <w:lvl w:ilvl="6" w:tplc="040E000F" w:tentative="1">
+      <w:isLgl/>
+      <w:lvlText w:val="%1.%2"/>
+      <w:lvlJc w:val="left"/>
+      <w:pPr>
+        <w:ind w:left="720" w:hanging="360"/>
+      </w:pPr>
+      <w:rPr>
+        <w:rFonts w:hint="default"/>
+        <w:sz w:val="26"/>
+      </w:rPr>
+    </w:lvl>
+    <w:lvl w:ilvl="2">
       <w:start w:val="1"/>
       <w:numFmt w:val="decimal"/>
-      <w:lvlText w:val="%7."/>
-      <w:lvlJc w:val="left"/>
-      <w:pPr>
-        <w:ind w:left="5040" w:hanging="360"/>
-      </w:pPr>
-    </w:lvl>
-    <w:lvl w:ilvl="7" w:tplc="040E0019" w:tentative="1">
-      <w:start w:val="1"/>
-      <w:numFmt w:val="lowerLetter"/>
-      <w:lvlText w:val="%8."/>
-      <w:lvlJc w:val="left"/>
-      <w:pPr>
-        <w:ind w:left="5760" w:hanging="360"/>
-      </w:pPr>
-    </w:lvl>
-    <w:lvl w:ilvl="8" w:tplc="040E001B" w:tentative="1">
-      <w:start w:val="1"/>
-      <w:numFmt w:val="lowerRoman"/>
-      <w:lvlText w:val="%9."/>
-      <w:lvlJc w:val="right"/>
-      <w:pPr>
-        <w:ind w:left="6480" w:hanging="180"/>
-      </w:pPr>
+      <w:isLgl/>
+      <w:lvlText w:val="%1.%2.%3"/>
+      <w:lvlJc w:val="left"/>
+      <w:pPr>
+        <w:ind w:left="1080" w:hanging="720"/>
+      </w:pPr>
+      <w:rPr>
+        <w:rFonts w:hint="default"/>
+        <w:sz w:val="26"/>
+      </w:rPr>
+    </w:lvl>
+    <w:lvl w:ilvl="3">
+      <w:start w:val="1"/>
+      <w:numFmt w:val="decimal"/>
+      <w:isLgl/>
+      <w:lvlText w:val="%1.%2.%3.%4"/>
+      <w:lvlJc w:val="left"/>
+      <w:pPr>
+        <w:ind w:left="1080" w:hanging="720"/>
+      </w:pPr>
+      <w:rPr>
+        <w:rFonts w:hint="default"/>
+        <w:sz w:val="26"/>
+      </w:rPr>
+    </w:lvl>
+    <w:lvl w:ilvl="4">
+      <w:start w:val="1"/>
+      <w:numFmt w:val="decimal"/>
+      <w:isLgl/>
+      <w:lvlText w:val="%1.%2.%3.%4.%5"/>
+      <w:lvlJc w:val="left"/>
+      <w:pPr>
+        <w:ind w:left="1440" w:hanging="1080"/>
+      </w:pPr>
+      <w:rPr>
+        <w:rFonts w:hint="default"/>
+        <w:sz w:val="26"/>
+      </w:rPr>
+    </w:lvl>
+    <w:lvl w:ilvl="5">
+      <w:start w:val="1"/>
+      <w:numFmt w:val="decimal"/>
+      <w:isLgl/>
+      <w:lvlText w:val="%1.%2.%3.%4.%5.%6"/>
+      <w:lvlJc w:val="left"/>
+      <w:pPr>
+        <w:ind w:left="1440" w:hanging="1080"/>
+      </w:pPr>
+      <w:rPr>
+        <w:rFonts w:hint="default"/>
+        <w:sz w:val="26"/>
+      </w:rPr>
+    </w:lvl>
+    <w:lvl w:ilvl="6">
+      <w:start w:val="1"/>
+      <w:numFmt w:val="decimal"/>
+      <w:isLgl/>
+      <w:lvlText w:val="%1.%2.%3.%4.%5.%6.%7"/>
+      <w:lvlJc w:val="left"/>
+      <w:pPr>
+        <w:ind w:left="1800" w:hanging="1440"/>
+      </w:pPr>
+      <w:rPr>
+        <w:rFonts w:hint="default"/>
+        <w:sz w:val="26"/>
+      </w:rPr>
+    </w:lvl>
+    <w:lvl w:ilvl="7">
+      <w:start w:val="1"/>
+      <w:numFmt w:val="decimal"/>
+      <w:isLgl/>
+      <w:lvlText w:val="%1.%2.%3.%4.%5.%6.%7.%8"/>
+      <w:lvlJc w:val="left"/>
+      <w:pPr>
+        <w:ind w:left="1800" w:hanging="1440"/>
+      </w:pPr>
+      <w:rPr>
+        <w:rFonts w:hint="default"/>
+        <w:sz w:val="26"/>
+      </w:rPr>
+    </w:lvl>
+    <w:lvl w:ilvl="8">
+      <w:start w:val="1"/>
+      <w:numFmt w:val="decimal"/>
+      <w:isLgl/>
+      <w:lvlText w:val="%1.%2.%3.%4.%5.%6.%7.%8.%9"/>
+      <w:lvlJc w:val="left"/>
+      <w:pPr>
+        <w:ind w:left="2160" w:hanging="1800"/>
+      </w:pPr>
+      <w:rPr>
+        <w:rFonts w:hint="default"/>
+        <w:sz w:val="26"/>
+      </w:rPr>
     </w:lvl>
   </w:abstractNum>
-  <w:abstractNum w:abstractNumId="6" w15:restartNumberingAfterBreak="0">
+  <w:abstractNum w:abstractNumId="9" w15:restartNumberingAfterBreak="0">
     <w:nsid w:val="608507BC"/>
     <w:multiLevelType w:val="hybridMultilevel"/>
     <w:tmpl w:val="1AA44FD6"/>
@@ -2809,26 +4540,151 @@
       </w:pPr>
     </w:lvl>
   </w:abstractNum>
+  <w:abstractNum w:abstractNumId="10" w15:restartNumberingAfterBreak="0">
+    <w:nsid w:val="7D517001"/>
+    <w:multiLevelType w:val="multilevel"/>
+    <w:tmpl w:val="323C72C0"/>
+    <w:lvl w:ilvl="0">
+      <w:start w:val="2"/>
+      <w:numFmt w:val="decimal"/>
+      <w:lvlText w:val="%1"/>
+      <w:lvlJc w:val="left"/>
+      <w:pPr>
+        <w:ind w:left="360" w:hanging="360"/>
+      </w:pPr>
+      <w:rPr>
+        <w:rFonts w:hint="default"/>
+      </w:rPr>
+    </w:lvl>
+    <w:lvl w:ilvl="1">
+      <w:start w:val="4"/>
+      <w:numFmt w:val="decimal"/>
+      <w:lvlText w:val="%1.%2"/>
+      <w:lvlJc w:val="left"/>
+      <w:pPr>
+        <w:ind w:left="720" w:hanging="360"/>
+      </w:pPr>
+      <w:rPr>
+        <w:rFonts w:hint="default"/>
+      </w:rPr>
+    </w:lvl>
+    <w:lvl w:ilvl="2">
+      <w:start w:val="1"/>
+      <w:numFmt w:val="decimal"/>
+      <w:lvlText w:val="%1.%2.%3"/>
+      <w:lvlJc w:val="left"/>
+      <w:pPr>
+        <w:ind w:left="1440" w:hanging="720"/>
+      </w:pPr>
+      <w:rPr>
+        <w:rFonts w:hint="default"/>
+      </w:rPr>
+    </w:lvl>
+    <w:lvl w:ilvl="3">
+      <w:start w:val="1"/>
+      <w:numFmt w:val="decimal"/>
+      <w:lvlText w:val="%1.%2.%3.%4"/>
+      <w:lvlJc w:val="left"/>
+      <w:pPr>
+        <w:ind w:left="1800" w:hanging="720"/>
+      </w:pPr>
+      <w:rPr>
+        <w:rFonts w:hint="default"/>
+      </w:rPr>
+    </w:lvl>
+    <w:lvl w:ilvl="4">
+      <w:start w:val="1"/>
+      <w:numFmt w:val="decimal"/>
+      <w:lvlText w:val="%1.%2.%3.%4.%5"/>
+      <w:lvlJc w:val="left"/>
+      <w:pPr>
+        <w:ind w:left="2520" w:hanging="1080"/>
+      </w:pPr>
+      <w:rPr>
+        <w:rFonts w:hint="default"/>
+      </w:rPr>
+    </w:lvl>
+    <w:lvl w:ilvl="5">
+      <w:start w:val="1"/>
+      <w:numFmt w:val="decimal"/>
+      <w:lvlText w:val="%1.%2.%3.%4.%5.%6"/>
+      <w:lvlJc w:val="left"/>
+      <w:pPr>
+        <w:ind w:left="3240" w:hanging="1440"/>
+      </w:pPr>
+      <w:rPr>
+        <w:rFonts w:hint="default"/>
+      </w:rPr>
+    </w:lvl>
+    <w:lvl w:ilvl="6">
+      <w:start w:val="1"/>
+      <w:numFmt w:val="decimal"/>
+      <w:lvlText w:val="%1.%2.%3.%4.%5.%6.%7"/>
+      <w:lvlJc w:val="left"/>
+      <w:pPr>
+        <w:ind w:left="3600" w:hanging="1440"/>
+      </w:pPr>
+      <w:rPr>
+        <w:rFonts w:hint="default"/>
+      </w:rPr>
+    </w:lvl>
+    <w:lvl w:ilvl="7">
+      <w:start w:val="1"/>
+      <w:numFmt w:val="decimal"/>
+      <w:lvlText w:val="%1.%2.%3.%4.%5.%6.%7.%8"/>
+      <w:lvlJc w:val="left"/>
+      <w:pPr>
+        <w:ind w:left="4320" w:hanging="1800"/>
+      </w:pPr>
+      <w:rPr>
+        <w:rFonts w:hint="default"/>
+      </w:rPr>
+    </w:lvl>
+    <w:lvl w:ilvl="8">
+      <w:start w:val="1"/>
+      <w:numFmt w:val="decimal"/>
+      <w:lvlText w:val="%1.%2.%3.%4.%5.%6.%7.%8.%9"/>
+      <w:lvlJc w:val="left"/>
+      <w:pPr>
+        <w:ind w:left="4680" w:hanging="1800"/>
+      </w:pPr>
+      <w:rPr>
+        <w:rFonts w:hint="default"/>
+      </w:rPr>
+    </w:lvl>
+  </w:abstractNum>
   <w:num w:numId="1">
+    <w:abstractNumId w:val="7"/>
+  </w:num>
+  <w:num w:numId="2">
+    <w:abstractNumId w:val="9"/>
+  </w:num>
+  <w:num w:numId="3">
+    <w:abstractNumId w:val="5"/>
+  </w:num>
+  <w:num w:numId="4">
     <w:abstractNumId w:val="4"/>
   </w:num>
-  <w:num w:numId="2">
-    <w:abstractNumId w:val="6"/>
+  <w:num w:numId="5">
+    <w:abstractNumId w:val="1"/>
   </w:num>
-  <w:num w:numId="3">
+  <w:num w:numId="6">
+    <w:abstractNumId w:val="8"/>
+  </w:num>
+  <w:num w:numId="7">
+    <w:abstractNumId w:val="2"/>
+  </w:num>
+  <w:num w:numId="8">
     <w:abstractNumId w:val="3"/>
   </w:num>
-  <w:num w:numId="4">
-    <w:abstractNumId w:val="2"/>
-  </w:num>
-  <w:num w:numId="5">
+  <w:num w:numId="9">
     <w:abstractNumId w:val="0"/>
   </w:num>
-  <w:num w:numId="6">
-    <w:abstractNumId w:val="5"/>
+  <w:num w:numId="10">
+    <w:abstractNumId w:val="10"/>
   </w:num>
-  <w:num w:numId="7">
-    <w:abstractNumId w:val="1"/>
+  <w:num w:numId="11">
+    <w:abstractNumId w:val="6"/>
   </w:num>
 </w:numbering>
 </file>
@@ -3469,6 +5325,67 @@
       <w:szCs w:val="26"/>
     </w:rPr>
   </w:style>
+  <w:style w:type="paragraph" w:styleId="TJ2">
+    <w:name w:val="toc 2"/>
+    <w:basedOn w:val="Norml"/>
+    <w:next w:val="Norml"/>
+    <w:autoRedefine/>
+    <w:uiPriority w:val="39"/>
+    <w:unhideWhenUsed/>
+    <w:rsid w:val="002102CC"/>
+    <w:pPr>
+      <w:tabs>
+        <w:tab w:val="left" w:pos="880"/>
+        <w:tab w:val="right" w:leader="dot" w:pos="9062"/>
+      </w:tabs>
+      <w:spacing w:after="100"/>
+      <w:ind w:left="170"/>
+    </w:pPr>
+  </w:style>
+  <w:style w:type="paragraph" w:styleId="lfej">
+    <w:name w:val="header"/>
+    <w:basedOn w:val="Norml"/>
+    <w:link w:val="lfejChar"/>
+    <w:uiPriority w:val="99"/>
+    <w:unhideWhenUsed/>
+    <w:rsid w:val="00F62DDF"/>
+    <w:pPr>
+      <w:tabs>
+        <w:tab w:val="center" w:pos="4536"/>
+        <w:tab w:val="right" w:pos="9072"/>
+      </w:tabs>
+      <w:spacing w:after="0" w:line="240" w:lineRule="auto"/>
+    </w:pPr>
+  </w:style>
+  <w:style w:type="character" w:customStyle="1" w:styleId="lfejChar">
+    <w:name w:val="Élőfej Char"/>
+    <w:basedOn w:val="Bekezdsalapbettpusa"/>
+    <w:link w:val="lfej"/>
+    <w:uiPriority w:val="99"/>
+    <w:rsid w:val="00F62DDF"/>
+  </w:style>
+  <w:style w:type="paragraph" w:styleId="llb">
+    <w:name w:val="footer"/>
+    <w:basedOn w:val="Norml"/>
+    <w:link w:val="llbChar"/>
+    <w:uiPriority w:val="99"/>
+    <w:unhideWhenUsed/>
+    <w:rsid w:val="00F62DDF"/>
+    <w:pPr>
+      <w:tabs>
+        <w:tab w:val="center" w:pos="4536"/>
+        <w:tab w:val="right" w:pos="9072"/>
+      </w:tabs>
+      <w:spacing w:after="0" w:line="240" w:lineRule="auto"/>
+    </w:pPr>
+  </w:style>
+  <w:style w:type="character" w:customStyle="1" w:styleId="llbChar">
+    <w:name w:val="Élőláb Char"/>
+    <w:basedOn w:val="Bekezdsalapbettpusa"/>
+    <w:link w:val="llb"/>
+    <w:uiPriority w:val="99"/>
+    <w:rsid w:val="00F62DDF"/>
+  </w:style>
 </w:styles>
 </file>
 
@@ -3830,7 +5747,7 @@
 </file>
 
 <file path=customXml/itemProps1.xml><?xml version="1.0" encoding="utf-8"?>
-<ds:datastoreItem xmlns:ds="http://schemas.openxmlformats.org/officeDocument/2006/customXml" ds:itemID="{1F469C61-8856-486D-B26F-DAD106406824}">
+<ds:datastoreItem xmlns:ds="http://schemas.openxmlformats.org/officeDocument/2006/customXml" ds:itemID="{E210CF91-AD5B-4CD3-9629-06A57521D445}">
   <ds:schemaRefs>
     <ds:schemaRef ds:uri="http://schemas.openxmlformats.org/officeDocument/2006/bibliography"/>
   </ds:schemaRefs>

--- a/portfolio_dokumentacio.docx
+++ b/portfolio_dokumentacio.docx
@@ -11,41 +11,13 @@
           <w:szCs w:val="24"/>
         </w:rPr>
       </w:pPr>
-      <w:proofErr w:type="spellStart"/>
-      <w:r>
-        <w:rPr>
-          <w:rFonts w:ascii="Times New Roman" w:hAnsi="Times New Roman" w:cs="Times New Roman"/>
-          <w:sz w:val="24"/>
-          <w:szCs w:val="24"/>
-        </w:rPr>
-        <w:t>Terplán</w:t>
-      </w:r>
-      <w:proofErr w:type="spellEnd"/>
-      <w:r>
-        <w:rPr>
-          <w:rFonts w:ascii="Times New Roman" w:hAnsi="Times New Roman" w:cs="Times New Roman"/>
-          <w:sz w:val="24"/>
-          <w:szCs w:val="24"/>
-        </w:rPr>
-        <w:t xml:space="preserve"> Zénó </w:t>
-      </w:r>
-      <w:proofErr w:type="spellStart"/>
-      <w:r>
-        <w:rPr>
-          <w:rFonts w:ascii="Times New Roman" w:hAnsi="Times New Roman" w:cs="Times New Roman"/>
-          <w:sz w:val="24"/>
-          <w:szCs w:val="24"/>
-        </w:rPr>
-        <w:t>Kolping</w:t>
-      </w:r>
-      <w:proofErr w:type="spellEnd"/>
-      <w:r>
-        <w:rPr>
-          <w:rFonts w:ascii="Times New Roman" w:hAnsi="Times New Roman" w:cs="Times New Roman"/>
-          <w:sz w:val="24"/>
-          <w:szCs w:val="24"/>
-        </w:rPr>
-        <w:t xml:space="preserve"> Technikum</w:t>
+      <w:r>
+        <w:rPr>
+          <w:rFonts w:ascii="Times New Roman" w:hAnsi="Times New Roman" w:cs="Times New Roman"/>
+          <w:sz w:val="24"/>
+          <w:szCs w:val="24"/>
+        </w:rPr>
+        <w:t>Terplán Zénó Kolping Technikum</w:t>
       </w:r>
       <w:r>
         <w:rPr>
@@ -242,7 +214,6 @@
           <w:docGrid w:linePitch="360"/>
         </w:sectPr>
       </w:pPr>
-      <w:proofErr w:type="gramStart"/>
       <w:r>
         <w:rPr>
           <w:rFonts w:ascii="Times New Roman" w:hAnsi="Times New Roman" w:cs="Times New Roman"/>
@@ -250,16 +221,7 @@
           <w:szCs w:val="32"/>
         </w:rPr>
         <w:lastRenderedPageBreak/>
-        <w:t>infrastruktúra</w:t>
-      </w:r>
-      <w:proofErr w:type="gramEnd"/>
-      <w:r>
-        <w:rPr>
-          <w:rFonts w:ascii="Times New Roman" w:hAnsi="Times New Roman" w:cs="Times New Roman"/>
-          <w:sz w:val="32"/>
-          <w:szCs w:val="32"/>
-        </w:rPr>
-        <w:t xml:space="preserve"> bemutatás</w:t>
+        <w:t>infrastruktúra bemutatás</w:t>
       </w:r>
     </w:p>
     <w:p>
@@ -651,21 +613,12 @@
           <w:sz w:val="24"/>
         </w:rPr>
       </w:pPr>
-      <w:proofErr w:type="spellStart"/>
-      <w:r>
-        <w:rPr>
-          <w:rFonts w:ascii="Times New Roman" w:hAnsi="Times New Roman" w:cs="Times New Roman"/>
-          <w:sz w:val="24"/>
-        </w:rPr>
-        <w:t>Montvai</w:t>
-      </w:r>
-      <w:proofErr w:type="spellEnd"/>
-      <w:r>
-        <w:rPr>
-          <w:rFonts w:ascii="Times New Roman" w:hAnsi="Times New Roman" w:cs="Times New Roman"/>
-          <w:sz w:val="24"/>
-        </w:rPr>
-        <w:t xml:space="preserve"> László Zsolt</w:t>
+      <w:r>
+        <w:rPr>
+          <w:rFonts w:ascii="Times New Roman" w:hAnsi="Times New Roman" w:cs="Times New Roman"/>
+          <w:sz w:val="24"/>
+        </w:rPr>
+        <w:t>Montvai László Zsolt</w:t>
       </w:r>
       <w:r>
         <w:rPr>
@@ -767,6 +720,13 @@
     </w:p>
     <w:sdt>
       <w:sdtPr>
+        <w:rPr>
+          <w:rFonts w:asciiTheme="minorHAnsi" w:eastAsiaTheme="minorHAnsi" w:hAnsiTheme="minorHAnsi" w:cstheme="minorBidi"/>
+          <w:color w:val="auto"/>
+          <w:sz w:val="22"/>
+          <w:szCs w:val="22"/>
+          <w:lang w:eastAsia="en-US"/>
+        </w:rPr>
         <w:id w:val="644005845"/>
         <w:docPartObj>
           <w:docPartGallery w:val="Table of Contents"/>
@@ -775,13 +735,8 @@
       </w:sdtPr>
       <w:sdtEndPr>
         <w:rPr>
-          <w:rFonts w:asciiTheme="minorHAnsi" w:eastAsiaTheme="minorHAnsi" w:hAnsiTheme="minorHAnsi" w:cstheme="minorBidi"/>
           <w:b/>
           <w:bCs/>
-          <w:color w:val="auto"/>
-          <w:sz w:val="22"/>
-          <w:szCs w:val="22"/>
-          <w:lang w:eastAsia="en-US"/>
         </w:rPr>
       </w:sdtEndPr>
       <w:sdtContent>
@@ -1071,7 +1026,21 @@
                 <w:rStyle w:val="Hiperhivatkozs"/>
                 <w:noProof/>
               </w:rPr>
-              <w:t>2.2 Hálózat felépítése és telephelyek:</w:t>
+              <w:t xml:space="preserve">2.2 </w:t>
+            </w:r>
+            <w:r>
+              <w:rPr>
+                <w:rStyle w:val="Hiperhivatkozs"/>
+                <w:noProof/>
+              </w:rPr>
+              <w:tab/>
+            </w:r>
+            <w:r>
+              <w:rPr>
+                <w:rStyle w:val="Hiperhivatkozs"/>
+                <w:noProof/>
+              </w:rPr>
+              <w:t>Hálózat felépítése és telephelyek:</w:t>
             </w:r>
             <w:r>
               <w:rPr>
@@ -1138,7 +1107,21 @@
                 <w:rStyle w:val="Hiperhivatkozs"/>
                 <w:noProof/>
               </w:rPr>
-              <w:t>2.3 Telephelyek közötti kapcsolat:</w:t>
+              <w:t xml:space="preserve">2.3 </w:t>
+            </w:r>
+            <w:r>
+              <w:rPr>
+                <w:rStyle w:val="Hiperhivatkozs"/>
+                <w:noProof/>
+              </w:rPr>
+              <w:tab/>
+            </w:r>
+            <w:r>
+              <w:rPr>
+                <w:rStyle w:val="Hiperhivatkozs"/>
+                <w:noProof/>
+              </w:rPr>
+              <w:t>Telephelyek közötti kapcsolat:</w:t>
             </w:r>
             <w:r>
               <w:rPr>
@@ -1964,17 +1947,8 @@
                 <w:rFonts w:ascii="Times New Roman" w:hAnsi="Times New Roman" w:cs="Times New Roman"/>
                 <w:sz w:val="24"/>
               </w:rPr>
-              <w:t xml:space="preserve">Távoli telep. </w:t>
-            </w:r>
-            <w:proofErr w:type="spellStart"/>
-            <w:r>
-              <w:rPr>
-                <w:rFonts w:ascii="Times New Roman" w:hAnsi="Times New Roman" w:cs="Times New Roman"/>
-                <w:sz w:val="24"/>
-              </w:rPr>
-              <w:t>router</w:t>
-            </w:r>
-            <w:proofErr w:type="spellEnd"/>
+              <w:t>Távoli telep. router</w:t>
+            </w:r>
           </w:p>
         </w:tc>
         <w:tc>
@@ -2100,17 +2074,8 @@
                 <w:rFonts w:ascii="Times New Roman" w:hAnsi="Times New Roman" w:cs="Times New Roman"/>
                 <w:sz w:val="24"/>
               </w:rPr>
-              <w:t xml:space="preserve">Központi </w:t>
-            </w:r>
-            <w:proofErr w:type="spellStart"/>
-            <w:r>
-              <w:rPr>
-                <w:rFonts w:ascii="Times New Roman" w:hAnsi="Times New Roman" w:cs="Times New Roman"/>
-                <w:sz w:val="24"/>
-              </w:rPr>
-              <w:t>router</w:t>
-            </w:r>
-            <w:proofErr w:type="spellEnd"/>
+              <w:t>Központi router</w:t>
+            </w:r>
           </w:p>
         </w:tc>
         <w:tc>
@@ -2231,21 +2196,12 @@
                 <w:sz w:val="24"/>
               </w:rPr>
             </w:pPr>
-            <w:proofErr w:type="gramStart"/>
-            <w:r>
-              <w:rPr>
-                <w:rFonts w:ascii="Times New Roman" w:hAnsi="Times New Roman" w:cs="Times New Roman"/>
-                <w:sz w:val="24"/>
-              </w:rPr>
-              <w:t>WIN7(</w:t>
-            </w:r>
-            <w:proofErr w:type="gramEnd"/>
-            <w:r>
-              <w:rPr>
-                <w:rFonts w:ascii="Times New Roman" w:hAnsi="Times New Roman" w:cs="Times New Roman"/>
-                <w:sz w:val="24"/>
-              </w:rPr>
-              <w:t>V</w:t>
+            <w:r>
+              <w:rPr>
+                <w:rFonts w:ascii="Times New Roman" w:hAnsi="Times New Roman" w:cs="Times New Roman"/>
+                <w:sz w:val="24"/>
+              </w:rPr>
+              <w:t>WIN7(V</w:t>
             </w:r>
             <w:r>
               <w:rPr>
@@ -2373,23 +2329,7 @@
                 <w:rFonts w:ascii="Times New Roman" w:hAnsi="Times New Roman" w:cs="Times New Roman"/>
                 <w:sz w:val="24"/>
               </w:rPr>
-              <w:t>LINUX (</w:t>
-            </w:r>
-            <w:proofErr w:type="spellStart"/>
-            <w:r>
-              <w:rPr>
-                <w:rFonts w:ascii="Times New Roman" w:hAnsi="Times New Roman" w:cs="Times New Roman"/>
-                <w:sz w:val="24"/>
-              </w:rPr>
-              <w:t>Tp</w:t>
-            </w:r>
-            <w:proofErr w:type="spellEnd"/>
-            <w:r>
-              <w:rPr>
-                <w:rFonts w:ascii="Times New Roman" w:hAnsi="Times New Roman" w:cs="Times New Roman"/>
-                <w:sz w:val="24"/>
-              </w:rPr>
-              <w:t>)</w:t>
+              <w:t>LINUX (Tp)</w:t>
             </w:r>
           </w:p>
         </w:tc>
@@ -2740,21 +2680,12 @@
                 <w:sz w:val="24"/>
               </w:rPr>
             </w:pPr>
-            <w:proofErr w:type="spellStart"/>
-            <w:r>
-              <w:rPr>
-                <w:rFonts w:ascii="Times New Roman" w:hAnsi="Times New Roman" w:cs="Times New Roman"/>
-                <w:sz w:val="24"/>
-              </w:rPr>
-              <w:t>Debian</w:t>
-            </w:r>
-            <w:proofErr w:type="spellEnd"/>
-            <w:r>
-              <w:rPr>
-                <w:rFonts w:ascii="Times New Roman" w:hAnsi="Times New Roman" w:cs="Times New Roman"/>
-                <w:sz w:val="24"/>
-              </w:rPr>
-              <w:t xml:space="preserve"> 12 (server)</w:t>
+            <w:r>
+              <w:rPr>
+                <w:rFonts w:ascii="Times New Roman" w:hAnsi="Times New Roman" w:cs="Times New Roman"/>
+                <w:sz w:val="24"/>
+              </w:rPr>
+              <w:t>Debian 12 (server)</w:t>
             </w:r>
           </w:p>
         </w:tc>
@@ -2842,19 +2773,98 @@
       </w:r>
       <w:bookmarkEnd w:id="3"/>
     </w:p>
-    <w:p/>
+    <w:p>
+      <w:pPr>
+        <w:rPr>
+          <w:rFonts w:ascii="Times New Roman" w:hAnsi="Times New Roman" w:cs="Times New Roman"/>
+          <w:sz w:val="24"/>
+        </w:rPr>
+      </w:pPr>
+      <w:r>
+        <w:rPr>
+          <w:rFonts w:ascii="Times New Roman" w:hAnsi="Times New Roman" w:cs="Times New Roman"/>
+          <w:sz w:val="24"/>
+        </w:rPr>
+        <w:t xml:space="preserve">Az ábrán két telephely van. Az egyik a központi a másik pedig távoli telephely. Ezek az interneten és két routeren keresztül </w:t>
+      </w:r>
+      <w:r>
+        <w:rPr>
+          <w:rFonts w:ascii="Times New Roman" w:hAnsi="Times New Roman" w:cs="Times New Roman"/>
+          <w:sz w:val="24"/>
+        </w:rPr>
+        <w:t>tudnak kommunikálni egymással</w:t>
+      </w:r>
+      <w:r>
+        <w:rPr>
+          <w:rFonts w:ascii="Times New Roman" w:hAnsi="Times New Roman" w:cs="Times New Roman"/>
+          <w:sz w:val="24"/>
+        </w:rPr>
+        <w:t>. Mind a két telephelynél találhatóak számítógépek, a központi telephelyen négy míg a távolin csak egy.</w:t>
+      </w:r>
+      <w:r>
+        <w:rPr>
+          <w:rFonts w:ascii="Times New Roman" w:hAnsi="Times New Roman" w:cs="Times New Roman"/>
+          <w:sz w:val="24"/>
+        </w:rPr>
+        <w:t xml:space="preserve"> A központi telephelyen lévő négy számítógépből kettő szerver feladatokat látnak el.</w:t>
+      </w:r>
+      <w:bookmarkStart w:id="4" w:name="_GoBack"/>
+      <w:bookmarkEnd w:id="4"/>
+      <w:r>
+        <w:rPr>
+          <w:rFonts w:ascii="Times New Roman" w:hAnsi="Times New Roman" w:cs="Times New Roman"/>
+          <w:sz w:val="24"/>
+        </w:rPr>
+        <w:t xml:space="preserve"> Található mé</w:t>
+      </w:r>
+      <w:r>
+        <w:rPr>
+          <w:rFonts w:ascii="Times New Roman" w:hAnsi="Times New Roman" w:cs="Times New Roman"/>
+          <w:sz w:val="24"/>
+        </w:rPr>
+        <w:t xml:space="preserve">g egy külön laptop is ami képes </w:t>
+      </w:r>
+      <w:r>
+        <w:rPr>
+          <w:rFonts w:ascii="Times New Roman" w:hAnsi="Times New Roman" w:cs="Times New Roman"/>
+          <w:sz w:val="24"/>
+        </w:rPr>
+        <w:t xml:space="preserve">a </w:t>
+      </w:r>
+      <w:r>
+        <w:rPr>
+          <w:rFonts w:ascii="Times New Roman" w:hAnsi="Times New Roman" w:cs="Times New Roman"/>
+          <w:sz w:val="24"/>
+        </w:rPr>
+        <w:t>központi</w:t>
+      </w:r>
+      <w:r>
+        <w:rPr>
+          <w:rFonts w:ascii="Times New Roman" w:hAnsi="Times New Roman" w:cs="Times New Roman"/>
+          <w:sz w:val="24"/>
+        </w:rPr>
+        <w:t xml:space="preserve"> telephely hálózatába becsatlakozni VPN segítségével</w:t>
+      </w:r>
+      <w:r>
+        <w:rPr>
+          <w:rFonts w:ascii="Times New Roman" w:hAnsi="Times New Roman" w:cs="Times New Roman"/>
+          <w:sz w:val="24"/>
+        </w:rPr>
+        <w:t>.</w:t>
+      </w:r>
+    </w:p>
     <w:p>
       <w:pPr>
         <w:pStyle w:val="Cmsor2"/>
       </w:pPr>
-      <w:bookmarkStart w:id="4" w:name="_Toc243388588"/>
+      <w:bookmarkStart w:id="5" w:name="_Toc243388588"/>
       <w:r>
         <w:t xml:space="preserve">2.3 </w:t>
       </w:r>
       <w:r>
         <w:t>Telephelyek közötti kapcsolat:</w:t>
       </w:r>
-      <w:bookmarkEnd w:id="4"/>
+      <w:bookmarkEnd w:id="5"/>
     </w:p>
     <w:p>
       <w:pPr>
@@ -2988,25 +2998,7 @@
           <w:sz w:val="24"/>
           <w:szCs w:val="24"/>
         </w:rPr>
-        <w:t>A routerek statikus és dinamikus (</w:t>
-      </w:r>
-      <w:proofErr w:type="spellStart"/>
-      <w:r>
-        <w:rPr>
-          <w:rFonts w:ascii="Times New Roman" w:hAnsi="Times New Roman" w:cs="Times New Roman"/>
-          <w:sz w:val="24"/>
-          <w:szCs w:val="24"/>
-        </w:rPr>
-        <w:t>dhcp</w:t>
-      </w:r>
-      <w:proofErr w:type="spellEnd"/>
-      <w:r>
-        <w:rPr>
-          <w:rFonts w:ascii="Times New Roman" w:hAnsi="Times New Roman" w:cs="Times New Roman"/>
-          <w:sz w:val="24"/>
-          <w:szCs w:val="24"/>
-        </w:rPr>
-        <w:t>) forgalomirányítási protokollok segítségével biztosítja a forgalom átjárhat</w:t>
+        <w:t>A routerek statikus és dinamikus (dhcp) forgalomirányítási protokollok segítségével biztosítja a forgalom átjárhat</w:t>
       </w:r>
       <w:r>
         <w:rPr>
@@ -3131,11 +3123,11 @@
       <w:r>
         <w:t xml:space="preserve"> </w:t>
       </w:r>
-      <w:bookmarkStart w:id="5" w:name="_Toc243388589"/>
+      <w:bookmarkStart w:id="6" w:name="_Toc243388589"/>
       <w:r>
         <w:t>A távoli munkavégzés és a VPN kapcsolat célja:</w:t>
       </w:r>
-      <w:bookmarkEnd w:id="5"/>
+      <w:bookmarkEnd w:id="6"/>
     </w:p>
     <w:p>
       <w:pPr>
@@ -3203,43 +3195,7 @@
           <w:sz w:val="24"/>
           <w:szCs w:val="24"/>
         </w:rPr>
-        <w:t xml:space="preserve">: A távoli munkavégzés egy biztonságos, titkosított VPN csatornán keresztül valósul meg. Ez garantálja, hogy az interneten keresztül az adatok ne legyenek </w:t>
-      </w:r>
-      <w:proofErr w:type="spellStart"/>
-      <w:r>
-        <w:rPr>
-          <w:rFonts w:ascii="Times New Roman" w:hAnsi="Times New Roman" w:cs="Times New Roman"/>
-          <w:sz w:val="24"/>
-          <w:szCs w:val="24"/>
-        </w:rPr>
-        <w:t>lehallgathatóak</w:t>
-      </w:r>
-      <w:proofErr w:type="spellEnd"/>
-      <w:r>
-        <w:rPr>
-          <w:rFonts w:ascii="Times New Roman" w:hAnsi="Times New Roman" w:cs="Times New Roman"/>
-          <w:sz w:val="24"/>
-          <w:szCs w:val="24"/>
-        </w:rPr>
-        <w:t xml:space="preserve"> vagy </w:t>
-      </w:r>
-      <w:proofErr w:type="spellStart"/>
-      <w:r>
-        <w:rPr>
-          <w:rFonts w:ascii="Times New Roman" w:hAnsi="Times New Roman" w:cs="Times New Roman"/>
-          <w:sz w:val="24"/>
-          <w:szCs w:val="24"/>
-        </w:rPr>
-        <w:t>módosíthatóak</w:t>
-      </w:r>
-      <w:proofErr w:type="spellEnd"/>
-      <w:r>
-        <w:rPr>
-          <w:rFonts w:ascii="Times New Roman" w:hAnsi="Times New Roman" w:cs="Times New Roman"/>
-          <w:sz w:val="24"/>
-          <w:szCs w:val="24"/>
-        </w:rPr>
-        <w:t>.</w:t>
+        <w:t>: A távoli munkavégzés egy biztonságos, titkosított VPN csatornán keresztül valósul meg. Ez garantálja, hogy az interneten keresztül az adatok ne legyenek lehallgathatóak vagy módosíthatóak.</w:t>
       </w:r>
     </w:p>
     <w:p>
@@ -3314,8 +3270,6 @@
         </w:rPr>
         <w:t xml:space="preserve"> az illetéktelen behatolások.</w:t>
       </w:r>
-      <w:bookmarkStart w:id="6" w:name="_GoBack"/>
-      <w:bookmarkEnd w:id="6"/>
     </w:p>
     <w:p>
       <w:pPr>
@@ -3435,6 +3389,7 @@
         <w:docPartUnique/>
       </w:docPartObj>
     </w:sdtPr>
+    <w:sdtEndPr/>
     <w:sdtContent>
       <w:p>
         <w:pPr>
@@ -3454,7 +3409,7 @@
           <w:rPr>
             <w:noProof/>
           </w:rPr>
-          <w:t>5</w:t>
+          <w:t>4</w:t>
         </w:r>
         <w:r>
           <w:fldChar w:fldCharType="end"/>
@@ -5747,7 +5702,7 @@
 </file>
 
 <file path=customXml/itemProps1.xml><?xml version="1.0" encoding="utf-8"?>
-<ds:datastoreItem xmlns:ds="http://schemas.openxmlformats.org/officeDocument/2006/customXml" ds:itemID="{E210CF91-AD5B-4CD3-9629-06A57521D445}">
+<ds:datastoreItem xmlns:ds="http://schemas.openxmlformats.org/officeDocument/2006/customXml" ds:itemID="{528136CF-B9C9-4950-AFF1-258F88CC2A04}">
   <ds:schemaRefs>
     <ds:schemaRef ds:uri="http://schemas.openxmlformats.org/officeDocument/2006/bibliography"/>
   </ds:schemaRefs>

--- a/portfolio_dokumentacio.docx
+++ b/portfolio_dokumentacio.docx
@@ -11,13 +11,41 @@
           <w:szCs w:val="24"/>
         </w:rPr>
       </w:pPr>
-      <w:r>
-        <w:rPr>
-          <w:rFonts w:ascii="Times New Roman" w:hAnsi="Times New Roman" w:cs="Times New Roman"/>
-          <w:sz w:val="24"/>
-          <w:szCs w:val="24"/>
-        </w:rPr>
-        <w:t>Terplán Zénó Kolping Technikum</w:t>
+      <w:proofErr w:type="spellStart"/>
+      <w:r>
+        <w:rPr>
+          <w:rFonts w:ascii="Times New Roman" w:hAnsi="Times New Roman" w:cs="Times New Roman"/>
+          <w:sz w:val="24"/>
+          <w:szCs w:val="24"/>
+        </w:rPr>
+        <w:t>Terplán</w:t>
+      </w:r>
+      <w:proofErr w:type="spellEnd"/>
+      <w:r>
+        <w:rPr>
+          <w:rFonts w:ascii="Times New Roman" w:hAnsi="Times New Roman" w:cs="Times New Roman"/>
+          <w:sz w:val="24"/>
+          <w:szCs w:val="24"/>
+        </w:rPr>
+        <w:t xml:space="preserve"> Zénó </w:t>
+      </w:r>
+      <w:proofErr w:type="spellStart"/>
+      <w:r>
+        <w:rPr>
+          <w:rFonts w:ascii="Times New Roman" w:hAnsi="Times New Roman" w:cs="Times New Roman"/>
+          <w:sz w:val="24"/>
+          <w:szCs w:val="24"/>
+        </w:rPr>
+        <w:t>Kolping</w:t>
+      </w:r>
+      <w:proofErr w:type="spellEnd"/>
+      <w:r>
+        <w:rPr>
+          <w:rFonts w:ascii="Times New Roman" w:hAnsi="Times New Roman" w:cs="Times New Roman"/>
+          <w:sz w:val="24"/>
+          <w:szCs w:val="24"/>
+        </w:rPr>
+        <w:t xml:space="preserve"> Technikum</w:t>
       </w:r>
       <w:r>
         <w:rPr>
@@ -214,6 +242,7 @@
           <w:docGrid w:linePitch="360"/>
         </w:sectPr>
       </w:pPr>
+      <w:proofErr w:type="gramStart"/>
       <w:r>
         <w:rPr>
           <w:rFonts w:ascii="Times New Roman" w:hAnsi="Times New Roman" w:cs="Times New Roman"/>
@@ -221,7 +250,16 @@
           <w:szCs w:val="32"/>
         </w:rPr>
         <w:lastRenderedPageBreak/>
-        <w:t>infrastruktúra bemutatás</w:t>
+        <w:t>infrastruktúra</w:t>
+      </w:r>
+      <w:proofErr w:type="gramEnd"/>
+      <w:r>
+        <w:rPr>
+          <w:rFonts w:ascii="Times New Roman" w:hAnsi="Times New Roman" w:cs="Times New Roman"/>
+          <w:sz w:val="32"/>
+          <w:szCs w:val="32"/>
+        </w:rPr>
+        <w:t xml:space="preserve"> bemutatás</w:t>
       </w:r>
     </w:p>
     <w:p>
@@ -613,12 +651,21 @@
           <w:sz w:val="24"/>
         </w:rPr>
       </w:pPr>
-      <w:r>
-        <w:rPr>
-          <w:rFonts w:ascii="Times New Roman" w:hAnsi="Times New Roman" w:cs="Times New Roman"/>
-          <w:sz w:val="24"/>
-        </w:rPr>
-        <w:t>Montvai László Zsolt</w:t>
+      <w:proofErr w:type="spellStart"/>
+      <w:r>
+        <w:rPr>
+          <w:rFonts w:ascii="Times New Roman" w:hAnsi="Times New Roman" w:cs="Times New Roman"/>
+          <w:sz w:val="24"/>
+        </w:rPr>
+        <w:t>Montvai</w:t>
+      </w:r>
+      <w:proofErr w:type="spellEnd"/>
+      <w:r>
+        <w:rPr>
+          <w:rFonts w:ascii="Times New Roman" w:hAnsi="Times New Roman" w:cs="Times New Roman"/>
+          <w:sz w:val="24"/>
+        </w:rPr>
+        <w:t xml:space="preserve"> László Zsolt</w:t>
       </w:r>
       <w:r>
         <w:rPr>
@@ -1947,8 +1994,17 @@
                 <w:rFonts w:ascii="Times New Roman" w:hAnsi="Times New Roman" w:cs="Times New Roman"/>
                 <w:sz w:val="24"/>
               </w:rPr>
-              <w:t>Távoli telep. router</w:t>
-            </w:r>
+              <w:t xml:space="preserve">Távoli telep. </w:t>
+            </w:r>
+            <w:proofErr w:type="spellStart"/>
+            <w:r>
+              <w:rPr>
+                <w:rFonts w:ascii="Times New Roman" w:hAnsi="Times New Roman" w:cs="Times New Roman"/>
+                <w:sz w:val="24"/>
+              </w:rPr>
+              <w:t>router</w:t>
+            </w:r>
+            <w:proofErr w:type="spellEnd"/>
           </w:p>
         </w:tc>
         <w:tc>
@@ -2074,8 +2130,17 @@
                 <w:rFonts w:ascii="Times New Roman" w:hAnsi="Times New Roman" w:cs="Times New Roman"/>
                 <w:sz w:val="24"/>
               </w:rPr>
-              <w:t>Központi router</w:t>
-            </w:r>
+              <w:t xml:space="preserve">Központi </w:t>
+            </w:r>
+            <w:proofErr w:type="spellStart"/>
+            <w:r>
+              <w:rPr>
+                <w:rFonts w:ascii="Times New Roman" w:hAnsi="Times New Roman" w:cs="Times New Roman"/>
+                <w:sz w:val="24"/>
+              </w:rPr>
+              <w:t>router</w:t>
+            </w:r>
+            <w:proofErr w:type="spellEnd"/>
           </w:p>
         </w:tc>
         <w:tc>
@@ -2196,12 +2261,21 @@
                 <w:sz w:val="24"/>
               </w:rPr>
             </w:pPr>
-            <w:r>
-              <w:rPr>
-                <w:rFonts w:ascii="Times New Roman" w:hAnsi="Times New Roman" w:cs="Times New Roman"/>
-                <w:sz w:val="24"/>
-              </w:rPr>
-              <w:t>WIN7(V</w:t>
+            <w:proofErr w:type="gramStart"/>
+            <w:r>
+              <w:rPr>
+                <w:rFonts w:ascii="Times New Roman" w:hAnsi="Times New Roman" w:cs="Times New Roman"/>
+                <w:sz w:val="24"/>
+              </w:rPr>
+              <w:t>WIN7(</w:t>
+            </w:r>
+            <w:proofErr w:type="gramEnd"/>
+            <w:r>
+              <w:rPr>
+                <w:rFonts w:ascii="Times New Roman" w:hAnsi="Times New Roman" w:cs="Times New Roman"/>
+                <w:sz w:val="24"/>
+              </w:rPr>
+              <w:t>V</w:t>
             </w:r>
             <w:r>
               <w:rPr>
@@ -2329,7 +2403,23 @@
                 <w:rFonts w:ascii="Times New Roman" w:hAnsi="Times New Roman" w:cs="Times New Roman"/>
                 <w:sz w:val="24"/>
               </w:rPr>
-              <w:t>LINUX (Tp)</w:t>
+              <w:t>LINUX (</w:t>
+            </w:r>
+            <w:proofErr w:type="spellStart"/>
+            <w:r>
+              <w:rPr>
+                <w:rFonts w:ascii="Times New Roman" w:hAnsi="Times New Roman" w:cs="Times New Roman"/>
+                <w:sz w:val="24"/>
+              </w:rPr>
+              <w:t>Tp</w:t>
+            </w:r>
+            <w:proofErr w:type="spellEnd"/>
+            <w:r>
+              <w:rPr>
+                <w:rFonts w:ascii="Times New Roman" w:hAnsi="Times New Roman" w:cs="Times New Roman"/>
+                <w:sz w:val="24"/>
+              </w:rPr>
+              <w:t>)</w:t>
             </w:r>
           </w:p>
         </w:tc>
@@ -2680,12 +2770,21 @@
                 <w:sz w:val="24"/>
               </w:rPr>
             </w:pPr>
-            <w:r>
-              <w:rPr>
-                <w:rFonts w:ascii="Times New Roman" w:hAnsi="Times New Roman" w:cs="Times New Roman"/>
-                <w:sz w:val="24"/>
-              </w:rPr>
-              <w:t>Debian 12 (server)</w:t>
+            <w:proofErr w:type="spellStart"/>
+            <w:r>
+              <w:rPr>
+                <w:rFonts w:ascii="Times New Roman" w:hAnsi="Times New Roman" w:cs="Times New Roman"/>
+                <w:sz w:val="24"/>
+              </w:rPr>
+              <w:t>Debian</w:t>
+            </w:r>
+            <w:proofErr w:type="spellEnd"/>
+            <w:r>
+              <w:rPr>
+                <w:rFonts w:ascii="Times New Roman" w:hAnsi="Times New Roman" w:cs="Times New Roman"/>
+                <w:sz w:val="24"/>
+              </w:rPr>
+              <w:t xml:space="preserve"> 12 (server)</w:t>
             </w:r>
           </w:p>
         </w:tc>
@@ -2785,7 +2884,23 @@
           <w:rFonts w:ascii="Times New Roman" w:hAnsi="Times New Roman" w:cs="Times New Roman"/>
           <w:sz w:val="24"/>
         </w:rPr>
-        <w:t xml:space="preserve">Az ábrán két telephely van. Az egyik a központi a másik pedig távoli telephely. Ezek az interneten és két routeren keresztül </w:t>
+        <w:t xml:space="preserve">Az ábrán két telephely van. Az egyik a központi a másik pedig távoli telephely. Ezek az interneten és két </w:t>
+      </w:r>
+      <w:proofErr w:type="spellStart"/>
+      <w:r>
+        <w:rPr>
+          <w:rFonts w:ascii="Times New Roman" w:hAnsi="Times New Roman" w:cs="Times New Roman"/>
+          <w:sz w:val="24"/>
+        </w:rPr>
+        <w:t>routeren</w:t>
+      </w:r>
+      <w:proofErr w:type="spellEnd"/>
+      <w:r>
+        <w:rPr>
+          <w:rFonts w:ascii="Times New Roman" w:hAnsi="Times New Roman" w:cs="Times New Roman"/>
+          <w:sz w:val="24"/>
+        </w:rPr>
+        <w:t xml:space="preserve"> keresztül </w:t>
       </w:r>
       <w:r>
         <w:rPr>
@@ -2799,7 +2914,23 @@
           <w:rFonts w:ascii="Times New Roman" w:hAnsi="Times New Roman" w:cs="Times New Roman"/>
           <w:sz w:val="24"/>
         </w:rPr>
-        <w:t>. Mind a két telephelynél találhatóak számítógépek, a központi telephelyen négy míg a távolin csak egy.</w:t>
+        <w:t xml:space="preserve">. Mind a két telephelynél találhatóak számítógépek, a központi telephelyen </w:t>
+      </w:r>
+      <w:proofErr w:type="gramStart"/>
+      <w:r>
+        <w:rPr>
+          <w:rFonts w:ascii="Times New Roman" w:hAnsi="Times New Roman" w:cs="Times New Roman"/>
+          <w:sz w:val="24"/>
+        </w:rPr>
+        <w:t>négy</w:t>
+      </w:r>
+      <w:proofErr w:type="gramEnd"/>
+      <w:r>
+        <w:rPr>
+          <w:rFonts w:ascii="Times New Roman" w:hAnsi="Times New Roman" w:cs="Times New Roman"/>
+          <w:sz w:val="24"/>
+        </w:rPr>
+        <w:t xml:space="preserve"> míg a távolin csak egy.</w:t>
       </w:r>
       <w:r>
         <w:rPr>
@@ -2808,63 +2939,77 @@
         </w:rPr>
         <w:t xml:space="preserve"> A központi telephelyen lévő négy számítógépből kettő szerver feladatokat látnak el.</w:t>
       </w:r>
-      <w:bookmarkStart w:id="4" w:name="_GoBack"/>
+      <w:r>
+        <w:rPr>
+          <w:rFonts w:ascii="Times New Roman" w:hAnsi="Times New Roman" w:cs="Times New Roman"/>
+          <w:sz w:val="24"/>
+        </w:rPr>
+        <w:t xml:space="preserve"> Található mé</w:t>
+      </w:r>
+      <w:r>
+        <w:rPr>
+          <w:rFonts w:ascii="Times New Roman" w:hAnsi="Times New Roman" w:cs="Times New Roman"/>
+          <w:sz w:val="24"/>
+        </w:rPr>
+        <w:t xml:space="preserve">g egy külön laptop </w:t>
+      </w:r>
+      <w:proofErr w:type="gramStart"/>
+      <w:r>
+        <w:rPr>
+          <w:rFonts w:ascii="Times New Roman" w:hAnsi="Times New Roman" w:cs="Times New Roman"/>
+          <w:sz w:val="24"/>
+        </w:rPr>
+        <w:t>is</w:t>
+      </w:r>
+      <w:proofErr w:type="gramEnd"/>
+      <w:r>
+        <w:rPr>
+          <w:rFonts w:ascii="Times New Roman" w:hAnsi="Times New Roman" w:cs="Times New Roman"/>
+          <w:sz w:val="24"/>
+        </w:rPr>
+        <w:t xml:space="preserve"> ami képes </w:t>
+      </w:r>
+      <w:r>
+        <w:rPr>
+          <w:rFonts w:ascii="Times New Roman" w:hAnsi="Times New Roman" w:cs="Times New Roman"/>
+          <w:sz w:val="24"/>
+        </w:rPr>
+        <w:t xml:space="preserve">a </w:t>
+      </w:r>
+      <w:r>
+        <w:rPr>
+          <w:rFonts w:ascii="Times New Roman" w:hAnsi="Times New Roman" w:cs="Times New Roman"/>
+          <w:sz w:val="24"/>
+        </w:rPr>
+        <w:t>központi</w:t>
+      </w:r>
+      <w:r>
+        <w:rPr>
+          <w:rFonts w:ascii="Times New Roman" w:hAnsi="Times New Roman" w:cs="Times New Roman"/>
+          <w:sz w:val="24"/>
+        </w:rPr>
+        <w:t xml:space="preserve"> telephely hálózatába becsatlakozni VPN segítségével</w:t>
+      </w:r>
+      <w:r>
+        <w:rPr>
+          <w:rFonts w:ascii="Times New Roman" w:hAnsi="Times New Roman" w:cs="Times New Roman"/>
+          <w:sz w:val="24"/>
+        </w:rPr>
+        <w:t>.</w:t>
+      </w:r>
+    </w:p>
+    <w:p>
+      <w:pPr>
+        <w:pStyle w:val="Cmsor2"/>
+      </w:pPr>
+      <w:bookmarkStart w:id="4" w:name="_Toc243388588"/>
+      <w:r>
+        <w:t xml:space="preserve">2.3 </w:t>
+      </w:r>
+      <w:r>
+        <w:t>Telephelyek közötti kapcsolat:</w:t>
+      </w:r>
       <w:bookmarkEnd w:id="4"/>
-      <w:r>
-        <w:rPr>
-          <w:rFonts w:ascii="Times New Roman" w:hAnsi="Times New Roman" w:cs="Times New Roman"/>
-          <w:sz w:val="24"/>
-        </w:rPr>
-        <w:t xml:space="preserve"> Található mé</w:t>
-      </w:r>
-      <w:r>
-        <w:rPr>
-          <w:rFonts w:ascii="Times New Roman" w:hAnsi="Times New Roman" w:cs="Times New Roman"/>
-          <w:sz w:val="24"/>
-        </w:rPr>
-        <w:t xml:space="preserve">g egy külön laptop is ami képes </w:t>
-      </w:r>
-      <w:r>
-        <w:rPr>
-          <w:rFonts w:ascii="Times New Roman" w:hAnsi="Times New Roman" w:cs="Times New Roman"/>
-          <w:sz w:val="24"/>
-        </w:rPr>
-        <w:t xml:space="preserve">a </w:t>
-      </w:r>
-      <w:r>
-        <w:rPr>
-          <w:rFonts w:ascii="Times New Roman" w:hAnsi="Times New Roman" w:cs="Times New Roman"/>
-          <w:sz w:val="24"/>
-        </w:rPr>
-        <w:t>központi</w:t>
-      </w:r>
-      <w:r>
-        <w:rPr>
-          <w:rFonts w:ascii="Times New Roman" w:hAnsi="Times New Roman" w:cs="Times New Roman"/>
-          <w:sz w:val="24"/>
-        </w:rPr>
-        <w:t xml:space="preserve"> telephely hálózatába becsatlakozni VPN segítségével</w:t>
-      </w:r>
-      <w:r>
-        <w:rPr>
-          <w:rFonts w:ascii="Times New Roman" w:hAnsi="Times New Roman" w:cs="Times New Roman"/>
-          <w:sz w:val="24"/>
-        </w:rPr>
-        <w:t>.</w:t>
-      </w:r>
-    </w:p>
-    <w:p>
-      <w:pPr>
-        <w:pStyle w:val="Cmsor2"/>
-      </w:pPr>
-      <w:bookmarkStart w:id="5" w:name="_Toc243388588"/>
-      <w:r>
-        <w:t xml:space="preserve">2.3 </w:t>
-      </w:r>
-      <w:r>
-        <w:t>Telephelyek közötti kapcsolat:</w:t>
-      </w:r>
-      <w:bookmarkEnd w:id="5"/>
     </w:p>
     <w:p>
       <w:pPr>
@@ -2998,7 +3143,25 @@
           <w:sz w:val="24"/>
           <w:szCs w:val="24"/>
         </w:rPr>
-        <w:t>A routerek statikus és dinamikus (dhcp) forgalomirányítási protokollok segítségével biztosítja a forgalom átjárhat</w:t>
+        <w:t>A routerek statikus és dinamikus (</w:t>
+      </w:r>
+      <w:proofErr w:type="spellStart"/>
+      <w:r>
+        <w:rPr>
+          <w:rFonts w:ascii="Times New Roman" w:hAnsi="Times New Roman" w:cs="Times New Roman"/>
+          <w:sz w:val="24"/>
+          <w:szCs w:val="24"/>
+        </w:rPr>
+        <w:t>dhcp</w:t>
+      </w:r>
+      <w:proofErr w:type="spellEnd"/>
+      <w:r>
+        <w:rPr>
+          <w:rFonts w:ascii="Times New Roman" w:hAnsi="Times New Roman" w:cs="Times New Roman"/>
+          <w:sz w:val="24"/>
+          <w:szCs w:val="24"/>
+        </w:rPr>
+        <w:t>) forgalomirányítási protokollok segítségével biztosítja a forgalom átjárhat</w:t>
       </w:r>
       <w:r>
         <w:rPr>
@@ -3123,80 +3286,158 @@
       <w:r>
         <w:t xml:space="preserve"> </w:t>
       </w:r>
-      <w:bookmarkStart w:id="6" w:name="_Toc243388589"/>
+      <w:bookmarkStart w:id="5" w:name="_Toc243388589"/>
       <w:r>
         <w:t>A távoli munkavégzés és a VPN kapcsolat célja:</w:t>
       </w:r>
+      <w:bookmarkEnd w:id="5"/>
+    </w:p>
+    <w:p>
+      <w:pPr>
+        <w:rPr>
+          <w:rFonts w:ascii="Times New Roman" w:hAnsi="Times New Roman" w:cs="Times New Roman"/>
+          <w:sz w:val="24"/>
+          <w:szCs w:val="24"/>
+        </w:rPr>
+      </w:pPr>
+      <w:r>
+        <w:rPr>
+          <w:rFonts w:ascii="Times New Roman" w:hAnsi="Times New Roman" w:cs="Times New Roman"/>
+          <w:sz w:val="24"/>
+          <w:szCs w:val="24"/>
+        </w:rPr>
+        <w:t>A modern vállalati működés elengedhetetlen feltétele, hogy a munkatársak ne csak a fizikai irodákból, hanem külső helyszínekről is biztonságosan elérjék a belső adatokat.</w:t>
+      </w:r>
+    </w:p>
+    <w:p>
+      <w:pPr>
+        <w:rPr>
+          <w:rFonts w:ascii="Times New Roman" w:hAnsi="Times New Roman" w:cs="Times New Roman"/>
+          <w:sz w:val="24"/>
+          <w:szCs w:val="24"/>
+        </w:rPr>
+      </w:pPr>
+      <w:r>
+        <w:rPr>
+          <w:rFonts w:ascii="Times New Roman" w:hAnsi="Times New Roman" w:cs="Times New Roman"/>
+          <w:b/>
+          <w:sz w:val="24"/>
+          <w:szCs w:val="24"/>
+        </w:rPr>
+        <w:t>Távoli elérés megvalósítása</w:t>
+      </w:r>
+      <w:r>
+        <w:rPr>
+          <w:rFonts w:ascii="Times New Roman" w:hAnsi="Times New Roman" w:cs="Times New Roman"/>
+          <w:sz w:val="24"/>
+          <w:szCs w:val="24"/>
+        </w:rPr>
+        <w:t>: A hálózati topológia job</w:t>
+      </w:r>
+      <w:r>
+        <w:rPr>
+          <w:rFonts w:ascii="Times New Roman" w:hAnsi="Times New Roman" w:cs="Times New Roman"/>
+          <w:sz w:val="24"/>
+          <w:szCs w:val="24"/>
+        </w:rPr>
+        <w:t>b szélén elhelyezett számítógép (WIN7</w:t>
+      </w:r>
+      <w:r>
+        <w:rPr>
+          <w:rFonts w:ascii="Times New Roman" w:hAnsi="Times New Roman" w:cs="Times New Roman"/>
+          <w:sz w:val="24"/>
+          <w:szCs w:val="24"/>
+        </w:rPr>
+        <w:t>; Külső IP: 192.168.10.203</w:t>
+      </w:r>
+      <w:r>
+        <w:rPr>
+          <w:rFonts w:ascii="Times New Roman" w:hAnsi="Times New Roman" w:cs="Times New Roman"/>
+          <w:sz w:val="24"/>
+          <w:szCs w:val="24"/>
+        </w:rPr>
+        <w:t>) egy titkosított VPN alagúton keresztül csatlakozik a központhoz.</w:t>
+      </w:r>
+      <w:r>
+        <w:rPr>
+          <w:rFonts w:ascii="Times New Roman" w:hAnsi="Times New Roman" w:cs="Times New Roman"/>
+          <w:sz w:val="24"/>
+          <w:szCs w:val="24"/>
+        </w:rPr>
+        <w:t xml:space="preserve"> Í</w:t>
+      </w:r>
+      <w:r>
+        <w:rPr>
+          <w:rFonts w:ascii="Times New Roman" w:hAnsi="Times New Roman" w:cs="Times New Roman"/>
+          <w:sz w:val="24"/>
+          <w:szCs w:val="24"/>
+        </w:rPr>
+        <w:t>gy a dolgozó egy publikus hálózaton keresztül is képes dolgozni.</w:t>
+      </w:r>
+    </w:p>
+    <w:p>
+      <w:pPr>
+        <w:rPr>
+          <w:rFonts w:ascii="Times New Roman" w:hAnsi="Times New Roman" w:cs="Times New Roman"/>
+          <w:sz w:val="24"/>
+          <w:szCs w:val="24"/>
+        </w:rPr>
+      </w:pPr>
+      <w:r>
+        <w:rPr>
+          <w:rFonts w:ascii="Times New Roman" w:hAnsi="Times New Roman" w:cs="Times New Roman"/>
+          <w:b/>
+          <w:sz w:val="24"/>
+          <w:szCs w:val="24"/>
+        </w:rPr>
+        <w:t>VPN technológia</w:t>
+      </w:r>
+      <w:r>
+        <w:rPr>
+          <w:rFonts w:ascii="Times New Roman" w:hAnsi="Times New Roman" w:cs="Times New Roman"/>
+          <w:sz w:val="24"/>
+          <w:szCs w:val="24"/>
+        </w:rPr>
+        <w:t xml:space="preserve">: A távoli munkavégzés egy biztonságos, titkosított VPN csatornán keresztül valósul meg. Ez garantálja, hogy az interneten keresztül az adatok ne legyenek </w:t>
+      </w:r>
+      <w:proofErr w:type="spellStart"/>
+      <w:r>
+        <w:rPr>
+          <w:rFonts w:ascii="Times New Roman" w:hAnsi="Times New Roman" w:cs="Times New Roman"/>
+          <w:sz w:val="24"/>
+          <w:szCs w:val="24"/>
+        </w:rPr>
+        <w:t>lehallgathatóak</w:t>
+      </w:r>
+      <w:proofErr w:type="spellEnd"/>
+      <w:r>
+        <w:rPr>
+          <w:rFonts w:ascii="Times New Roman" w:hAnsi="Times New Roman" w:cs="Times New Roman"/>
+          <w:sz w:val="24"/>
+          <w:szCs w:val="24"/>
+        </w:rPr>
+        <w:t xml:space="preserve"> vagy </w:t>
+      </w:r>
+      <w:proofErr w:type="spellStart"/>
+      <w:r>
+        <w:rPr>
+          <w:rFonts w:ascii="Times New Roman" w:hAnsi="Times New Roman" w:cs="Times New Roman"/>
+          <w:sz w:val="24"/>
+          <w:szCs w:val="24"/>
+        </w:rPr>
+        <w:t>módosíthatóak</w:t>
+      </w:r>
+      <w:proofErr w:type="spellEnd"/>
+      <w:r>
+        <w:rPr>
+          <w:rFonts w:ascii="Times New Roman" w:hAnsi="Times New Roman" w:cs="Times New Roman"/>
+          <w:sz w:val="24"/>
+          <w:szCs w:val="24"/>
+        </w:rPr>
+        <w:t>.</w:t>
+      </w:r>
+      <w:bookmarkStart w:id="6" w:name="_GoBack"/>
       <w:bookmarkEnd w:id="6"/>
-    </w:p>
-    <w:p>
-      <w:pPr>
-        <w:rPr>
-          <w:rFonts w:ascii="Times New Roman" w:hAnsi="Times New Roman" w:cs="Times New Roman"/>
-          <w:sz w:val="24"/>
-          <w:szCs w:val="24"/>
-        </w:rPr>
-      </w:pPr>
-      <w:r>
-        <w:rPr>
-          <w:rFonts w:ascii="Times New Roman" w:hAnsi="Times New Roman" w:cs="Times New Roman"/>
-          <w:sz w:val="24"/>
-          <w:szCs w:val="24"/>
-        </w:rPr>
-        <w:t>A modern vállalati működés elengedhetetlen feltétele, hogy a munkatársak ne csak a fizikai irodákból, hanem külső helyszínekről is biztonságosan elérjék a belső adatokat.</w:t>
-      </w:r>
-    </w:p>
-    <w:p>
-      <w:pPr>
-        <w:rPr>
-          <w:rFonts w:ascii="Times New Roman" w:hAnsi="Times New Roman" w:cs="Times New Roman"/>
-          <w:sz w:val="24"/>
-          <w:szCs w:val="24"/>
-        </w:rPr>
-      </w:pPr>
-      <w:r>
-        <w:rPr>
-          <w:rFonts w:ascii="Times New Roman" w:hAnsi="Times New Roman" w:cs="Times New Roman"/>
-          <w:b/>
-          <w:sz w:val="24"/>
-          <w:szCs w:val="24"/>
-        </w:rPr>
-        <w:t>Távoli elérés megvalósítása</w:t>
-      </w:r>
-      <w:r>
-        <w:rPr>
-          <w:rFonts w:ascii="Times New Roman" w:hAnsi="Times New Roman" w:cs="Times New Roman"/>
-          <w:sz w:val="24"/>
-          <w:szCs w:val="24"/>
-        </w:rPr>
-        <w:t xml:space="preserve">: A hálózati topológia jobb szélén elhelyezett számítógép </w:t>
-      </w:r>
-    </w:p>
-    <w:p>
-      <w:pPr>
-        <w:rPr>
-          <w:rFonts w:ascii="Times New Roman" w:hAnsi="Times New Roman" w:cs="Times New Roman"/>
-          <w:sz w:val="24"/>
-          <w:szCs w:val="24"/>
-        </w:rPr>
-      </w:pPr>
-      <w:r>
-        <w:rPr>
-          <w:rFonts w:ascii="Times New Roman" w:hAnsi="Times New Roman" w:cs="Times New Roman"/>
-          <w:b/>
-          <w:sz w:val="24"/>
-          <w:szCs w:val="24"/>
-        </w:rPr>
-        <w:t>VPN technológia</w:t>
-      </w:r>
-      <w:r>
-        <w:rPr>
-          <w:rFonts w:ascii="Times New Roman" w:hAnsi="Times New Roman" w:cs="Times New Roman"/>
-          <w:sz w:val="24"/>
-          <w:szCs w:val="24"/>
-        </w:rPr>
-        <w:t>: A távoli munkavégzés egy biztonságos, titkosított VPN csatornán keresztül valósul meg. Ez garantálja, hogy az interneten keresztül az adatok ne legyenek lehallgathatóak vagy módosíthatóak.</w:t>
-      </w:r>
     </w:p>
     <w:p>
       <w:pPr>
@@ -3244,7 +3485,16 @@
           <w:sz w:val="24"/>
           <w:szCs w:val="24"/>
         </w:rPr>
-        <w:t>menet folytonosságának biztosítása. VPN segítségével a külső helyszínen tartózkodó dolgozó ugyanúgy éri el a Központi telephelyen a szervereket, mintha a központi irodában ülne, m</w:t>
+        <w:t xml:space="preserve">menet folytonosságának biztosítása. VPN segítségével a külső helyszínen tartózkodó dolgozó </w:t>
+      </w:r>
+      <w:r>
+        <w:rPr>
+          <w:rFonts w:ascii="Times New Roman" w:hAnsi="Times New Roman" w:cs="Times New Roman"/>
+          <w:sz w:val="24"/>
+          <w:szCs w:val="24"/>
+        </w:rPr>
+        <w:lastRenderedPageBreak/>
+        <w:t>ugyanúgy éri el a Központi telephelyen a szervereket, mintha a központi irodában ülne, m</w:t>
       </w:r>
       <w:r>
         <w:rPr>
@@ -3409,7 +3659,7 @@
           <w:rPr>
             <w:noProof/>
           </w:rPr>
-          <w:t>4</w:t>
+          <w:t>5</w:t>
         </w:r>
         <w:r>
           <w:fldChar w:fldCharType="end"/>
@@ -5702,7 +5952,7 @@
 </file>
 
 <file path=customXml/itemProps1.xml><?xml version="1.0" encoding="utf-8"?>
-<ds:datastoreItem xmlns:ds="http://schemas.openxmlformats.org/officeDocument/2006/customXml" ds:itemID="{528136CF-B9C9-4950-AFF1-258F88CC2A04}">
+<ds:datastoreItem xmlns:ds="http://schemas.openxmlformats.org/officeDocument/2006/customXml" ds:itemID="{A7BDA725-3B9D-428A-8543-B97A42FBC730}">
   <ds:schemaRefs>
     <ds:schemaRef ds:uri="http://schemas.openxmlformats.org/officeDocument/2006/bibliography"/>
   </ds:schemaRefs>

--- a/portfolio_dokumentacio.docx
+++ b/portfolio_dokumentacio.docx
@@ -11,41 +11,13 @@
           <w:szCs w:val="24"/>
         </w:rPr>
       </w:pPr>
-      <w:proofErr w:type="spellStart"/>
-      <w:r>
-        <w:rPr>
-          <w:rFonts w:ascii="Times New Roman" w:hAnsi="Times New Roman" w:cs="Times New Roman"/>
-          <w:sz w:val="24"/>
-          <w:szCs w:val="24"/>
-        </w:rPr>
-        <w:t>Terplán</w:t>
-      </w:r>
-      <w:proofErr w:type="spellEnd"/>
-      <w:r>
-        <w:rPr>
-          <w:rFonts w:ascii="Times New Roman" w:hAnsi="Times New Roman" w:cs="Times New Roman"/>
-          <w:sz w:val="24"/>
-          <w:szCs w:val="24"/>
-        </w:rPr>
-        <w:t xml:space="preserve"> Zénó </w:t>
-      </w:r>
-      <w:proofErr w:type="spellStart"/>
-      <w:r>
-        <w:rPr>
-          <w:rFonts w:ascii="Times New Roman" w:hAnsi="Times New Roman" w:cs="Times New Roman"/>
-          <w:sz w:val="24"/>
-          <w:szCs w:val="24"/>
-        </w:rPr>
-        <w:t>Kolping</w:t>
-      </w:r>
-      <w:proofErr w:type="spellEnd"/>
-      <w:r>
-        <w:rPr>
-          <w:rFonts w:ascii="Times New Roman" w:hAnsi="Times New Roman" w:cs="Times New Roman"/>
-          <w:sz w:val="24"/>
-          <w:szCs w:val="24"/>
-        </w:rPr>
-        <w:t xml:space="preserve"> Technikum</w:t>
+      <w:r>
+        <w:rPr>
+          <w:rFonts w:ascii="Times New Roman" w:hAnsi="Times New Roman" w:cs="Times New Roman"/>
+          <w:sz w:val="24"/>
+          <w:szCs w:val="24"/>
+        </w:rPr>
+        <w:t>Terplán Zénó Kolping Technikum</w:t>
       </w:r>
       <w:r>
         <w:rPr>
@@ -242,7 +214,6 @@
           <w:docGrid w:linePitch="360"/>
         </w:sectPr>
       </w:pPr>
-      <w:proofErr w:type="gramStart"/>
       <w:r>
         <w:rPr>
           <w:rFonts w:ascii="Times New Roman" w:hAnsi="Times New Roman" w:cs="Times New Roman"/>
@@ -250,16 +221,7 @@
           <w:szCs w:val="32"/>
         </w:rPr>
         <w:lastRenderedPageBreak/>
-        <w:t>infrastruktúra</w:t>
-      </w:r>
-      <w:proofErr w:type="gramEnd"/>
-      <w:r>
-        <w:rPr>
-          <w:rFonts w:ascii="Times New Roman" w:hAnsi="Times New Roman" w:cs="Times New Roman"/>
-          <w:sz w:val="32"/>
-          <w:szCs w:val="32"/>
-        </w:rPr>
-        <w:t xml:space="preserve"> bemutatás</w:t>
+        <w:t>infrastruktúra bemutatás</w:t>
       </w:r>
     </w:p>
     <w:p>
@@ -651,21 +613,12 @@
           <w:sz w:val="24"/>
         </w:rPr>
       </w:pPr>
-      <w:proofErr w:type="spellStart"/>
-      <w:r>
-        <w:rPr>
-          <w:rFonts w:ascii="Times New Roman" w:hAnsi="Times New Roman" w:cs="Times New Roman"/>
-          <w:sz w:val="24"/>
-        </w:rPr>
-        <w:t>Montvai</w:t>
-      </w:r>
-      <w:proofErr w:type="spellEnd"/>
-      <w:r>
-        <w:rPr>
-          <w:rFonts w:ascii="Times New Roman" w:hAnsi="Times New Roman" w:cs="Times New Roman"/>
-          <w:sz w:val="24"/>
-        </w:rPr>
-        <w:t xml:space="preserve"> László Zsolt</w:t>
+      <w:r>
+        <w:rPr>
+          <w:rFonts w:ascii="Times New Roman" w:hAnsi="Times New Roman" w:cs="Times New Roman"/>
+          <w:sz w:val="24"/>
+        </w:rPr>
+        <w:t>Montvai László Zsolt</w:t>
       </w:r>
       <w:r>
         <w:rPr>
@@ -817,7 +770,7 @@
           <w:r>
             <w:fldChar w:fldCharType="separate"/>
           </w:r>
-          <w:hyperlink w:anchor="_Toc243388584" w:history="1">
+          <w:hyperlink w:anchor="_Toc243393123" w:history="1">
             <w:r>
               <w:rPr>
                 <w:rStyle w:val="Hiperhivatkozs"/>
@@ -859,7 +812,7 @@
                 <w:noProof/>
                 <w:webHidden/>
               </w:rPr>
-              <w:instrText xml:space="preserve"> PAGEREF _Toc243388584 \h </w:instrText>
+              <w:instrText xml:space="preserve"> PAGEREF _Toc243393123 \h </w:instrText>
             </w:r>
             <w:r>
               <w:rPr>
@@ -903,7 +856,7 @@
               <w:lang w:eastAsia="hu-HU"/>
             </w:rPr>
           </w:pPr>
-          <w:hyperlink w:anchor="_Toc243388585" w:history="1">
+          <w:hyperlink w:anchor="_Toc243393124" w:history="1">
             <w:r>
               <w:rPr>
                 <w:rStyle w:val="Hiperhivatkozs"/>
@@ -945,7 +898,7 @@
                 <w:noProof/>
                 <w:webHidden/>
               </w:rPr>
-              <w:instrText xml:space="preserve"> PAGEREF _Toc243388585 \h </w:instrText>
+              <w:instrText xml:space="preserve"> PAGEREF _Toc243393124 \h </w:instrText>
             </w:r>
             <w:r>
               <w:rPr>
@@ -985,7 +938,7 @@
               <w:lang w:eastAsia="hu-HU"/>
             </w:rPr>
           </w:pPr>
-          <w:hyperlink w:anchor="_Toc243388586" w:history="1">
+          <w:hyperlink w:anchor="_Toc243393125" w:history="1">
             <w:r>
               <w:rPr>
                 <w:rStyle w:val="Hiperhivatkozs"/>
@@ -1027,7 +980,7 @@
                 <w:noProof/>
                 <w:webHidden/>
               </w:rPr>
-              <w:instrText xml:space="preserve"> PAGEREF _Toc243388586 \h </w:instrText>
+              <w:instrText xml:space="preserve"> PAGEREF _Toc243393125 \h </w:instrText>
             </w:r>
             <w:r>
               <w:rPr>
@@ -1067,48 +1020,34 @@
               <w:lang w:eastAsia="hu-HU"/>
             </w:rPr>
           </w:pPr>
-          <w:hyperlink w:anchor="_Toc243388587" w:history="1">
+          <w:hyperlink w:anchor="_Toc243393126" w:history="1">
             <w:r>
               <w:rPr>
                 <w:rStyle w:val="Hiperhivatkozs"/>
                 <w:noProof/>
               </w:rPr>
-              <w:t xml:space="preserve">2.2 </w:t>
-            </w:r>
-            <w:r>
-              <w:rPr>
-                <w:rStyle w:val="Hiperhivatkozs"/>
-                <w:noProof/>
+              <w:t>2.2 Hálózat felépítése és telephelyek:</w:t>
+            </w:r>
+            <w:r>
+              <w:rPr>
+                <w:noProof/>
+                <w:webHidden/>
               </w:rPr>
               <w:tab/>
             </w:r>
             <w:r>
               <w:rPr>
-                <w:rStyle w:val="Hiperhivatkozs"/>
-                <w:noProof/>
-              </w:rPr>
-              <w:t>Hálózat felépítése és telephelyek:</w:t>
-            </w:r>
-            <w:r>
-              <w:rPr>
                 <w:noProof/>
                 <w:webHidden/>
               </w:rPr>
-              <w:tab/>
+              <w:fldChar w:fldCharType="begin"/>
             </w:r>
             <w:r>
               <w:rPr>
                 <w:noProof/>
                 <w:webHidden/>
               </w:rPr>
-              <w:fldChar w:fldCharType="begin"/>
-            </w:r>
-            <w:r>
-              <w:rPr>
-                <w:noProof/>
-                <w:webHidden/>
-              </w:rPr>
-              <w:instrText xml:space="preserve"> PAGEREF _Toc243388587 \h </w:instrText>
+              <w:instrText xml:space="preserve"> PAGEREF _Toc243393126 \h </w:instrText>
             </w:r>
             <w:r>
               <w:rPr>
@@ -1148,48 +1087,34 @@
               <w:lang w:eastAsia="hu-HU"/>
             </w:rPr>
           </w:pPr>
-          <w:hyperlink w:anchor="_Toc243388588" w:history="1">
+          <w:hyperlink w:anchor="_Toc243393127" w:history="1">
             <w:r>
               <w:rPr>
                 <w:rStyle w:val="Hiperhivatkozs"/>
                 <w:noProof/>
               </w:rPr>
-              <w:t xml:space="preserve">2.3 </w:t>
-            </w:r>
-            <w:r>
-              <w:rPr>
-                <w:rStyle w:val="Hiperhivatkozs"/>
-                <w:noProof/>
+              <w:t>2.3 Telephelyek közötti kapcsolat:</w:t>
+            </w:r>
+            <w:r>
+              <w:rPr>
+                <w:noProof/>
+                <w:webHidden/>
               </w:rPr>
               <w:tab/>
             </w:r>
             <w:r>
               <w:rPr>
-                <w:rStyle w:val="Hiperhivatkozs"/>
-                <w:noProof/>
-              </w:rPr>
-              <w:t>Telephelyek közötti kapcsolat:</w:t>
-            </w:r>
-            <w:r>
-              <w:rPr>
                 <w:noProof/>
                 <w:webHidden/>
               </w:rPr>
-              <w:tab/>
+              <w:fldChar w:fldCharType="begin"/>
             </w:r>
             <w:r>
               <w:rPr>
                 <w:noProof/>
                 <w:webHidden/>
               </w:rPr>
-              <w:fldChar w:fldCharType="begin"/>
-            </w:r>
-            <w:r>
-              <w:rPr>
-                <w:noProof/>
-                <w:webHidden/>
-              </w:rPr>
-              <w:instrText xml:space="preserve"> PAGEREF _Toc243388588 \h </w:instrText>
+              <w:instrText xml:space="preserve"> PAGEREF _Toc243393127 \h </w:instrText>
             </w:r>
             <w:r>
               <w:rPr>
@@ -1229,7 +1154,7 @@
               <w:lang w:eastAsia="hu-HU"/>
             </w:rPr>
           </w:pPr>
-          <w:hyperlink w:anchor="_Toc243388589" w:history="1">
+          <w:hyperlink w:anchor="_Toc243393128" w:history="1">
             <w:r>
               <w:rPr>
                 <w:rStyle w:val="Hiperhivatkozs"/>
@@ -1271,7 +1196,7 @@
                 <w:noProof/>
                 <w:webHidden/>
               </w:rPr>
-              <w:instrText xml:space="preserve"> PAGEREF _Toc243388589 \h </w:instrText>
+              <w:instrText xml:space="preserve"> PAGEREF _Toc243393128 \h </w:instrText>
             </w:r>
             <w:r>
               <w:rPr>
@@ -1292,6 +1217,73 @@
                 <w:webHidden/>
               </w:rPr>
               <w:t>4</w:t>
+            </w:r>
+            <w:r>
+              <w:rPr>
+                <w:noProof/>
+                <w:webHidden/>
+              </w:rPr>
+              <w:fldChar w:fldCharType="end"/>
+            </w:r>
+          </w:hyperlink>
+        </w:p>
+        <w:p>
+          <w:pPr>
+            <w:pStyle w:val="TJ2"/>
+            <w:rPr>
+              <w:rFonts w:eastAsiaTheme="minorEastAsia"/>
+              <w:noProof/>
+              <w:lang w:eastAsia="hu-HU"/>
+            </w:rPr>
+          </w:pPr>
+          <w:hyperlink w:anchor="_Toc243393129" w:history="1">
+            <w:r>
+              <w:rPr>
+                <w:rStyle w:val="Hiperhivatkozs"/>
+                <w:noProof/>
+              </w:rPr>
+              <w:t>6. asdasd</w:t>
+            </w:r>
+            <w:r>
+              <w:rPr>
+                <w:noProof/>
+                <w:webHidden/>
+              </w:rPr>
+              <w:tab/>
+            </w:r>
+            <w:r>
+              <w:rPr>
+                <w:noProof/>
+                <w:webHidden/>
+              </w:rPr>
+              <w:fldChar w:fldCharType="begin"/>
+            </w:r>
+            <w:r>
+              <w:rPr>
+                <w:noProof/>
+                <w:webHidden/>
+              </w:rPr>
+              <w:instrText xml:space="preserve"> PAGEREF _Toc243393129 \h </w:instrText>
+            </w:r>
+            <w:r>
+              <w:rPr>
+                <w:noProof/>
+                <w:webHidden/>
+              </w:rPr>
+            </w:r>
+            <w:r>
+              <w:rPr>
+                <w:noProof/>
+                <w:webHidden/>
+              </w:rPr>
+              <w:fldChar w:fldCharType="separate"/>
+            </w:r>
+            <w:r>
+              <w:rPr>
+                <w:noProof/>
+                <w:webHidden/>
+              </w:rPr>
+              <w:t>5</w:t>
             </w:r>
             <w:r>
               <w:rPr>
@@ -1338,7 +1330,7 @@
         </w:numPr>
         <w:ind w:left="-207" w:right="-567"/>
       </w:pPr>
-      <w:bookmarkStart w:id="0" w:name="_Toc243388584"/>
+      <w:bookmarkStart w:id="0" w:name="_Toc243393123"/>
       <w:r>
         <w:lastRenderedPageBreak/>
         <w:t>A projekt</w:t>
@@ -1514,7 +1506,7 @@
         </w:numPr>
         <w:ind w:left="-207" w:right="-567"/>
       </w:pPr>
-      <w:bookmarkStart w:id="1" w:name="_Toc243388585"/>
+      <w:bookmarkStart w:id="1" w:name="_Toc243393124"/>
       <w:r>
         <w:lastRenderedPageBreak/>
         <w:t>Hálózat bemutatása</w:t>
@@ -1540,7 +1532,7 @@
       <w:r>
         <w:t xml:space="preserve"> </w:t>
       </w:r>
-      <w:bookmarkStart w:id="2" w:name="_Toc243388586"/>
+      <w:bookmarkStart w:id="2" w:name="_Toc243393125"/>
       <w:r>
         <w:t>Hálózat címzési terv:</w:t>
       </w:r>
@@ -1575,7 +1567,7 @@
           <w:lang w:eastAsia="hu-HU"/>
         </w:rPr>
         <w:drawing>
-          <wp:inline distT="0" distB="0" distL="0" distR="0" wp14:anchorId="1274B666" wp14:editId="22860FE5">
+          <wp:inline distT="0" distB="0" distL="0" distR="0" wp14:anchorId="48CF7B1A" wp14:editId="5AB26E48">
             <wp:extent cx="5790565" cy="3733389"/>
             <wp:effectExtent l="0" t="0" r="635" b="635"/>
             <wp:docPr id="2" name="Kép 2"/>
@@ -1994,17 +1986,8 @@
                 <w:rFonts w:ascii="Times New Roman" w:hAnsi="Times New Roman" w:cs="Times New Roman"/>
                 <w:sz w:val="24"/>
               </w:rPr>
-              <w:t xml:space="preserve">Távoli telep. </w:t>
-            </w:r>
-            <w:proofErr w:type="spellStart"/>
-            <w:r>
-              <w:rPr>
-                <w:rFonts w:ascii="Times New Roman" w:hAnsi="Times New Roman" w:cs="Times New Roman"/>
-                <w:sz w:val="24"/>
-              </w:rPr>
-              <w:t>router</w:t>
-            </w:r>
-            <w:proofErr w:type="spellEnd"/>
+              <w:t>Távoli telep. router</w:t>
+            </w:r>
           </w:p>
         </w:tc>
         <w:tc>
@@ -2130,17 +2113,8 @@
                 <w:rFonts w:ascii="Times New Roman" w:hAnsi="Times New Roman" w:cs="Times New Roman"/>
                 <w:sz w:val="24"/>
               </w:rPr>
-              <w:t xml:space="preserve">Központi </w:t>
-            </w:r>
-            <w:proofErr w:type="spellStart"/>
-            <w:r>
-              <w:rPr>
-                <w:rFonts w:ascii="Times New Roman" w:hAnsi="Times New Roman" w:cs="Times New Roman"/>
-                <w:sz w:val="24"/>
-              </w:rPr>
-              <w:t>router</w:t>
-            </w:r>
-            <w:proofErr w:type="spellEnd"/>
+              <w:t>Központi router</w:t>
+            </w:r>
           </w:p>
         </w:tc>
         <w:tc>
@@ -2261,21 +2235,19 @@
                 <w:sz w:val="24"/>
               </w:rPr>
             </w:pPr>
-            <w:proofErr w:type="gramStart"/>
-            <w:r>
-              <w:rPr>
-                <w:rFonts w:ascii="Times New Roman" w:hAnsi="Times New Roman" w:cs="Times New Roman"/>
-                <w:sz w:val="24"/>
-              </w:rPr>
-              <w:t>WIN7(</w:t>
-            </w:r>
-            <w:proofErr w:type="gramEnd"/>
-            <w:r>
-              <w:rPr>
-                <w:rFonts w:ascii="Times New Roman" w:hAnsi="Times New Roman" w:cs="Times New Roman"/>
-                <w:sz w:val="24"/>
-              </w:rPr>
-              <w:t>V</w:t>
+            <w:r>
+              <w:rPr>
+                <w:rFonts w:ascii="Times New Roman" w:hAnsi="Times New Roman" w:cs="Times New Roman"/>
+                <w:sz w:val="24"/>
+              </w:rPr>
+              <w:t>WIN10</w:t>
+            </w:r>
+            <w:r>
+              <w:rPr>
+                <w:rFonts w:ascii="Times New Roman" w:hAnsi="Times New Roman" w:cs="Times New Roman"/>
+                <w:sz w:val="24"/>
+              </w:rPr>
+              <w:t>(V</w:t>
             </w:r>
             <w:r>
               <w:rPr>
@@ -2403,23 +2375,7 @@
                 <w:rFonts w:ascii="Times New Roman" w:hAnsi="Times New Roman" w:cs="Times New Roman"/>
                 <w:sz w:val="24"/>
               </w:rPr>
-              <w:t>LINUX (</w:t>
-            </w:r>
-            <w:proofErr w:type="spellStart"/>
-            <w:r>
-              <w:rPr>
-                <w:rFonts w:ascii="Times New Roman" w:hAnsi="Times New Roman" w:cs="Times New Roman"/>
-                <w:sz w:val="24"/>
-              </w:rPr>
-              <w:t>Tp</w:t>
-            </w:r>
-            <w:proofErr w:type="spellEnd"/>
-            <w:r>
-              <w:rPr>
-                <w:rFonts w:ascii="Times New Roman" w:hAnsi="Times New Roman" w:cs="Times New Roman"/>
-                <w:sz w:val="24"/>
-              </w:rPr>
-              <w:t>)</w:t>
+              <w:t>LINUX (Tp)</w:t>
             </w:r>
           </w:p>
         </w:tc>
@@ -2770,21 +2726,12 @@
                 <w:sz w:val="24"/>
               </w:rPr>
             </w:pPr>
-            <w:proofErr w:type="spellStart"/>
-            <w:r>
-              <w:rPr>
-                <w:rFonts w:ascii="Times New Roman" w:hAnsi="Times New Roman" w:cs="Times New Roman"/>
-                <w:sz w:val="24"/>
-              </w:rPr>
-              <w:t>Debian</w:t>
-            </w:r>
-            <w:proofErr w:type="spellEnd"/>
-            <w:r>
-              <w:rPr>
-                <w:rFonts w:ascii="Times New Roman" w:hAnsi="Times New Roman" w:cs="Times New Roman"/>
-                <w:sz w:val="24"/>
-              </w:rPr>
-              <w:t xml:space="preserve"> 12 (server)</w:t>
+            <w:r>
+              <w:rPr>
+                <w:rFonts w:ascii="Times New Roman" w:hAnsi="Times New Roman" w:cs="Times New Roman"/>
+                <w:sz w:val="24"/>
+              </w:rPr>
+              <w:t>Debian 12 (server)</w:t>
             </w:r>
           </w:p>
         </w:tc>
@@ -2863,7 +2810,7 @@
       <w:pPr>
         <w:pStyle w:val="Cmsor2"/>
       </w:pPr>
-      <w:bookmarkStart w:id="3" w:name="_Toc243388587"/>
+      <w:bookmarkStart w:id="3" w:name="_Toc243393126"/>
       <w:r>
         <w:t xml:space="preserve">2.2 </w:t>
       </w:r>
@@ -2884,23 +2831,7 @@
           <w:rFonts w:ascii="Times New Roman" w:hAnsi="Times New Roman" w:cs="Times New Roman"/>
           <w:sz w:val="24"/>
         </w:rPr>
-        <w:t xml:space="preserve">Az ábrán két telephely van. Az egyik a központi a másik pedig távoli telephely. Ezek az interneten és két </w:t>
-      </w:r>
-      <w:proofErr w:type="spellStart"/>
-      <w:r>
-        <w:rPr>
-          <w:rFonts w:ascii="Times New Roman" w:hAnsi="Times New Roman" w:cs="Times New Roman"/>
-          <w:sz w:val="24"/>
-        </w:rPr>
-        <w:t>routeren</w:t>
-      </w:r>
-      <w:proofErr w:type="spellEnd"/>
-      <w:r>
-        <w:rPr>
-          <w:rFonts w:ascii="Times New Roman" w:hAnsi="Times New Roman" w:cs="Times New Roman"/>
-          <w:sz w:val="24"/>
-        </w:rPr>
-        <w:t xml:space="preserve"> keresztül </w:t>
+        <w:t xml:space="preserve">Az ábrán két telephely van. Az egyik a központi a másik pedig távoli telephely. Ezek az interneten és két routeren keresztül </w:t>
       </w:r>
       <w:r>
         <w:rPr>
@@ -2914,23 +2845,21 @@
           <w:rFonts w:ascii="Times New Roman" w:hAnsi="Times New Roman" w:cs="Times New Roman"/>
           <w:sz w:val="24"/>
         </w:rPr>
-        <w:t xml:space="preserve">. Mind a két telephelynél találhatóak számítógépek, a központi telephelyen </w:t>
-      </w:r>
-      <w:proofErr w:type="gramStart"/>
-      <w:r>
-        <w:rPr>
-          <w:rFonts w:ascii="Times New Roman" w:hAnsi="Times New Roman" w:cs="Times New Roman"/>
-          <w:sz w:val="24"/>
-        </w:rPr>
-        <w:t>négy</w:t>
-      </w:r>
-      <w:proofErr w:type="gramEnd"/>
-      <w:r>
-        <w:rPr>
-          <w:rFonts w:ascii="Times New Roman" w:hAnsi="Times New Roman" w:cs="Times New Roman"/>
-          <w:sz w:val="24"/>
-        </w:rPr>
-        <w:t xml:space="preserve"> míg a távolin csak egy.</w:t>
+        <w:t>. Mind a két telephelynél találhatóak számítógép</w:t>
+      </w:r>
+      <w:r>
+        <w:rPr>
+          <w:rFonts w:ascii="Times New Roman" w:hAnsi="Times New Roman" w:cs="Times New Roman"/>
+          <w:sz w:val="24"/>
+        </w:rPr>
+        <w:t xml:space="preserve">ek, a központi telephelyen négy </w:t>
+      </w:r>
+      <w:r>
+        <w:rPr>
+          <w:rFonts w:ascii="Times New Roman" w:hAnsi="Times New Roman" w:cs="Times New Roman"/>
+          <w:sz w:val="24"/>
+        </w:rPr>
+        <w:t>míg a távolin csak egy.</w:t>
       </w:r>
       <w:r>
         <w:rPr>
@@ -2951,23 +2880,7 @@
           <w:rFonts w:ascii="Times New Roman" w:hAnsi="Times New Roman" w:cs="Times New Roman"/>
           <w:sz w:val="24"/>
         </w:rPr>
-        <w:t xml:space="preserve">g egy külön laptop </w:t>
-      </w:r>
-      <w:proofErr w:type="gramStart"/>
-      <w:r>
-        <w:rPr>
-          <w:rFonts w:ascii="Times New Roman" w:hAnsi="Times New Roman" w:cs="Times New Roman"/>
-          <w:sz w:val="24"/>
-        </w:rPr>
-        <w:t>is</w:t>
-      </w:r>
-      <w:proofErr w:type="gramEnd"/>
-      <w:r>
-        <w:rPr>
-          <w:rFonts w:ascii="Times New Roman" w:hAnsi="Times New Roman" w:cs="Times New Roman"/>
-          <w:sz w:val="24"/>
-        </w:rPr>
-        <w:t xml:space="preserve"> ami képes </w:t>
+        <w:t xml:space="preserve">g egy külön laptop is ami képes </w:t>
       </w:r>
       <w:r>
         <w:rPr>
@@ -3000,9 +2913,31 @@
     </w:p>
     <w:p>
       <w:pPr>
+        <w:rPr>
+          <w:rFonts w:ascii="Times New Roman" w:hAnsi="Times New Roman" w:cs="Times New Roman"/>
+          <w:sz w:val="24"/>
+        </w:rPr>
+      </w:pPr>
+      <w:r>
+        <w:rPr>
+          <w:rFonts w:ascii="Times New Roman" w:hAnsi="Times New Roman" w:cs="Times New Roman"/>
+          <w:sz w:val="24"/>
+        </w:rPr>
+        <w:t>+ezt ki kell bővíteni: IP-kel(tartományokkal), G</w:t>
+      </w:r>
+      <w:r>
+        <w:rPr>
+          <w:rFonts w:ascii="Times New Roman" w:hAnsi="Times New Roman" w:cs="Times New Roman"/>
+          <w:sz w:val="24"/>
+        </w:rPr>
+        <w:t>ép nevekkel.</w:t>
+      </w:r>
+    </w:p>
+    <w:p>
+      <w:pPr>
         <w:pStyle w:val="Cmsor2"/>
       </w:pPr>
-      <w:bookmarkStart w:id="4" w:name="_Toc243388588"/>
+      <w:bookmarkStart w:id="4" w:name="_Toc243393127"/>
       <w:r>
         <w:t xml:space="preserve">2.3 </w:t>
       </w:r>
@@ -3143,25 +3078,7 @@
           <w:sz w:val="24"/>
           <w:szCs w:val="24"/>
         </w:rPr>
-        <w:t>A routerek statikus és dinamikus (</w:t>
-      </w:r>
-      <w:proofErr w:type="spellStart"/>
-      <w:r>
-        <w:rPr>
-          <w:rFonts w:ascii="Times New Roman" w:hAnsi="Times New Roman" w:cs="Times New Roman"/>
-          <w:sz w:val="24"/>
-          <w:szCs w:val="24"/>
-        </w:rPr>
-        <w:t>dhcp</w:t>
-      </w:r>
-      <w:proofErr w:type="spellEnd"/>
-      <w:r>
-        <w:rPr>
-          <w:rFonts w:ascii="Times New Roman" w:hAnsi="Times New Roman" w:cs="Times New Roman"/>
-          <w:sz w:val="24"/>
-          <w:szCs w:val="24"/>
-        </w:rPr>
-        <w:t>) forgalomirányítási protokollok segítségével biztosítja a forgalom átjárhat</w:t>
+        <w:t>A routerek statikus és dinamikus (dhcp) forgalomirányítási protokollok segítségével biztosítja a forgalom átjárhat</w:t>
       </w:r>
       <w:r>
         <w:rPr>
@@ -3286,7 +3203,7 @@
       <w:r>
         <w:t xml:space="preserve"> </w:t>
       </w:r>
-      <w:bookmarkStart w:id="5" w:name="_Toc243388589"/>
+      <w:bookmarkStart w:id="5" w:name="_Toc243393128"/>
       <w:r>
         <w:t>A távoli munkavégzés és a VPN kapcsolat célja:</w:t>
       </w:r>
@@ -3332,15 +3249,23 @@
           <w:sz w:val="24"/>
           <w:szCs w:val="24"/>
         </w:rPr>
-        <w:t>: A hálózati topológia job</w:t>
-      </w:r>
-      <w:r>
-        <w:rPr>
-          <w:rFonts w:ascii="Times New Roman" w:hAnsi="Times New Roman" w:cs="Times New Roman"/>
-          <w:sz w:val="24"/>
-          <w:szCs w:val="24"/>
-        </w:rPr>
-        <w:t>b szélén elhelyezett számítógép (WIN7</w:t>
+        <w:t xml:space="preserve">: A külső gép </w:t>
+      </w:r>
+      <w:r>
+        <w:rPr>
+          <w:rFonts w:ascii="Times New Roman" w:hAnsi="Times New Roman" w:cs="Times New Roman"/>
+          <w:sz w:val="24"/>
+          <w:szCs w:val="24"/>
+        </w:rPr>
+        <w:t>(W</w:t>
+      </w:r>
+      <w:r>
+        <w:rPr>
+          <w:rFonts w:ascii="Times New Roman" w:hAnsi="Times New Roman" w:cs="Times New Roman"/>
+          <w:sz w:val="24"/>
+          <w:szCs w:val="24"/>
+        </w:rPr>
+        <w:t>IN10</w:t>
       </w:r>
       <w:r>
         <w:rPr>
@@ -3364,15 +3289,71 @@
           <w:sz w:val="24"/>
           <w:szCs w:val="24"/>
         </w:rPr>
-        <w:t xml:space="preserve"> Í</w:t>
-      </w:r>
-      <w:r>
-        <w:rPr>
-          <w:rFonts w:ascii="Times New Roman" w:hAnsi="Times New Roman" w:cs="Times New Roman"/>
-          <w:sz w:val="24"/>
-          <w:szCs w:val="24"/>
-        </w:rPr>
-        <w:t>gy a dolgozó egy publikus hálózaton keresztül is képes dolgozni.</w:t>
+        <w:t xml:space="preserve"> </w:t>
+      </w:r>
+      <w:r>
+        <w:rPr>
+          <w:rFonts w:ascii="Times New Roman" w:hAnsi="Times New Roman" w:cs="Times New Roman"/>
+          <w:sz w:val="24"/>
+          <w:szCs w:val="24"/>
+        </w:rPr>
+        <w:t>Í</w:t>
+      </w:r>
+      <w:r>
+        <w:rPr>
+          <w:rFonts w:ascii="Times New Roman" w:hAnsi="Times New Roman" w:cs="Times New Roman"/>
+          <w:sz w:val="24"/>
+          <w:szCs w:val="24"/>
+        </w:rPr>
+        <w:t>gy a kliens képes</w:t>
+      </w:r>
+      <w:r>
+        <w:rPr>
+          <w:rFonts w:ascii="Times New Roman" w:hAnsi="Times New Roman" w:cs="Times New Roman"/>
+          <w:sz w:val="24"/>
+          <w:szCs w:val="24"/>
+        </w:rPr>
+        <w:t xml:space="preserve"> </w:t>
+      </w:r>
+      <w:r>
+        <w:rPr>
+          <w:rFonts w:ascii="Times New Roman" w:hAnsi="Times New Roman" w:cs="Times New Roman"/>
+          <w:sz w:val="24"/>
+          <w:szCs w:val="24"/>
+        </w:rPr>
+        <w:t xml:space="preserve">bármelyik </w:t>
+      </w:r>
+      <w:r>
+        <w:rPr>
+          <w:rFonts w:ascii="Times New Roman" w:hAnsi="Times New Roman" w:cs="Times New Roman"/>
+          <w:sz w:val="24"/>
+          <w:szCs w:val="24"/>
+        </w:rPr>
+        <w:t>hálóz</w:t>
+      </w:r>
+      <w:r>
+        <w:rPr>
+          <w:rFonts w:ascii="Times New Roman" w:hAnsi="Times New Roman" w:cs="Times New Roman"/>
+          <w:sz w:val="24"/>
+          <w:szCs w:val="24"/>
+        </w:rPr>
+        <w:t>aton keresztül is csatlakozni</w:t>
+      </w:r>
+      <w:r>
+        <w:rPr>
+          <w:rFonts w:ascii="Times New Roman" w:hAnsi="Times New Roman" w:cs="Times New Roman"/>
+          <w:sz w:val="24"/>
+          <w:szCs w:val="24"/>
+        </w:rPr>
+        <w:t xml:space="preserve"> a Központi telephelyhez</w:t>
+      </w:r>
+      <w:r>
+        <w:rPr>
+          <w:rFonts w:ascii="Times New Roman" w:hAnsi="Times New Roman" w:cs="Times New Roman"/>
+          <w:sz w:val="24"/>
+          <w:szCs w:val="24"/>
+        </w:rPr>
+        <w:t>.</w:t>
       </w:r>
     </w:p>
     <w:p>
@@ -3398,36 +3379,24 @@
           <w:sz w:val="24"/>
           <w:szCs w:val="24"/>
         </w:rPr>
-        <w:t xml:space="preserve">: A távoli munkavégzés egy biztonságos, titkosított VPN csatornán keresztül valósul meg. Ez garantálja, hogy az interneten keresztül az adatok ne legyenek </w:t>
-      </w:r>
-      <w:proofErr w:type="spellStart"/>
-      <w:r>
-        <w:rPr>
-          <w:rFonts w:ascii="Times New Roman" w:hAnsi="Times New Roman" w:cs="Times New Roman"/>
-          <w:sz w:val="24"/>
-          <w:szCs w:val="24"/>
-        </w:rPr>
-        <w:t>lehallgathatóak</w:t>
-      </w:r>
-      <w:proofErr w:type="spellEnd"/>
-      <w:r>
-        <w:rPr>
-          <w:rFonts w:ascii="Times New Roman" w:hAnsi="Times New Roman" w:cs="Times New Roman"/>
-          <w:sz w:val="24"/>
-          <w:szCs w:val="24"/>
-        </w:rPr>
-        <w:t xml:space="preserve"> vagy </w:t>
-      </w:r>
-      <w:proofErr w:type="spellStart"/>
-      <w:r>
-        <w:rPr>
-          <w:rFonts w:ascii="Times New Roman" w:hAnsi="Times New Roman" w:cs="Times New Roman"/>
-          <w:sz w:val="24"/>
-          <w:szCs w:val="24"/>
-        </w:rPr>
-        <w:t>módosíthatóak</w:t>
-      </w:r>
-      <w:proofErr w:type="spellEnd"/>
+        <w:t xml:space="preserve">: A távoli munkavégzés egy biztonságos, titkosított VPN csatornán keresztül valósul meg. </w:t>
+      </w:r>
+      <w:r>
+        <w:rPr>
+          <w:rFonts w:ascii="Times New Roman" w:hAnsi="Times New Roman" w:cs="Times New Roman"/>
+          <w:sz w:val="24"/>
+          <w:szCs w:val="24"/>
+        </w:rPr>
+        <w:t>Ez garantálja, hogy az interneten keresztül az adatok ne legyenek</w:t>
+      </w:r>
+      <w:r>
+        <w:rPr>
+          <w:rFonts w:ascii="Times New Roman" w:hAnsi="Times New Roman" w:cs="Times New Roman"/>
+          <w:sz w:val="24"/>
+          <w:szCs w:val="24"/>
+        </w:rPr>
+        <w:t xml:space="preserve"> ellophatóak</w:t>
+      </w:r>
       <w:r>
         <w:rPr>
           <w:rFonts w:ascii="Times New Roman" w:hAnsi="Times New Roman" w:cs="Times New Roman"/>
@@ -3436,8 +3405,6 @@
         </w:rPr>
         <w:t>.</w:t>
       </w:r>
-      <w:bookmarkStart w:id="6" w:name="_GoBack"/>
-      <w:bookmarkEnd w:id="6"/>
     </w:p>
     <w:p>
       <w:pPr>
@@ -3461,6 +3428,7 @@
           <w:sz w:val="24"/>
           <w:szCs w:val="24"/>
         </w:rPr>
+        <w:lastRenderedPageBreak/>
         <w:t>A megvalósításának célja</w:t>
       </w:r>
       <w:r>
@@ -3477,24 +3445,39 @@
           <w:sz w:val="24"/>
           <w:szCs w:val="24"/>
         </w:rPr>
-        <w:t>ndszer célja a rugalmasság és a munka</w:t>
-      </w:r>
-      <w:r>
-        <w:rPr>
-          <w:rFonts w:ascii="Times New Roman" w:hAnsi="Times New Roman" w:cs="Times New Roman"/>
-          <w:sz w:val="24"/>
-          <w:szCs w:val="24"/>
-        </w:rPr>
-        <w:t xml:space="preserve">menet folytonosságának biztosítása. VPN segítségével a külső helyszínen tartózkodó dolgozó </w:t>
-      </w:r>
-      <w:r>
-        <w:rPr>
-          <w:rFonts w:ascii="Times New Roman" w:hAnsi="Times New Roman" w:cs="Times New Roman"/>
-          <w:sz w:val="24"/>
-          <w:szCs w:val="24"/>
-        </w:rPr>
-        <w:lastRenderedPageBreak/>
-        <w:t>ugyanúgy éri el a Központi telephelyen a szervereket, mintha a központi irodában ülne, m</w:t>
+        <w:t>ndszer célja a rugalmasság</w:t>
+      </w:r>
+      <w:r>
+        <w:rPr>
+          <w:rFonts w:ascii="Times New Roman" w:hAnsi="Times New Roman" w:cs="Times New Roman"/>
+          <w:sz w:val="24"/>
+          <w:szCs w:val="24"/>
+        </w:rPr>
+        <w:t>, módosíthatóság</w:t>
+      </w:r>
+      <w:r>
+        <w:rPr>
+          <w:rFonts w:ascii="Times New Roman" w:hAnsi="Times New Roman" w:cs="Times New Roman"/>
+          <w:sz w:val="24"/>
+          <w:szCs w:val="24"/>
+        </w:rPr>
+        <w:t xml:space="preserve"> és a munka</w:t>
+      </w:r>
+      <w:r>
+        <w:rPr>
+          <w:rFonts w:ascii="Times New Roman" w:hAnsi="Times New Roman" w:cs="Times New Roman"/>
+          <w:sz w:val="24"/>
+          <w:szCs w:val="24"/>
+        </w:rPr>
+        <w:t xml:space="preserve">menet </w:t>
+      </w:r>
+      <w:r>
+        <w:rPr>
+          <w:rFonts w:ascii="Times New Roman" w:hAnsi="Times New Roman" w:cs="Times New Roman"/>
+          <w:sz w:val="24"/>
+          <w:szCs w:val="24"/>
+        </w:rPr>
+        <w:t>folytonosságának biztosítása. VPN segítségével a külső helyszínen tartózkodó dolgozó ugyanúgy éri el a Központi telephelyen a szervereket, mintha a központi irodában ülne, m</w:t>
       </w:r>
       <w:r>
         <w:rPr>
@@ -3518,8 +3501,18 @@
           <w:sz w:val="24"/>
           <w:szCs w:val="24"/>
         </w:rPr>
-        <w:t xml:space="preserve"> az illetéktelen behatolások.</w:t>
-      </w:r>
+        <w:t xml:space="preserve"> az illetéktelen behatolások</w:t>
+      </w:r>
+      <w:r>
+        <w:rPr>
+          <w:rFonts w:ascii="Times New Roman" w:hAnsi="Times New Roman" w:cs="Times New Roman"/>
+          <w:sz w:val="24"/>
+          <w:szCs w:val="24"/>
+        </w:rPr>
+        <w:t>.</w:t>
+      </w:r>
+      <w:bookmarkStart w:id="6" w:name="_GoBack"/>
+      <w:bookmarkEnd w:id="6"/>
     </w:p>
     <w:p>
       <w:pPr>
@@ -5591,6 +5584,45 @@
     <w:uiPriority w:val="99"/>
     <w:rsid w:val="00F62DDF"/>
   </w:style>
+  <w:style w:type="paragraph" w:styleId="Lbjegyzetszveg">
+    <w:name w:val="footnote text"/>
+    <w:basedOn w:val="Norml"/>
+    <w:link w:val="LbjegyzetszvegChar"/>
+    <w:uiPriority w:val="99"/>
+    <w:semiHidden/>
+    <w:unhideWhenUsed/>
+    <w:rsid w:val="000478E2"/>
+    <w:pPr>
+      <w:spacing w:after="0" w:line="240" w:lineRule="auto"/>
+    </w:pPr>
+    <w:rPr>
+      <w:sz w:val="20"/>
+      <w:szCs w:val="20"/>
+    </w:rPr>
+  </w:style>
+  <w:style w:type="character" w:customStyle="1" w:styleId="LbjegyzetszvegChar">
+    <w:name w:val="Lábjegyzetszöveg Char"/>
+    <w:basedOn w:val="Bekezdsalapbettpusa"/>
+    <w:link w:val="Lbjegyzetszveg"/>
+    <w:uiPriority w:val="99"/>
+    <w:semiHidden/>
+    <w:rsid w:val="000478E2"/>
+    <w:rPr>
+      <w:sz w:val="20"/>
+      <w:szCs w:val="20"/>
+    </w:rPr>
+  </w:style>
+  <w:style w:type="character" w:styleId="Lbjegyzet-hivatkozs">
+    <w:name w:val="footnote reference"/>
+    <w:basedOn w:val="Bekezdsalapbettpusa"/>
+    <w:uiPriority w:val="99"/>
+    <w:semiHidden/>
+    <w:unhideWhenUsed/>
+    <w:rsid w:val="000478E2"/>
+    <w:rPr>
+      <w:vertAlign w:val="superscript"/>
+    </w:rPr>
+  </w:style>
 </w:styles>
 </file>
 
@@ -5952,7 +5984,7 @@
 </file>
 
 <file path=customXml/itemProps1.xml><?xml version="1.0" encoding="utf-8"?>
-<ds:datastoreItem xmlns:ds="http://schemas.openxmlformats.org/officeDocument/2006/customXml" ds:itemID="{A7BDA725-3B9D-428A-8543-B97A42FBC730}">
+<ds:datastoreItem xmlns:ds="http://schemas.openxmlformats.org/officeDocument/2006/customXml" ds:itemID="{759E1A2D-6628-4C6C-ABDF-DFEF5C4F9C06}">
   <ds:schemaRefs>
     <ds:schemaRef ds:uri="http://schemas.openxmlformats.org/officeDocument/2006/bibliography"/>
   </ds:schemaRefs>
